--- a/DeepLearning/docs/LLMs_3blue1brown.docx
+++ b/DeepLearning/docs/LLMs_3blue1brown.docx
@@ -3065,6 +3065,7 @@
       </w:pPr>
       <w:r>
         <w:rPr>
+          <w:rFonts w:ascii="Lato" w:hAnsi="Lato"/>
           <w:noProof/>
         </w:rPr>
         <w:drawing>
@@ -7296,6 +7297,445 @@
     <w:p>
       <w:pPr>
         <w:spacing w:after="0" w:line="240" w:lineRule="auto"/>
+        <w:rPr>
+          <w:rFonts w:ascii="Lato" w:eastAsia="Times New Roman" w:hAnsi="Lato" w:cs="Times New Roman"/>
+          <w:b/>
+          <w:bCs/>
+          <w:kern w:val="0"/>
+          <w14:ligatures w14:val="none"/>
+        </w:rPr>
+      </w:pPr>
+      <w:r>
+        <w:rPr>
+          <w:rFonts w:ascii="Lato" w:eastAsia="Times New Roman" w:hAnsi="Lato" w:cs="Times New Roman"/>
+          <w:b/>
+          <w:bCs/>
+          <w:kern w:val="0"/>
+          <w14:ligatures w14:val="none"/>
+        </w:rPr>
+        <w:t>1. What the embedding matrix is</w:t>
+      </w:r>
+    </w:p>
+    <w:p>
+      <w:pPr>
+        <w:numPr>
+          <w:ilvl w:val="0"/>
+          <w:numId w:val="64"/>
+        </w:numPr>
+        <w:spacing w:after="0" w:line="240" w:lineRule="auto"/>
+        <w:rPr>
+          <w:rFonts w:ascii="Lato" w:eastAsia="Times New Roman" w:hAnsi="Lato" w:cs="Times New Roman"/>
+          <w:kern w:val="0"/>
+          <w14:ligatures w14:val="none"/>
+        </w:rPr>
+      </w:pPr>
+      <w:r>
+        <w:rPr>
+          <w:rFonts w:ascii="Lato" w:eastAsia="Times New Roman" w:hAnsi="Lato" w:cs="Times New Roman"/>
+          <w:kern w:val="0"/>
+          <w14:ligatures w14:val="none"/>
+        </w:rPr>
+        <w:t>It’s a big lookup table: every token in the vocabulary has a learned vector.</w:t>
+      </w:r>
+    </w:p>
+    <w:p>
+      <w:pPr>
+        <w:numPr>
+          <w:ilvl w:val="0"/>
+          <w:numId w:val="64"/>
+        </w:numPr>
+        <w:spacing w:after="0" w:line="240" w:lineRule="auto"/>
+        <w:rPr>
+          <w:rFonts w:ascii="Lato" w:eastAsia="Times New Roman" w:hAnsi="Lato" w:cs="Times New Roman"/>
+          <w:kern w:val="0"/>
+          <w14:ligatures w14:val="none"/>
+        </w:rPr>
+      </w:pPr>
+      <w:r>
+        <w:rPr>
+          <w:rFonts w:ascii="Lato" w:eastAsia="Times New Roman" w:hAnsi="Lato" w:cs="Times New Roman"/>
+          <w:kern w:val="0"/>
+          <w14:ligatures w14:val="none"/>
+        </w:rPr>
+        <w:t>After training, these vectors are not random — they encode relationships that help the model predict the next word.</w:t>
+      </w:r>
+    </w:p>
+    <w:p>
+      <w:pPr>
+        <w:spacing w:after="0" w:line="240" w:lineRule="auto"/>
+        <w:rPr>
+          <w:rFonts w:ascii="Lato" w:eastAsia="Times New Roman" w:hAnsi="Lato" w:cs="Times New Roman"/>
+          <w:kern w:val="0"/>
+          <w14:ligatures w14:val="none"/>
+        </w:rPr>
+      </w:pPr>
+      <w:r>
+        <w:rPr>
+          <w:rFonts w:ascii="Lato" w:eastAsia="Times New Roman" w:hAnsi="Lato" w:cs="Times New Roman"/>
+          <w:kern w:val="0"/>
+          <w14:ligatures w14:val="none"/>
+        </w:rPr>
+        <w:pict w14:anchorId="061A3C4E">
+          <v:rect id="_x0000_i1991" style="width:0;height:1.5pt" o:hralign="center" o:hrstd="t" o:hr="t" fillcolor="#a0a0a0" stroked="f"/>
+        </w:pict>
+      </w:r>
+    </w:p>
+    <w:p>
+      <w:pPr>
+        <w:spacing w:after="0" w:line="240" w:lineRule="auto"/>
+        <w:rPr>
+          <w:rFonts w:ascii="Lato" w:eastAsia="Times New Roman" w:hAnsi="Lato" w:cs="Times New Roman"/>
+          <w:b/>
+          <w:bCs/>
+          <w:kern w:val="0"/>
+          <w14:ligatures w14:val="none"/>
+        </w:rPr>
+      </w:pPr>
+      <w:r>
+        <w:rPr>
+          <w:rFonts w:ascii="Lato" w:eastAsia="Times New Roman" w:hAnsi="Lato" w:cs="Times New Roman"/>
+          <w:b/>
+          <w:bCs/>
+          <w:kern w:val="0"/>
+          <w14:ligatures w14:val="none"/>
+        </w:rPr>
+        <w:t>2. Where “directions” come from</w:t>
+      </w:r>
+    </w:p>
+    <w:p>
+      <w:pPr>
+        <w:numPr>
+          <w:ilvl w:val="0"/>
+          <w:numId w:val="65"/>
+        </w:numPr>
+        <w:spacing w:after="0" w:line="240" w:lineRule="auto"/>
+        <w:rPr>
+          <w:rFonts w:ascii="Lato" w:eastAsia="Times New Roman" w:hAnsi="Lato" w:cs="Times New Roman"/>
+          <w:kern w:val="0"/>
+          <w14:ligatures w14:val="none"/>
+        </w:rPr>
+      </w:pPr>
+      <w:r>
+        <w:rPr>
+          <w:rFonts w:ascii="Lato" w:eastAsia="Times New Roman" w:hAnsi="Lato" w:cs="Times New Roman"/>
+          <w:kern w:val="0"/>
+          <w14:ligatures w14:val="none"/>
+        </w:rPr>
+        <w:t xml:space="preserve">When we say </w:t>
+      </w:r>
+      <w:r>
+        <w:rPr>
+          <w:rFonts w:ascii="Lato" w:eastAsia="Times New Roman" w:hAnsi="Lato" w:cs="Times New Roman"/>
+          <w:i/>
+          <w:iCs/>
+          <w:kern w:val="0"/>
+          <w14:ligatures w14:val="none"/>
+        </w:rPr>
+        <w:t>“there’s a gender direction”</w:t>
+      </w:r>
+      <w:r>
+        <w:rPr>
+          <w:rFonts w:ascii="Lato" w:eastAsia="Times New Roman" w:hAnsi="Lato" w:cs="Times New Roman"/>
+          <w:kern w:val="0"/>
+          <w14:ligatures w14:val="none"/>
+        </w:rPr>
+        <w:t xml:space="preserve"> or </w:t>
+      </w:r>
+      <w:r>
+        <w:rPr>
+          <w:rFonts w:ascii="Lato" w:eastAsia="Times New Roman" w:hAnsi="Lato" w:cs="Times New Roman"/>
+          <w:i/>
+          <w:iCs/>
+          <w:kern w:val="0"/>
+          <w14:ligatures w14:val="none"/>
+        </w:rPr>
+        <w:t>“a plural direction”</w:t>
+      </w:r>
+      <w:r>
+        <w:rPr>
+          <w:rFonts w:ascii="Lato" w:eastAsia="Times New Roman" w:hAnsi="Lato" w:cs="Times New Roman"/>
+          <w:kern w:val="0"/>
+          <w14:ligatures w14:val="none"/>
+        </w:rPr>
+        <w:t xml:space="preserve">, we mean that if you look at the vectors in this embedding space, </w:t>
+      </w:r>
+      <w:r>
+        <w:rPr>
+          <w:rFonts w:ascii="Lato" w:eastAsia="Times New Roman" w:hAnsi="Lato" w:cs="Times New Roman"/>
+          <w:b/>
+          <w:bCs/>
+          <w:kern w:val="0"/>
+          <w14:ligatures w14:val="none"/>
+        </w:rPr>
+        <w:t>certain differences line up consistently</w:t>
+      </w:r>
+      <w:r>
+        <w:rPr>
+          <w:rFonts w:ascii="Lato" w:eastAsia="Times New Roman" w:hAnsi="Lato" w:cs="Times New Roman"/>
+          <w:kern w:val="0"/>
+          <w14:ligatures w14:val="none"/>
+        </w:rPr>
+        <w:t>.</w:t>
+      </w:r>
+    </w:p>
+    <w:p>
+      <w:pPr>
+        <w:numPr>
+          <w:ilvl w:val="1"/>
+          <w:numId w:val="65"/>
+        </w:numPr>
+        <w:spacing w:after="0" w:line="240" w:lineRule="auto"/>
+        <w:rPr>
+          <w:rFonts w:ascii="Lato" w:eastAsia="Times New Roman" w:hAnsi="Lato" w:cs="Times New Roman"/>
+          <w:kern w:val="0"/>
+          <w14:ligatures w14:val="none"/>
+        </w:rPr>
+      </w:pPr>
+      <w:r>
+        <w:rPr>
+          <w:rFonts w:ascii="Lato" w:eastAsia="Times New Roman" w:hAnsi="Lato" w:cs="Times New Roman"/>
+          <w:kern w:val="0"/>
+          <w14:ligatures w14:val="none"/>
+        </w:rPr>
+        <w:t>Example: king – queen and man – woman both point in a similar direction (gender axis).</w:t>
+      </w:r>
+    </w:p>
+    <w:p>
+      <w:pPr>
+        <w:numPr>
+          <w:ilvl w:val="1"/>
+          <w:numId w:val="65"/>
+        </w:numPr>
+        <w:spacing w:after="0" w:line="240" w:lineRule="auto"/>
+        <w:rPr>
+          <w:rFonts w:ascii="Lato" w:eastAsia="Times New Roman" w:hAnsi="Lato" w:cs="Times New Roman"/>
+          <w:kern w:val="0"/>
+          <w14:ligatures w14:val="none"/>
+        </w:rPr>
+      </w:pPr>
+      <w:r>
+        <w:rPr>
+          <w:rFonts w:ascii="Lato" w:eastAsia="Times New Roman" w:hAnsi="Lato" w:cs="Times New Roman"/>
+          <w:kern w:val="0"/>
+          <w14:ligatures w14:val="none"/>
+        </w:rPr>
+        <w:t>Example: cat – cats and dog – dogs both point in a similar direction (plural axis).</w:t>
+      </w:r>
+    </w:p>
+    <w:p>
+      <w:pPr>
+        <w:numPr>
+          <w:ilvl w:val="0"/>
+          <w:numId w:val="65"/>
+        </w:numPr>
+        <w:spacing w:after="0" w:line="240" w:lineRule="auto"/>
+        <w:rPr>
+          <w:rFonts w:ascii="Lato" w:eastAsia="Times New Roman" w:hAnsi="Lato" w:cs="Times New Roman"/>
+          <w:kern w:val="0"/>
+          <w14:ligatures w14:val="none"/>
+        </w:rPr>
+      </w:pPr>
+      <w:r>
+        <w:rPr>
+          <w:rFonts w:ascii="Lato" w:eastAsia="Times New Roman" w:hAnsi="Lato" w:cs="Times New Roman"/>
+          <w:kern w:val="0"/>
+          <w14:ligatures w14:val="none"/>
+        </w:rPr>
+        <w:lastRenderedPageBreak/>
+        <w:t xml:space="preserve">These directions are </w:t>
+      </w:r>
+      <w:r>
+        <w:rPr>
+          <w:rFonts w:ascii="Lato" w:eastAsia="Times New Roman" w:hAnsi="Lato" w:cs="Times New Roman"/>
+          <w:i/>
+          <w:iCs/>
+          <w:kern w:val="0"/>
+          <w14:ligatures w14:val="none"/>
+        </w:rPr>
+        <w:t>not explicitly built in</w:t>
+      </w:r>
+      <w:r>
+        <w:rPr>
+          <w:rFonts w:ascii="Lato" w:eastAsia="Times New Roman" w:hAnsi="Lato" w:cs="Times New Roman"/>
+          <w:kern w:val="0"/>
+          <w14:ligatures w14:val="none"/>
+        </w:rPr>
+        <w:t xml:space="preserve"> — they </w:t>
+      </w:r>
+      <w:r>
+        <w:rPr>
+          <w:rFonts w:ascii="Lato" w:eastAsia="Times New Roman" w:hAnsi="Lato" w:cs="Times New Roman"/>
+          <w:b/>
+          <w:bCs/>
+          <w:kern w:val="0"/>
+          <w14:ligatures w14:val="none"/>
+        </w:rPr>
+        <w:t>emerge naturally</w:t>
+      </w:r>
+      <w:r>
+        <w:rPr>
+          <w:rFonts w:ascii="Lato" w:eastAsia="Times New Roman" w:hAnsi="Lato" w:cs="Times New Roman"/>
+          <w:kern w:val="0"/>
+          <w14:ligatures w14:val="none"/>
+        </w:rPr>
+        <w:t xml:space="preserve"> because the training forces embeddings to capture patterns in language.</w:t>
+      </w:r>
+    </w:p>
+    <w:p>
+      <w:pPr>
+        <w:spacing w:after="0" w:line="240" w:lineRule="auto"/>
+        <w:rPr>
+          <w:rFonts w:ascii="Lato" w:eastAsia="Times New Roman" w:hAnsi="Lato" w:cs="Times New Roman"/>
+          <w:kern w:val="0"/>
+          <w14:ligatures w14:val="none"/>
+        </w:rPr>
+      </w:pPr>
+      <w:r>
+        <w:rPr>
+          <w:rFonts w:ascii="Lato" w:eastAsia="Times New Roman" w:hAnsi="Lato" w:cs="Times New Roman"/>
+          <w:kern w:val="0"/>
+          <w14:ligatures w14:val="none"/>
+        </w:rPr>
+        <w:pict w14:anchorId="378824B9">
+          <v:rect id="_x0000_i1992" style="width:0;height:1.5pt" o:hralign="center" o:hrstd="t" o:hr="t" fillcolor="#a0a0a0" stroked="f"/>
+        </w:pict>
+      </w:r>
+    </w:p>
+    <w:p>
+      <w:pPr>
+        <w:spacing w:after="0" w:line="240" w:lineRule="auto"/>
+        <w:rPr>
+          <w:rFonts w:ascii="Lato" w:eastAsia="Times New Roman" w:hAnsi="Lato" w:cs="Times New Roman"/>
+          <w:b/>
+          <w:bCs/>
+          <w:kern w:val="0"/>
+          <w14:ligatures w14:val="none"/>
+        </w:rPr>
+      </w:pPr>
+      <w:r>
+        <w:rPr>
+          <w:rFonts w:ascii="Lato" w:eastAsia="Times New Roman" w:hAnsi="Lato" w:cs="Times New Roman"/>
+          <w:b/>
+          <w:bCs/>
+          <w:kern w:val="0"/>
+          <w14:ligatures w14:val="none"/>
+        </w:rPr>
+        <w:t>3. Where this happens</w:t>
+      </w:r>
+    </w:p>
+    <w:p>
+      <w:pPr>
+        <w:numPr>
+          <w:ilvl w:val="0"/>
+          <w:numId w:val="66"/>
+        </w:numPr>
+        <w:spacing w:after="0" w:line="240" w:lineRule="auto"/>
+        <w:rPr>
+          <w:rFonts w:ascii="Lato" w:eastAsia="Times New Roman" w:hAnsi="Lato" w:cs="Times New Roman"/>
+          <w:kern w:val="0"/>
+          <w14:ligatures w14:val="none"/>
+        </w:rPr>
+      </w:pPr>
+      <w:r>
+        <w:rPr>
+          <w:rFonts w:ascii="Lato" w:eastAsia="Times New Roman" w:hAnsi="Lato" w:cs="Times New Roman"/>
+          <w:kern w:val="0"/>
+          <w14:ligatures w14:val="none"/>
+        </w:rPr>
+        <w:t xml:space="preserve">This kind of structure shows up directly in the </w:t>
+      </w:r>
+      <w:r>
+        <w:rPr>
+          <w:rFonts w:ascii="Lato" w:eastAsia="Times New Roman" w:hAnsi="Lato" w:cs="Times New Roman"/>
+          <w:b/>
+          <w:bCs/>
+          <w:kern w:val="0"/>
+          <w14:ligatures w14:val="none"/>
+        </w:rPr>
+        <w:t>embedding matrix</w:t>
+      </w:r>
+      <w:r>
+        <w:rPr>
+          <w:rFonts w:ascii="Lato" w:eastAsia="Times New Roman" w:hAnsi="Lato" w:cs="Times New Roman"/>
+          <w:kern w:val="0"/>
+          <w14:ligatures w14:val="none"/>
+        </w:rPr>
+        <w:t xml:space="preserve"> (the initial token embeddings).</w:t>
+      </w:r>
+    </w:p>
+    <w:p>
+      <w:pPr>
+        <w:numPr>
+          <w:ilvl w:val="0"/>
+          <w:numId w:val="66"/>
+        </w:numPr>
+        <w:spacing w:after="0" w:line="240" w:lineRule="auto"/>
+        <w:rPr>
+          <w:rFonts w:ascii="Lato" w:eastAsia="Times New Roman" w:hAnsi="Lato" w:cs="Times New Roman"/>
+          <w:kern w:val="0"/>
+          <w14:ligatures w14:val="none"/>
+        </w:rPr>
+      </w:pPr>
+      <w:r>
+        <w:rPr>
+          <w:rFonts w:ascii="Lato" w:eastAsia="Times New Roman" w:hAnsi="Lato" w:cs="Times New Roman"/>
+          <w:kern w:val="0"/>
+          <w14:ligatures w14:val="none"/>
+        </w:rPr>
+        <w:t xml:space="preserve">As the tokens flow through layers of attention and MLPs, their vectors become more </w:t>
+      </w:r>
+      <w:r>
+        <w:rPr>
+          <w:rFonts w:ascii="Lato" w:eastAsia="Times New Roman" w:hAnsi="Lato" w:cs="Times New Roman"/>
+          <w:b/>
+          <w:bCs/>
+          <w:kern w:val="0"/>
+          <w14:ligatures w14:val="none"/>
+        </w:rPr>
+        <w:t>contextualized</w:t>
+      </w:r>
+      <w:r>
+        <w:rPr>
+          <w:rFonts w:ascii="Lato" w:eastAsia="Times New Roman" w:hAnsi="Lato" w:cs="Times New Roman"/>
+          <w:kern w:val="0"/>
+          <w14:ligatures w14:val="none"/>
+        </w:rPr>
+        <w:t xml:space="preserve"> — but the idea of “meaningful directions” is clearest in the learned embedding space itself.</w:t>
+      </w:r>
+    </w:p>
+    <w:p>
+      <w:pPr>
+        <w:spacing w:after="0" w:line="240" w:lineRule="auto"/>
+        <w:rPr>
+          <w:rFonts w:ascii="Lato" w:eastAsia="Times New Roman" w:hAnsi="Lato" w:cs="Times New Roman"/>
+          <w:kern w:val="0"/>
+          <w14:ligatures w14:val="none"/>
+        </w:rPr>
+      </w:pPr>
+      <w:r>
+        <w:rPr>
+          <w:rFonts w:ascii="Lato" w:eastAsia="Times New Roman" w:hAnsi="Lato" w:cs="Times New Roman"/>
+          <w:kern w:val="0"/>
+          <w14:ligatures w14:val="none"/>
+        </w:rPr>
+        <w:pict w14:anchorId="7CF5A35F">
+          <v:rect id="_x0000_i1993" style="width:0;height:1.5pt" o:hralign="center" o:hrstd="t" o:hr="t" fillcolor="#a0a0a0" stroked="f"/>
+        </w:pict>
+      </w:r>
+    </w:p>
+    <w:p>
+      <w:pPr>
+        <w:spacing w:after="0" w:line="240" w:lineRule="auto"/>
+        <w:rPr>
+          <w:rFonts w:ascii="Lato" w:eastAsia="Times New Roman" w:hAnsi="Lato" w:cs="Times New Roman"/>
+          <w:kern w:val="0"/>
+          <w14:ligatures w14:val="none"/>
+        </w:rPr>
+      </w:pPr>
+    </w:p>
+    <w:p>
+      <w:pPr>
+        <w:spacing w:after="0" w:line="240" w:lineRule="auto"/>
         <w:jc w:val="center"/>
         <w:rPr>
           <w:rFonts w:ascii="Lato" w:eastAsia="Times New Roman" w:hAnsi="Lato" w:cs="Times New Roman"/>
@@ -7315,6 +7755,1762 @@
         </w:rPr>
         <w:t>3</w:t>
       </w:r>
+    </w:p>
+    <w:p>
+      <w:pPr>
+        <w:spacing w:before="100" w:beforeAutospacing="1" w:after="100" w:afterAutospacing="1" w:line="240" w:lineRule="auto"/>
+        <w:outlineLvl w:val="0"/>
+        <w:rPr>
+          <w:rFonts w:ascii="Lato" w:eastAsia="Times New Roman" w:hAnsi="Lato" w:cs="Times New Roman"/>
+          <w:b/>
+          <w:bCs/>
+          <w:kern w:val="36"/>
+          <w:sz w:val="48"/>
+          <w:szCs w:val="48"/>
+          <w14:ligatures w14:val="none"/>
+        </w:rPr>
+      </w:pPr>
+      <w:r>
+        <w:rPr>
+          <w:rFonts w:ascii="Lato" w:eastAsia="Times New Roman" w:hAnsi="Lato" w:cs="Times New Roman"/>
+          <w:b/>
+          <w:bCs/>
+          <w:kern w:val="36"/>
+          <w:sz w:val="48"/>
+          <w:szCs w:val="48"/>
+          <w14:ligatures w14:val="none"/>
+        </w:rPr>
+        <w:t>How Do Large Language Models Store Facts?</w:t>
+      </w:r>
+    </w:p>
+    <w:p>
+      <w:pPr>
+        <w:spacing w:after="0" w:line="240" w:lineRule="auto"/>
+        <w:rPr>
+          <w:rFonts w:ascii="Lato" w:eastAsia="Times New Roman" w:hAnsi="Lato" w:cs="Times New Roman"/>
+          <w:kern w:val="0"/>
+          <w14:ligatures w14:val="none"/>
+        </w:rPr>
+      </w:pPr>
+      <w:r>
+        <w:rPr>
+          <w:rFonts w:ascii="Lato" w:eastAsia="Times New Roman" w:hAnsi="Lato" w:cs="Times New Roman"/>
+          <w:kern w:val="0"/>
+          <w14:ligatures w14:val="none"/>
+        </w:rPr>
+        <w:pict w14:anchorId="04381E2C">
+          <v:rect id="_x0000_i2574" style="width:0;height:1.5pt" o:hralign="center" o:hrstd="t" o:hr="t" fillcolor="#a0a0a0" stroked="f"/>
+        </w:pict>
+      </w:r>
+    </w:p>
+    <w:p>
+      <w:pPr>
+        <w:spacing w:before="100" w:beforeAutospacing="1" w:after="100" w:afterAutospacing="1" w:line="240" w:lineRule="auto"/>
+        <w:outlineLvl w:val="1"/>
+        <w:rPr>
+          <w:rFonts w:ascii="Lato" w:eastAsia="Times New Roman" w:hAnsi="Lato" w:cs="Times New Roman"/>
+          <w:b/>
+          <w:bCs/>
+          <w:kern w:val="0"/>
+          <w:sz w:val="36"/>
+          <w:szCs w:val="36"/>
+          <w14:ligatures w14:val="none"/>
+        </w:rPr>
+      </w:pPr>
+      <w:r>
+        <w:rPr>
+          <w:rFonts w:ascii="Lato" w:eastAsia="Times New Roman" w:hAnsi="Lato" w:cs="Times New Roman"/>
+          <w:b/>
+          <w:bCs/>
+          <w:kern w:val="0"/>
+          <w:sz w:val="36"/>
+          <w:szCs w:val="36"/>
+          <w14:ligatures w14:val="none"/>
+        </w:rPr>
+        <w:t>1. The Puzzle: Where Do Facts Live in LLMs?</w:t>
+      </w:r>
+    </w:p>
+    <w:p>
+      <w:pPr>
+        <w:spacing w:before="100" w:beforeAutospacing="1" w:after="100" w:afterAutospacing="1" w:line="240" w:lineRule="auto"/>
+        <w:rPr>
+          <w:rFonts w:ascii="Lato" w:eastAsia="Times New Roman" w:hAnsi="Lato" w:cs="Times New Roman"/>
+          <w:kern w:val="0"/>
+          <w14:ligatures w14:val="none"/>
+        </w:rPr>
+      </w:pPr>
+      <w:r>
+        <w:rPr>
+          <w:rFonts w:ascii="Lato" w:eastAsia="Times New Roman" w:hAnsi="Lato" w:cs="Times New Roman"/>
+          <w:kern w:val="0"/>
+          <w14:ligatures w14:val="none"/>
+        </w:rPr>
+        <w:t>When you give a large language model (LLM) the prompt:</w:t>
+      </w:r>
+    </w:p>
+    <w:p>
+      <w:pPr>
+        <w:spacing w:before="100" w:beforeAutospacing="1" w:after="100" w:afterAutospacing="1" w:line="240" w:lineRule="auto"/>
+        <w:rPr>
+          <w:rFonts w:ascii="Lato" w:eastAsia="Times New Roman" w:hAnsi="Lato" w:cs="Times New Roman"/>
+          <w:kern w:val="0"/>
+          <w14:ligatures w14:val="none"/>
+        </w:rPr>
+      </w:pPr>
+      <w:r>
+        <w:rPr>
+          <w:rFonts w:ascii="Lato" w:eastAsia="Times New Roman" w:hAnsi="Lato" w:cs="Times New Roman"/>
+          <w:i/>
+          <w:iCs/>
+          <w:kern w:val="0"/>
+          <w14:ligatures w14:val="none"/>
+        </w:rPr>
+        <w:t>“Michael Jordan plays the sport of …”</w:t>
+      </w:r>
+    </w:p>
+    <w:p>
+      <w:pPr>
+        <w:spacing w:before="100" w:beforeAutospacing="1" w:after="100" w:afterAutospacing="1" w:line="240" w:lineRule="auto"/>
+        <w:rPr>
+          <w:rFonts w:ascii="Lato" w:eastAsia="Times New Roman" w:hAnsi="Lato" w:cs="Times New Roman"/>
+          <w:kern w:val="0"/>
+          <w14:ligatures w14:val="none"/>
+        </w:rPr>
+      </w:pPr>
+      <w:r>
+        <w:rPr>
+          <w:rFonts w:ascii="Lato" w:eastAsia="Times New Roman" w:hAnsi="Lato" w:cs="Times New Roman"/>
+          <w:kern w:val="0"/>
+          <w14:ligatures w14:val="none"/>
+        </w:rPr>
+        <w:t xml:space="preserve">it confidently predicts </w:t>
+      </w:r>
+      <w:r>
+        <w:rPr>
+          <w:rFonts w:ascii="Lato" w:eastAsia="Times New Roman" w:hAnsi="Lato" w:cs="Times New Roman"/>
+          <w:i/>
+          <w:iCs/>
+          <w:kern w:val="0"/>
+          <w14:ligatures w14:val="none"/>
+        </w:rPr>
+        <w:t>“basketball.”</w:t>
+      </w:r>
+    </w:p>
+    <w:p>
+      <w:pPr>
+        <w:spacing w:before="100" w:beforeAutospacing="1" w:after="100" w:afterAutospacing="1" w:line="240" w:lineRule="auto"/>
+        <w:rPr>
+          <w:rFonts w:ascii="Lato" w:eastAsia="Times New Roman" w:hAnsi="Lato" w:cs="Times New Roman"/>
+          <w:kern w:val="0"/>
+          <w14:ligatures w14:val="none"/>
+        </w:rPr>
+      </w:pPr>
+      <w:r>
+        <w:rPr>
+          <w:rFonts w:ascii="Lato" w:eastAsia="Times New Roman" w:hAnsi="Lato" w:cs="Times New Roman"/>
+          <w:kern w:val="0"/>
+          <w14:ligatures w14:val="none"/>
+        </w:rPr>
+        <w:t xml:space="preserve">This means that </w:t>
+      </w:r>
+      <w:r>
+        <w:rPr>
+          <w:rFonts w:ascii="Lato" w:eastAsia="Times New Roman" w:hAnsi="Lato" w:cs="Times New Roman"/>
+          <w:b/>
+          <w:bCs/>
+          <w:kern w:val="0"/>
+          <w14:ligatures w14:val="none"/>
+        </w:rPr>
+        <w:t>somewhere inside its billions of parameters</w:t>
+      </w:r>
+      <w:r>
+        <w:rPr>
+          <w:rFonts w:ascii="Lato" w:eastAsia="Times New Roman" w:hAnsi="Lato" w:cs="Times New Roman"/>
+          <w:kern w:val="0"/>
+          <w14:ligatures w14:val="none"/>
+        </w:rPr>
+        <w:t xml:space="preserve">, the model has </w:t>
+      </w:r>
+      <w:r>
+        <w:rPr>
+          <w:rFonts w:ascii="Lato" w:eastAsia="Times New Roman" w:hAnsi="Lato" w:cs="Times New Roman"/>
+          <w:i/>
+          <w:iCs/>
+          <w:kern w:val="0"/>
+          <w14:ligatures w14:val="none"/>
+        </w:rPr>
+        <w:t>stored knowledge about Michael Jordan</w:t>
+      </w:r>
+      <w:r>
+        <w:rPr>
+          <w:rFonts w:ascii="Lato" w:eastAsia="Times New Roman" w:hAnsi="Lato" w:cs="Times New Roman"/>
+          <w:kern w:val="0"/>
+          <w14:ligatures w14:val="none"/>
+        </w:rPr>
+        <w:t xml:space="preserve"> and his sport. But where exactly is that information hiding?</w:t>
+      </w:r>
+    </w:p>
+    <w:p>
+      <w:pPr>
+        <w:spacing w:before="100" w:beforeAutospacing="1" w:after="100" w:afterAutospacing="1" w:line="240" w:lineRule="auto"/>
+        <w:rPr>
+          <w:rFonts w:ascii="Lato" w:eastAsia="Times New Roman" w:hAnsi="Lato" w:cs="Times New Roman"/>
+          <w:kern w:val="0"/>
+          <w14:ligatures w14:val="none"/>
+        </w:rPr>
+      </w:pPr>
+      <w:r>
+        <w:rPr>
+          <w:rFonts w:ascii="Lato" w:eastAsia="Times New Roman" w:hAnsi="Lato" w:cs="Times New Roman"/>
+          <w:kern w:val="0"/>
+          <w14:ligatures w14:val="none"/>
+        </w:rPr>
+        <w:t>Researchers (including from DeepMind) have been trying to answer this, and while a full understanding is still out of reach, we do know:</w:t>
+      </w:r>
+    </w:p>
+    <w:p>
+      <w:pPr>
+        <w:numPr>
+          <w:ilvl w:val="0"/>
+          <w:numId w:val="67"/>
+        </w:numPr>
+        <w:spacing w:before="100" w:beforeAutospacing="1" w:after="100" w:afterAutospacing="1" w:line="240" w:lineRule="auto"/>
+        <w:rPr>
+          <w:rFonts w:ascii="Lato" w:eastAsia="Times New Roman" w:hAnsi="Lato" w:cs="Times New Roman"/>
+          <w:kern w:val="0"/>
+          <w14:ligatures w14:val="none"/>
+        </w:rPr>
+      </w:pPr>
+      <w:r>
+        <w:rPr>
+          <w:rFonts w:ascii="Lato" w:eastAsia="Times New Roman" w:hAnsi="Lato" w:cs="Times New Roman"/>
+          <w:kern w:val="0"/>
+          <w14:ligatures w14:val="none"/>
+        </w:rPr>
+        <w:t xml:space="preserve">Many facts seem to reside in </w:t>
+      </w:r>
+      <w:r>
+        <w:rPr>
+          <w:rFonts w:ascii="Lato" w:eastAsia="Times New Roman" w:hAnsi="Lato" w:cs="Times New Roman"/>
+          <w:b/>
+          <w:bCs/>
+          <w:kern w:val="0"/>
+          <w14:ligatures w14:val="none"/>
+        </w:rPr>
+        <w:t>MLPs (multi-layer perceptrons)</w:t>
+      </w:r>
+      <w:r>
+        <w:rPr>
+          <w:rFonts w:ascii="Lato" w:eastAsia="Times New Roman" w:hAnsi="Lato" w:cs="Times New Roman"/>
+          <w:kern w:val="0"/>
+          <w14:ligatures w14:val="none"/>
+        </w:rPr>
+        <w:t xml:space="preserve"> inside transformers.</w:t>
+      </w:r>
+    </w:p>
+    <w:p>
+      <w:pPr>
+        <w:numPr>
+          <w:ilvl w:val="0"/>
+          <w:numId w:val="67"/>
+        </w:numPr>
+        <w:spacing w:before="100" w:beforeAutospacing="1" w:after="100" w:afterAutospacing="1" w:line="240" w:lineRule="auto"/>
+        <w:rPr>
+          <w:rFonts w:ascii="Lato" w:eastAsia="Times New Roman" w:hAnsi="Lato" w:cs="Times New Roman"/>
+          <w:kern w:val="0"/>
+          <w14:ligatures w14:val="none"/>
+        </w:rPr>
+      </w:pPr>
+      <w:r>
+        <w:rPr>
+          <w:rFonts w:ascii="Lato" w:eastAsia="Times New Roman" w:hAnsi="Lato" w:cs="Times New Roman"/>
+          <w:kern w:val="0"/>
+          <w14:ligatures w14:val="none"/>
+        </w:rPr>
+        <w:t xml:space="preserve">These MLPs make up the </w:t>
+      </w:r>
+      <w:r>
+        <w:rPr>
+          <w:rFonts w:ascii="Lato" w:eastAsia="Times New Roman" w:hAnsi="Lato" w:cs="Times New Roman"/>
+          <w:b/>
+          <w:bCs/>
+          <w:kern w:val="0"/>
+          <w14:ligatures w14:val="none"/>
+        </w:rPr>
+        <w:t>majority of the parameters</w:t>
+      </w:r>
+      <w:r>
+        <w:rPr>
+          <w:rFonts w:ascii="Lato" w:eastAsia="Times New Roman" w:hAnsi="Lato" w:cs="Times New Roman"/>
+          <w:kern w:val="0"/>
+          <w14:ligatures w14:val="none"/>
+        </w:rPr>
+        <w:t xml:space="preserve"> in models like GPT-3.</w:t>
+      </w:r>
+    </w:p>
+    <w:p>
+      <w:pPr>
+        <w:numPr>
+          <w:ilvl w:val="0"/>
+          <w:numId w:val="67"/>
+        </w:numPr>
+        <w:spacing w:before="100" w:beforeAutospacing="1" w:after="100" w:afterAutospacing="1" w:line="240" w:lineRule="auto"/>
+        <w:rPr>
+          <w:rFonts w:ascii="Lato" w:eastAsia="Times New Roman" w:hAnsi="Lato" w:cs="Times New Roman"/>
+          <w:kern w:val="0"/>
+          <w14:ligatures w14:val="none"/>
+        </w:rPr>
+      </w:pPr>
+      <w:r>
+        <w:rPr>
+          <w:rFonts w:ascii="Lato" w:eastAsia="Times New Roman" w:hAnsi="Lato" w:cs="Times New Roman"/>
+          <w:kern w:val="0"/>
+          <w14:ligatures w14:val="none"/>
+        </w:rPr>
+        <w:t>Understanding how they work sheds light on how facts can be represented.</w:t>
+      </w:r>
+    </w:p>
+    <w:p>
+      <w:pPr>
+        <w:spacing w:after="0" w:line="240" w:lineRule="auto"/>
+        <w:rPr>
+          <w:rFonts w:ascii="Lato" w:eastAsia="Times New Roman" w:hAnsi="Lato" w:cs="Times New Roman"/>
+          <w:kern w:val="0"/>
+          <w14:ligatures w14:val="none"/>
+        </w:rPr>
+      </w:pPr>
+    </w:p>
+    <w:p>
+      <w:pPr>
+        <w:spacing w:after="0" w:line="240" w:lineRule="auto"/>
+        <w:rPr>
+          <w:rFonts w:ascii="Lato" w:eastAsia="Times New Roman" w:hAnsi="Lato" w:cs="Times New Roman"/>
+          <w:kern w:val="0"/>
+          <w14:ligatures w14:val="none"/>
+        </w:rPr>
+      </w:pPr>
+      <w:r>
+        <w:rPr>
+          <w:rFonts w:ascii="Lato" w:eastAsia="Times New Roman" w:hAnsi="Lato" w:cs="Times New Roman"/>
+          <w:kern w:val="0"/>
+          <w14:ligatures w14:val="none"/>
+        </w:rPr>
+        <w:pict w14:anchorId="7D269359">
+          <v:rect id="_x0000_i2577" style="width:0;height:1.5pt" o:hralign="center" o:hrstd="t" o:hr="t" fillcolor="#a0a0a0" stroked="f"/>
+        </w:pict>
+      </w:r>
+    </w:p>
+    <w:p>
+      <w:pPr>
+        <w:spacing w:before="100" w:beforeAutospacing="1" w:after="100" w:afterAutospacing="1" w:line="240" w:lineRule="auto"/>
+        <w:outlineLvl w:val="1"/>
+        <w:rPr>
+          <w:rFonts w:ascii="Lato" w:eastAsia="Times New Roman" w:hAnsi="Lato" w:cs="Times New Roman"/>
+          <w:b/>
+          <w:bCs/>
+          <w:kern w:val="0"/>
+          <w:sz w:val="36"/>
+          <w:szCs w:val="36"/>
+          <w14:ligatures w14:val="none"/>
+        </w:rPr>
+      </w:pPr>
+      <w:r>
+        <w:rPr>
+          <w:rFonts w:ascii="Lato" w:eastAsia="Times New Roman" w:hAnsi="Lato" w:cs="Times New Roman"/>
+          <w:b/>
+          <w:bCs/>
+          <w:kern w:val="0"/>
+          <w:sz w:val="36"/>
+          <w:szCs w:val="36"/>
+          <w14:ligatures w14:val="none"/>
+        </w:rPr>
+        <w:lastRenderedPageBreak/>
+        <w:t>2</w:t>
+      </w:r>
+      <w:r>
+        <w:rPr>
+          <w:rFonts w:ascii="Lato" w:eastAsia="Times New Roman" w:hAnsi="Lato" w:cs="Times New Roman"/>
+          <w:b/>
+          <w:bCs/>
+          <w:kern w:val="0"/>
+          <w:sz w:val="36"/>
+          <w:szCs w:val="36"/>
+          <w14:ligatures w14:val="none"/>
+        </w:rPr>
+        <w:t>. The Role of MLPs</w:t>
+      </w:r>
+    </w:p>
+    <w:p>
+      <w:pPr>
+        <w:spacing w:before="100" w:beforeAutospacing="1" w:after="100" w:afterAutospacing="1" w:line="240" w:lineRule="auto"/>
+        <w:rPr>
+          <w:rFonts w:ascii="Lato" w:eastAsia="Times New Roman" w:hAnsi="Lato" w:cs="Times New Roman"/>
+          <w:kern w:val="0"/>
+          <w14:ligatures w14:val="none"/>
+        </w:rPr>
+      </w:pPr>
+      <w:r>
+        <w:rPr>
+          <w:rFonts w:ascii="Lato" w:eastAsia="Times New Roman" w:hAnsi="Lato" w:cs="Times New Roman"/>
+          <w:kern w:val="0"/>
+          <w14:ligatures w14:val="none"/>
+        </w:rPr>
+        <w:t xml:space="preserve">The </w:t>
+      </w:r>
+      <w:r>
+        <w:rPr>
+          <w:rFonts w:ascii="Lato" w:eastAsia="Times New Roman" w:hAnsi="Lato" w:cs="Times New Roman"/>
+          <w:b/>
+          <w:bCs/>
+          <w:kern w:val="0"/>
+          <w14:ligatures w14:val="none"/>
+        </w:rPr>
+        <w:t>MLP block</w:t>
+      </w:r>
+      <w:r>
+        <w:rPr>
+          <w:rFonts w:ascii="Lato" w:eastAsia="Times New Roman" w:hAnsi="Lato" w:cs="Times New Roman"/>
+          <w:kern w:val="0"/>
+          <w14:ligatures w14:val="none"/>
+        </w:rPr>
+        <w:t xml:space="preserve"> is where many facts appear to be stored.</w:t>
+      </w:r>
+    </w:p>
+    <w:p>
+      <w:pPr>
+        <w:spacing w:before="100" w:beforeAutospacing="1" w:after="100" w:afterAutospacing="1" w:line="240" w:lineRule="auto"/>
+        <w:rPr>
+          <w:rFonts w:ascii="Lato" w:eastAsia="Times New Roman" w:hAnsi="Lato" w:cs="Times New Roman"/>
+          <w:kern w:val="0"/>
+          <w14:ligatures w14:val="none"/>
+        </w:rPr>
+      </w:pPr>
+      <w:r>
+        <w:rPr>
+          <w:rFonts w:ascii="Lato" w:eastAsia="Times New Roman" w:hAnsi="Lato" w:cs="Times New Roman"/>
+          <w:kern w:val="0"/>
+          <w14:ligatures w14:val="none"/>
+        </w:rPr>
+        <w:t>Each token’s vector is independently passed through the following steps:</w:t>
+      </w:r>
+    </w:p>
+    <w:p>
+      <w:pPr>
+        <w:numPr>
+          <w:ilvl w:val="0"/>
+          <w:numId w:val="70"/>
+        </w:numPr>
+        <w:spacing w:before="100" w:beforeAutospacing="1" w:after="100" w:afterAutospacing="1" w:line="240" w:lineRule="auto"/>
+        <w:rPr>
+          <w:rFonts w:ascii="Lato" w:eastAsia="Times New Roman" w:hAnsi="Lato" w:cs="Times New Roman"/>
+          <w:kern w:val="0"/>
+          <w14:ligatures w14:val="none"/>
+        </w:rPr>
+      </w:pPr>
+      <w:r>
+        <w:rPr>
+          <w:rFonts w:ascii="Lato" w:eastAsia="Times New Roman" w:hAnsi="Lato" w:cs="Times New Roman"/>
+          <w:b/>
+          <w:bCs/>
+          <w:kern w:val="0"/>
+          <w14:ligatures w14:val="none"/>
+        </w:rPr>
+        <w:t>Up projection</w:t>
+      </w:r>
+      <w:r>
+        <w:rPr>
+          <w:rFonts w:ascii="Lato" w:eastAsia="Times New Roman" w:hAnsi="Lato" w:cs="Times New Roman"/>
+          <w:kern w:val="0"/>
+          <w14:ligatures w14:val="none"/>
+        </w:rPr>
+        <w:t xml:space="preserve"> – multiply by a huge matrix (</w:t>
+      </w:r>
+      <w:r>
+        <w:rPr>
+          <w:rFonts w:ascii="Lato" w:eastAsia="Times New Roman" w:hAnsi="Lato" w:cs="Courier New"/>
+          <w:kern w:val="0"/>
+          <w:sz w:val="20"/>
+          <w:szCs w:val="20"/>
+          <w14:ligatures w14:val="none"/>
+        </w:rPr>
+        <w:t>W_up</w:t>
+      </w:r>
+      <w:r>
+        <w:rPr>
+          <w:rFonts w:ascii="Lato" w:eastAsia="Times New Roman" w:hAnsi="Lato" w:cs="Times New Roman"/>
+          <w:kern w:val="0"/>
+          <w14:ligatures w14:val="none"/>
+        </w:rPr>
+        <w:t>) and add a bias.</w:t>
+      </w:r>
+    </w:p>
+    <w:p>
+      <w:pPr>
+        <w:numPr>
+          <w:ilvl w:val="1"/>
+          <w:numId w:val="70"/>
+        </w:numPr>
+        <w:spacing w:before="100" w:beforeAutospacing="1" w:after="100" w:afterAutospacing="1" w:line="240" w:lineRule="auto"/>
+        <w:rPr>
+          <w:rFonts w:ascii="Lato" w:eastAsia="Times New Roman" w:hAnsi="Lato" w:cs="Times New Roman"/>
+          <w:kern w:val="0"/>
+          <w14:ligatures w14:val="none"/>
+        </w:rPr>
+      </w:pPr>
+      <w:r>
+        <w:rPr>
+          <w:rFonts w:ascii="Lato" w:eastAsia="Times New Roman" w:hAnsi="Lato" w:cs="Times New Roman"/>
+          <w:kern w:val="0"/>
+          <w14:ligatures w14:val="none"/>
+        </w:rPr>
+        <w:t xml:space="preserve">Think of each row as a question: </w:t>
+      </w:r>
+      <w:r>
+        <w:rPr>
+          <w:rFonts w:ascii="Lato" w:eastAsia="Times New Roman" w:hAnsi="Lato" w:cs="Times New Roman"/>
+          <w:i/>
+          <w:iCs/>
+          <w:kern w:val="0"/>
+          <w14:ligatures w14:val="none"/>
+        </w:rPr>
+        <w:t>“Does this vector represent Michael Jordan?”</w:t>
+      </w:r>
+    </w:p>
+    <w:p>
+      <w:pPr>
+        <w:numPr>
+          <w:ilvl w:val="1"/>
+          <w:numId w:val="70"/>
+        </w:numPr>
+        <w:spacing w:before="100" w:beforeAutospacing="1" w:after="100" w:afterAutospacing="1" w:line="240" w:lineRule="auto"/>
+        <w:rPr>
+          <w:rFonts w:ascii="Lato" w:eastAsia="Times New Roman" w:hAnsi="Lato" w:cs="Times New Roman"/>
+          <w:kern w:val="0"/>
+          <w14:ligatures w14:val="none"/>
+        </w:rPr>
+      </w:pPr>
+      <w:r>
+        <w:rPr>
+          <w:rFonts w:ascii="Lato" w:eastAsia="Times New Roman" w:hAnsi="Lato" w:cs="Times New Roman"/>
+          <w:kern w:val="0"/>
+          <w14:ligatures w14:val="none"/>
+        </w:rPr>
+        <w:t xml:space="preserve">Example: A row equal to </w:t>
+      </w:r>
+      <w:r>
+        <w:rPr>
+          <w:rFonts w:ascii="Lato" w:eastAsia="Times New Roman" w:hAnsi="Lato" w:cs="Times New Roman"/>
+          <w:i/>
+          <w:iCs/>
+          <w:kern w:val="0"/>
+          <w14:ligatures w14:val="none"/>
+        </w:rPr>
+        <w:t>Michael + Jordan</w:t>
+      </w:r>
+      <w:r>
+        <w:rPr>
+          <w:rFonts w:ascii="Lato" w:eastAsia="Times New Roman" w:hAnsi="Lato" w:cs="Times New Roman"/>
+          <w:kern w:val="0"/>
+          <w14:ligatures w14:val="none"/>
+        </w:rPr>
+        <w:t xml:space="preserve"> lights up if both names are present.</w:t>
+      </w:r>
+    </w:p>
+    <w:p>
+      <w:pPr>
+        <w:numPr>
+          <w:ilvl w:val="0"/>
+          <w:numId w:val="70"/>
+        </w:numPr>
+        <w:spacing w:before="100" w:beforeAutospacing="1" w:after="100" w:afterAutospacing="1" w:line="240" w:lineRule="auto"/>
+        <w:rPr>
+          <w:rFonts w:ascii="Lato" w:eastAsia="Times New Roman" w:hAnsi="Lato" w:cs="Times New Roman"/>
+          <w:kern w:val="0"/>
+          <w14:ligatures w14:val="none"/>
+        </w:rPr>
+      </w:pPr>
+      <w:r>
+        <w:rPr>
+          <w:rFonts w:ascii="Lato" w:eastAsia="Times New Roman" w:hAnsi="Lato" w:cs="Times New Roman"/>
+          <w:b/>
+          <w:bCs/>
+          <w:kern w:val="0"/>
+          <w14:ligatures w14:val="none"/>
+        </w:rPr>
+        <w:t>Nonlinearity (ReLU/GELU)</w:t>
+      </w:r>
+      <w:r>
+        <w:rPr>
+          <w:rFonts w:ascii="Lato" w:eastAsia="Times New Roman" w:hAnsi="Lato" w:cs="Times New Roman"/>
+          <w:kern w:val="0"/>
+          <w14:ligatures w14:val="none"/>
+        </w:rPr>
+        <w:t xml:space="preserve"> – turns this into a </w:t>
+      </w:r>
+      <w:r>
+        <w:rPr>
+          <w:rFonts w:ascii="Lato" w:eastAsia="Times New Roman" w:hAnsi="Lato" w:cs="Times New Roman"/>
+          <w:b/>
+          <w:bCs/>
+          <w:kern w:val="0"/>
+          <w14:ligatures w14:val="none"/>
+        </w:rPr>
+        <w:t>yes/no signal</w:t>
+      </w:r>
+      <w:r>
+        <w:rPr>
+          <w:rFonts w:ascii="Lato" w:eastAsia="Times New Roman" w:hAnsi="Lato" w:cs="Times New Roman"/>
+          <w:kern w:val="0"/>
+          <w14:ligatures w14:val="none"/>
+        </w:rPr>
+        <w:t xml:space="preserve"> (active or inactive neuron).</w:t>
+      </w:r>
+    </w:p>
+    <w:p>
+      <w:pPr>
+        <w:numPr>
+          <w:ilvl w:val="1"/>
+          <w:numId w:val="70"/>
+        </w:numPr>
+        <w:spacing w:before="100" w:beforeAutospacing="1" w:after="100" w:afterAutospacing="1" w:line="240" w:lineRule="auto"/>
+        <w:rPr>
+          <w:rFonts w:ascii="Lato" w:eastAsia="Times New Roman" w:hAnsi="Lato" w:cs="Times New Roman"/>
+          <w:kern w:val="0"/>
+          <w14:ligatures w14:val="none"/>
+        </w:rPr>
+      </w:pPr>
+      <w:r>
+        <w:rPr>
+          <w:rFonts w:ascii="Lato" w:eastAsia="Times New Roman" w:hAnsi="Lato" w:cs="Times New Roman"/>
+          <w:kern w:val="0"/>
+          <w14:ligatures w14:val="none"/>
+        </w:rPr>
+        <w:t xml:space="preserve">Acts like an </w:t>
+      </w:r>
+      <w:r>
+        <w:rPr>
+          <w:rFonts w:ascii="Lato" w:eastAsia="Times New Roman" w:hAnsi="Lato" w:cs="Times New Roman"/>
+          <w:b/>
+          <w:bCs/>
+          <w:kern w:val="0"/>
+          <w14:ligatures w14:val="none"/>
+        </w:rPr>
+        <w:t>AND gate.</w:t>
+      </w:r>
+    </w:p>
+    <w:p>
+      <w:pPr>
+        <w:numPr>
+          <w:ilvl w:val="1"/>
+          <w:numId w:val="70"/>
+        </w:numPr>
+        <w:spacing w:before="100" w:beforeAutospacing="1" w:after="100" w:afterAutospacing="1" w:line="240" w:lineRule="auto"/>
+        <w:rPr>
+          <w:rFonts w:ascii="Lato" w:eastAsia="Times New Roman" w:hAnsi="Lato" w:cs="Times New Roman"/>
+          <w:kern w:val="0"/>
+          <w14:ligatures w14:val="none"/>
+        </w:rPr>
+      </w:pPr>
+      <w:r>
+        <w:rPr>
+          <w:rFonts w:ascii="Lato" w:eastAsia="Times New Roman" w:hAnsi="Lato" w:cs="Times New Roman"/>
+          <w:kern w:val="0"/>
+          <w14:ligatures w14:val="none"/>
+        </w:rPr>
+        <w:t xml:space="preserve">Example: Positive only if both </w:t>
+      </w:r>
+      <w:r>
+        <w:rPr>
+          <w:rFonts w:ascii="Lato" w:eastAsia="Times New Roman" w:hAnsi="Lato" w:cs="Times New Roman"/>
+          <w:i/>
+          <w:iCs/>
+          <w:kern w:val="0"/>
+          <w14:ligatures w14:val="none"/>
+        </w:rPr>
+        <w:t>Michael</w:t>
+      </w:r>
+      <w:r>
+        <w:rPr>
+          <w:rFonts w:ascii="Lato" w:eastAsia="Times New Roman" w:hAnsi="Lato" w:cs="Times New Roman"/>
+          <w:kern w:val="0"/>
+          <w14:ligatures w14:val="none"/>
+        </w:rPr>
+        <w:t xml:space="preserve"> and </w:t>
+      </w:r>
+      <w:r>
+        <w:rPr>
+          <w:rFonts w:ascii="Lato" w:eastAsia="Times New Roman" w:hAnsi="Lato" w:cs="Times New Roman"/>
+          <w:i/>
+          <w:iCs/>
+          <w:kern w:val="0"/>
+          <w14:ligatures w14:val="none"/>
+        </w:rPr>
+        <w:t>Jordan</w:t>
+      </w:r>
+      <w:r>
+        <w:rPr>
+          <w:rFonts w:ascii="Lato" w:eastAsia="Times New Roman" w:hAnsi="Lato" w:cs="Times New Roman"/>
+          <w:kern w:val="0"/>
+          <w14:ligatures w14:val="none"/>
+        </w:rPr>
+        <w:t xml:space="preserve"> are present.</w:t>
+      </w:r>
+    </w:p>
+    <w:p>
+      <w:pPr>
+        <w:numPr>
+          <w:ilvl w:val="0"/>
+          <w:numId w:val="70"/>
+        </w:numPr>
+        <w:spacing w:before="100" w:beforeAutospacing="1" w:after="100" w:afterAutospacing="1" w:line="240" w:lineRule="auto"/>
+        <w:rPr>
+          <w:rFonts w:ascii="Lato" w:eastAsia="Times New Roman" w:hAnsi="Lato" w:cs="Times New Roman"/>
+          <w:kern w:val="0"/>
+          <w14:ligatures w14:val="none"/>
+        </w:rPr>
+      </w:pPr>
+      <w:r>
+        <w:rPr>
+          <w:rFonts w:ascii="Lato" w:eastAsia="Times New Roman" w:hAnsi="Lato" w:cs="Times New Roman"/>
+          <w:b/>
+          <w:bCs/>
+          <w:kern w:val="0"/>
+          <w14:ligatures w14:val="none"/>
+        </w:rPr>
+        <w:t>Down projection</w:t>
+      </w:r>
+      <w:r>
+        <w:rPr>
+          <w:rFonts w:ascii="Lato" w:eastAsia="Times New Roman" w:hAnsi="Lato" w:cs="Times New Roman"/>
+          <w:kern w:val="0"/>
+          <w14:ligatures w14:val="none"/>
+        </w:rPr>
+        <w:t xml:space="preserve"> – multiply by another matrix (</w:t>
+      </w:r>
+      <w:r>
+        <w:rPr>
+          <w:rFonts w:ascii="Lato" w:eastAsia="Times New Roman" w:hAnsi="Lato" w:cs="Courier New"/>
+          <w:kern w:val="0"/>
+          <w:sz w:val="20"/>
+          <w:szCs w:val="20"/>
+          <w14:ligatures w14:val="none"/>
+        </w:rPr>
+        <w:t>W_down</w:t>
+      </w:r>
+      <w:r>
+        <w:rPr>
+          <w:rFonts w:ascii="Lato" w:eastAsia="Times New Roman" w:hAnsi="Lato" w:cs="Times New Roman"/>
+          <w:kern w:val="0"/>
+          <w14:ligatures w14:val="none"/>
+        </w:rPr>
+        <w:t>).</w:t>
+      </w:r>
+    </w:p>
+    <w:p>
+      <w:pPr>
+        <w:numPr>
+          <w:ilvl w:val="1"/>
+          <w:numId w:val="70"/>
+        </w:numPr>
+        <w:spacing w:before="100" w:beforeAutospacing="1" w:after="100" w:afterAutospacing="1" w:line="240" w:lineRule="auto"/>
+        <w:rPr>
+          <w:rFonts w:ascii="Lato" w:eastAsia="Times New Roman" w:hAnsi="Lato" w:cs="Times New Roman"/>
+          <w:kern w:val="0"/>
+          <w14:ligatures w14:val="none"/>
+        </w:rPr>
+      </w:pPr>
+      <w:r>
+        <w:rPr>
+          <w:rFonts w:ascii="Lato" w:eastAsia="Times New Roman" w:hAnsi="Lato" w:cs="Times New Roman"/>
+          <w:kern w:val="0"/>
+          <w14:ligatures w14:val="none"/>
+        </w:rPr>
+        <w:t xml:space="preserve">Here, each column represents a </w:t>
+      </w:r>
+      <w:r>
+        <w:rPr>
+          <w:rFonts w:ascii="Lato" w:eastAsia="Times New Roman" w:hAnsi="Lato" w:cs="Times New Roman"/>
+          <w:i/>
+          <w:iCs/>
+          <w:kern w:val="0"/>
+          <w14:ligatures w14:val="none"/>
+        </w:rPr>
+        <w:t>direction to add back to the embedding</w:t>
+      </w:r>
+      <w:r>
+        <w:rPr>
+          <w:rFonts w:ascii="Lato" w:eastAsia="Times New Roman" w:hAnsi="Lato" w:cs="Times New Roman"/>
+          <w:kern w:val="0"/>
+          <w14:ligatures w14:val="none"/>
+        </w:rPr>
+        <w:t>.</w:t>
+      </w:r>
+    </w:p>
+    <w:p>
+      <w:pPr>
+        <w:numPr>
+          <w:ilvl w:val="1"/>
+          <w:numId w:val="70"/>
+        </w:numPr>
+        <w:spacing w:before="100" w:beforeAutospacing="1" w:after="100" w:afterAutospacing="1" w:line="240" w:lineRule="auto"/>
+        <w:rPr>
+          <w:rFonts w:ascii="Lato" w:eastAsia="Times New Roman" w:hAnsi="Lato" w:cs="Times New Roman"/>
+          <w:kern w:val="0"/>
+          <w14:ligatures w14:val="none"/>
+        </w:rPr>
+      </w:pPr>
+      <w:r>
+        <w:rPr>
+          <w:rFonts w:ascii="Lato" w:eastAsia="Times New Roman" w:hAnsi="Lato" w:cs="Times New Roman"/>
+          <w:kern w:val="0"/>
+          <w14:ligatures w14:val="none"/>
+        </w:rPr>
+        <w:t xml:space="preserve">Example: If the “Michael Jordan neuron” activates, the </w:t>
+      </w:r>
+      <w:r>
+        <w:rPr>
+          <w:rFonts w:ascii="Lato" w:eastAsia="Times New Roman" w:hAnsi="Lato" w:cs="Times New Roman"/>
+          <w:i/>
+          <w:iCs/>
+          <w:kern w:val="0"/>
+          <w14:ligatures w14:val="none"/>
+        </w:rPr>
+        <w:t>basketball direction</w:t>
+      </w:r>
+      <w:r>
+        <w:rPr>
+          <w:rFonts w:ascii="Lato" w:eastAsia="Times New Roman" w:hAnsi="Lato" w:cs="Times New Roman"/>
+          <w:kern w:val="0"/>
+          <w14:ligatures w14:val="none"/>
+        </w:rPr>
+        <w:t xml:space="preserve"> is added to the vector.</w:t>
+      </w:r>
+    </w:p>
+    <w:p>
+      <w:pPr>
+        <w:numPr>
+          <w:ilvl w:val="0"/>
+          <w:numId w:val="70"/>
+        </w:numPr>
+        <w:spacing w:before="100" w:beforeAutospacing="1" w:after="100" w:afterAutospacing="1" w:line="240" w:lineRule="auto"/>
+        <w:rPr>
+          <w:rFonts w:ascii="Lato" w:eastAsia="Times New Roman" w:hAnsi="Lato" w:cs="Times New Roman"/>
+          <w:kern w:val="0"/>
+          <w14:ligatures w14:val="none"/>
+        </w:rPr>
+      </w:pPr>
+      <w:r>
+        <w:rPr>
+          <w:rFonts w:ascii="Lato" w:eastAsia="Times New Roman" w:hAnsi="Lato" w:cs="Times New Roman"/>
+          <w:b/>
+          <w:bCs/>
+          <w:kern w:val="0"/>
+          <w14:ligatures w14:val="none"/>
+        </w:rPr>
+        <w:t>Residual connection</w:t>
+      </w:r>
+      <w:r>
+        <w:rPr>
+          <w:rFonts w:ascii="Lato" w:eastAsia="Times New Roman" w:hAnsi="Lato" w:cs="Times New Roman"/>
+          <w:kern w:val="0"/>
+          <w14:ligatures w14:val="none"/>
+        </w:rPr>
+        <w:t xml:space="preserve"> – the original vector + this new contribution → passed forward.</w:t>
+      </w:r>
+    </w:p>
+    <w:p>
+      <w:pPr>
+        <w:spacing w:after="0" w:line="240" w:lineRule="auto"/>
+        <w:rPr>
+          <w:rFonts w:ascii="Lato" w:eastAsia="Times New Roman" w:hAnsi="Lato" w:cs="Times New Roman"/>
+          <w:kern w:val="0"/>
+          <w14:ligatures w14:val="none"/>
+        </w:rPr>
+      </w:pPr>
+      <w:r>
+        <w:rPr>
+          <w:rFonts w:ascii="Lato" w:eastAsia="Times New Roman" w:hAnsi="Lato" w:cs="Times New Roman"/>
+          <w:kern w:val="0"/>
+          <w14:ligatures w14:val="none"/>
+        </w:rPr>
+        <w:pict w14:anchorId="4BEFB13F">
+          <v:rect id="_x0000_i2578" style="width:0;height:1.5pt" o:hralign="center" o:hrstd="t" o:hr="t" fillcolor="#a0a0a0" stroked="f"/>
+        </w:pict>
+      </w:r>
+    </w:p>
+    <w:p>
+      <w:pPr>
+        <w:spacing w:before="100" w:beforeAutospacing="1" w:after="100" w:afterAutospacing="1" w:line="240" w:lineRule="auto"/>
+        <w:outlineLvl w:val="1"/>
+        <w:rPr>
+          <w:rFonts w:ascii="Lato" w:eastAsia="Times New Roman" w:hAnsi="Lato" w:cs="Times New Roman"/>
+          <w:b/>
+          <w:bCs/>
+          <w:kern w:val="0"/>
+          <w:sz w:val="36"/>
+          <w:szCs w:val="36"/>
+          <w14:ligatures w14:val="none"/>
+        </w:rPr>
+      </w:pPr>
+      <w:r>
+        <w:rPr>
+          <w:rFonts w:ascii="Lato" w:eastAsia="Times New Roman" w:hAnsi="Lato" w:cs="Times New Roman"/>
+          <w:b/>
+          <w:bCs/>
+          <w:kern w:val="0"/>
+          <w:sz w:val="36"/>
+          <w:szCs w:val="36"/>
+          <w14:ligatures w14:val="none"/>
+        </w:rPr>
+        <w:t>3</w:t>
+      </w:r>
+      <w:r>
+        <w:rPr>
+          <w:rFonts w:ascii="Lato" w:eastAsia="Times New Roman" w:hAnsi="Lato" w:cs="Times New Roman"/>
+          <w:b/>
+          <w:bCs/>
+          <w:kern w:val="0"/>
+          <w:sz w:val="36"/>
+          <w:szCs w:val="36"/>
+          <w14:ligatures w14:val="none"/>
+        </w:rPr>
+        <w:t>. A Toy Example: Encoding “Michael Jordan plays basketball”</w:t>
+      </w:r>
+    </w:p>
+    <w:p>
+      <w:pPr>
+        <w:spacing w:before="100" w:beforeAutospacing="1" w:after="100" w:afterAutospacing="1" w:line="240" w:lineRule="auto"/>
+        <w:rPr>
+          <w:rFonts w:ascii="Lato" w:eastAsia="Times New Roman" w:hAnsi="Lato" w:cs="Times New Roman"/>
+          <w:kern w:val="0"/>
+          <w14:ligatures w14:val="none"/>
+        </w:rPr>
+      </w:pPr>
+      <w:r>
+        <w:rPr>
+          <w:rFonts w:ascii="Lato" w:eastAsia="Times New Roman" w:hAnsi="Lato" w:cs="Times New Roman"/>
+          <w:kern w:val="0"/>
+          <w14:ligatures w14:val="none"/>
+        </w:rPr>
+        <w:t>Let’s assume:</w:t>
+      </w:r>
+    </w:p>
+    <w:p>
+      <w:pPr>
+        <w:numPr>
+          <w:ilvl w:val="0"/>
+          <w:numId w:val="71"/>
+        </w:numPr>
+        <w:spacing w:before="100" w:beforeAutospacing="1" w:after="100" w:afterAutospacing="1" w:line="240" w:lineRule="auto"/>
+        <w:rPr>
+          <w:rFonts w:ascii="Lato" w:eastAsia="Times New Roman" w:hAnsi="Lato" w:cs="Times New Roman"/>
+          <w:kern w:val="0"/>
+          <w14:ligatures w14:val="none"/>
+        </w:rPr>
+      </w:pPr>
+      <w:r>
+        <w:rPr>
+          <w:rFonts w:ascii="Lato" w:eastAsia="Times New Roman" w:hAnsi="Lato" w:cs="Times New Roman"/>
+          <w:kern w:val="0"/>
+          <w14:ligatures w14:val="none"/>
+        </w:rPr>
+        <w:t xml:space="preserve">One direction encodes </w:t>
+      </w:r>
+      <w:r>
+        <w:rPr>
+          <w:rFonts w:ascii="Lato" w:eastAsia="Times New Roman" w:hAnsi="Lato" w:cs="Times New Roman"/>
+          <w:i/>
+          <w:iCs/>
+          <w:kern w:val="0"/>
+          <w14:ligatures w14:val="none"/>
+        </w:rPr>
+        <w:t>“Michael.”</w:t>
+      </w:r>
+    </w:p>
+    <w:p>
+      <w:pPr>
+        <w:numPr>
+          <w:ilvl w:val="0"/>
+          <w:numId w:val="71"/>
+        </w:numPr>
+        <w:spacing w:before="100" w:beforeAutospacing="1" w:after="100" w:afterAutospacing="1" w:line="240" w:lineRule="auto"/>
+        <w:rPr>
+          <w:rFonts w:ascii="Lato" w:eastAsia="Times New Roman" w:hAnsi="Lato" w:cs="Times New Roman"/>
+          <w:kern w:val="0"/>
+          <w14:ligatures w14:val="none"/>
+        </w:rPr>
+      </w:pPr>
+      <w:r>
+        <w:rPr>
+          <w:rFonts w:ascii="Lato" w:eastAsia="Times New Roman" w:hAnsi="Lato" w:cs="Times New Roman"/>
+          <w:kern w:val="0"/>
+          <w14:ligatures w14:val="none"/>
+        </w:rPr>
+        <w:t xml:space="preserve">Another encodes </w:t>
+      </w:r>
+      <w:r>
+        <w:rPr>
+          <w:rFonts w:ascii="Lato" w:eastAsia="Times New Roman" w:hAnsi="Lato" w:cs="Times New Roman"/>
+          <w:i/>
+          <w:iCs/>
+          <w:kern w:val="0"/>
+          <w14:ligatures w14:val="none"/>
+        </w:rPr>
+        <w:t>“Jordan.”</w:t>
+      </w:r>
+    </w:p>
+    <w:p>
+      <w:pPr>
+        <w:numPr>
+          <w:ilvl w:val="0"/>
+          <w:numId w:val="71"/>
+        </w:numPr>
+        <w:spacing w:before="100" w:beforeAutospacing="1" w:after="100" w:afterAutospacing="1" w:line="240" w:lineRule="auto"/>
+        <w:rPr>
+          <w:rFonts w:ascii="Lato" w:eastAsia="Times New Roman" w:hAnsi="Lato" w:cs="Times New Roman"/>
+          <w:kern w:val="0"/>
+          <w14:ligatures w14:val="none"/>
+        </w:rPr>
+      </w:pPr>
+      <w:r>
+        <w:rPr>
+          <w:rFonts w:ascii="Lato" w:eastAsia="Times New Roman" w:hAnsi="Lato" w:cs="Times New Roman"/>
+          <w:kern w:val="0"/>
+          <w14:ligatures w14:val="none"/>
+        </w:rPr>
+        <w:t xml:space="preserve">Another encodes </w:t>
+      </w:r>
+      <w:r>
+        <w:rPr>
+          <w:rFonts w:ascii="Lato" w:eastAsia="Times New Roman" w:hAnsi="Lato" w:cs="Times New Roman"/>
+          <w:i/>
+          <w:iCs/>
+          <w:kern w:val="0"/>
+          <w14:ligatures w14:val="none"/>
+        </w:rPr>
+        <w:t>“basketball.”</w:t>
+      </w:r>
+    </w:p>
+    <w:p>
+      <w:pPr>
+        <w:spacing w:before="100" w:beforeAutospacing="1" w:after="100" w:afterAutospacing="1" w:line="240" w:lineRule="auto"/>
+        <w:rPr>
+          <w:rFonts w:ascii="Lato" w:eastAsia="Times New Roman" w:hAnsi="Lato" w:cs="Times New Roman"/>
+          <w:kern w:val="0"/>
+          <w14:ligatures w14:val="none"/>
+        </w:rPr>
+      </w:pPr>
+      <w:r>
+        <w:rPr>
+          <w:rFonts w:ascii="Lato" w:eastAsia="Times New Roman" w:hAnsi="Lato" w:cs="Times New Roman"/>
+          <w:kern w:val="0"/>
+          <w14:ligatures w14:val="none"/>
+        </w:rPr>
+        <w:t>Now imagine:</w:t>
+      </w:r>
+    </w:p>
+    <w:p>
+      <w:pPr>
+        <w:numPr>
+          <w:ilvl w:val="0"/>
+          <w:numId w:val="72"/>
+        </w:numPr>
+        <w:spacing w:before="100" w:beforeAutospacing="1" w:after="100" w:afterAutospacing="1" w:line="240" w:lineRule="auto"/>
+        <w:rPr>
+          <w:rFonts w:ascii="Lato" w:eastAsia="Times New Roman" w:hAnsi="Lato" w:cs="Times New Roman"/>
+          <w:kern w:val="0"/>
+          <w14:ligatures w14:val="none"/>
+        </w:rPr>
+      </w:pPr>
+      <w:r>
+        <w:rPr>
+          <w:rFonts w:ascii="Lato" w:eastAsia="Times New Roman" w:hAnsi="Lato" w:cs="Times New Roman"/>
+          <w:kern w:val="0"/>
+          <w14:ligatures w14:val="none"/>
+        </w:rPr>
+        <w:t xml:space="preserve">The </w:t>
+      </w:r>
+      <w:r>
+        <w:rPr>
+          <w:rFonts w:ascii="Lato" w:eastAsia="Times New Roman" w:hAnsi="Lato" w:cs="Times New Roman"/>
+          <w:b/>
+          <w:bCs/>
+          <w:kern w:val="0"/>
+          <w14:ligatures w14:val="none"/>
+        </w:rPr>
+        <w:t>up projection</w:t>
+      </w:r>
+      <w:r>
+        <w:rPr>
+          <w:rFonts w:ascii="Lato" w:eastAsia="Times New Roman" w:hAnsi="Lato" w:cs="Times New Roman"/>
+          <w:kern w:val="0"/>
+          <w14:ligatures w14:val="none"/>
+        </w:rPr>
+        <w:t xml:space="preserve"> has a row equal to </w:t>
+      </w:r>
+      <w:r>
+        <w:rPr>
+          <w:rFonts w:ascii="Lato" w:eastAsia="Times New Roman" w:hAnsi="Lato" w:cs="Times New Roman"/>
+          <w:i/>
+          <w:iCs/>
+          <w:kern w:val="0"/>
+          <w14:ligatures w14:val="none"/>
+        </w:rPr>
+        <w:t>Michael + Jordan</w:t>
+      </w:r>
+      <w:r>
+        <w:rPr>
+          <w:rFonts w:ascii="Lato" w:eastAsia="Times New Roman" w:hAnsi="Lato" w:cs="Times New Roman"/>
+          <w:kern w:val="0"/>
+          <w14:ligatures w14:val="none"/>
+        </w:rPr>
+        <w:t>.</w:t>
+      </w:r>
+    </w:p>
+    <w:p>
+      <w:pPr>
+        <w:numPr>
+          <w:ilvl w:val="0"/>
+          <w:numId w:val="72"/>
+        </w:numPr>
+        <w:spacing w:before="100" w:beforeAutospacing="1" w:after="100" w:afterAutospacing="1" w:line="240" w:lineRule="auto"/>
+        <w:rPr>
+          <w:rFonts w:ascii="Lato" w:eastAsia="Times New Roman" w:hAnsi="Lato" w:cs="Times New Roman"/>
+          <w:kern w:val="0"/>
+          <w14:ligatures w14:val="none"/>
+        </w:rPr>
+      </w:pPr>
+      <w:r>
+        <w:rPr>
+          <w:rFonts w:ascii="Lato" w:eastAsia="Times New Roman" w:hAnsi="Lato" w:cs="Times New Roman"/>
+          <w:kern w:val="0"/>
+          <w14:ligatures w14:val="none"/>
+        </w:rPr>
+        <w:t xml:space="preserve">The dot product with the input vector is large </w:t>
+      </w:r>
+      <w:r>
+        <w:rPr>
+          <w:rFonts w:ascii="Lato" w:eastAsia="Times New Roman" w:hAnsi="Lato" w:cs="Times New Roman"/>
+          <w:b/>
+          <w:bCs/>
+          <w:kern w:val="0"/>
+          <w14:ligatures w14:val="none"/>
+        </w:rPr>
+        <w:t>only if both names are present</w:t>
+      </w:r>
+      <w:r>
+        <w:rPr>
+          <w:rFonts w:ascii="Lato" w:eastAsia="Times New Roman" w:hAnsi="Lato" w:cs="Times New Roman"/>
+          <w:kern w:val="0"/>
+          <w14:ligatures w14:val="none"/>
+        </w:rPr>
+        <w:t>.</w:t>
+      </w:r>
+    </w:p>
+    <w:p>
+      <w:pPr>
+        <w:numPr>
+          <w:ilvl w:val="0"/>
+          <w:numId w:val="72"/>
+        </w:numPr>
+        <w:spacing w:before="100" w:beforeAutospacing="1" w:after="100" w:afterAutospacing="1" w:line="240" w:lineRule="auto"/>
+        <w:rPr>
+          <w:rFonts w:ascii="Lato" w:eastAsia="Times New Roman" w:hAnsi="Lato" w:cs="Times New Roman"/>
+          <w:kern w:val="0"/>
+          <w14:ligatures w14:val="none"/>
+        </w:rPr>
+      </w:pPr>
+      <w:r>
+        <w:rPr>
+          <w:rFonts w:ascii="Lato" w:eastAsia="Times New Roman" w:hAnsi="Lato" w:cs="Times New Roman"/>
+          <w:kern w:val="0"/>
+          <w14:ligatures w14:val="none"/>
+        </w:rPr>
+        <w:t>After ReLU, this activates a “Michael Jordan neuron.”</w:t>
+      </w:r>
+    </w:p>
+    <w:p>
+      <w:pPr>
+        <w:numPr>
+          <w:ilvl w:val="0"/>
+          <w:numId w:val="72"/>
+        </w:numPr>
+        <w:spacing w:before="100" w:beforeAutospacing="1" w:after="100" w:afterAutospacing="1" w:line="240" w:lineRule="auto"/>
+        <w:rPr>
+          <w:rFonts w:ascii="Lato" w:eastAsia="Times New Roman" w:hAnsi="Lato" w:cs="Times New Roman"/>
+          <w:kern w:val="0"/>
+          <w14:ligatures w14:val="none"/>
+        </w:rPr>
+      </w:pPr>
+      <w:r>
+        <w:rPr>
+          <w:rFonts w:ascii="Lato" w:eastAsia="Times New Roman" w:hAnsi="Lato" w:cs="Times New Roman"/>
+          <w:kern w:val="0"/>
+          <w14:ligatures w14:val="none"/>
+        </w:rPr>
+        <w:t xml:space="preserve">In the </w:t>
+      </w:r>
+      <w:r>
+        <w:rPr>
+          <w:rFonts w:ascii="Lato" w:eastAsia="Times New Roman" w:hAnsi="Lato" w:cs="Times New Roman"/>
+          <w:b/>
+          <w:bCs/>
+          <w:kern w:val="0"/>
+          <w14:ligatures w14:val="none"/>
+        </w:rPr>
+        <w:t>down projection</w:t>
+      </w:r>
+      <w:r>
+        <w:rPr>
+          <w:rFonts w:ascii="Lato" w:eastAsia="Times New Roman" w:hAnsi="Lato" w:cs="Times New Roman"/>
+          <w:kern w:val="0"/>
+          <w14:ligatures w14:val="none"/>
+        </w:rPr>
+        <w:t xml:space="preserve">, this neuron’s column = </w:t>
+      </w:r>
+      <w:r>
+        <w:rPr>
+          <w:rFonts w:ascii="Lato" w:eastAsia="Times New Roman" w:hAnsi="Lato" w:cs="Times New Roman"/>
+          <w:i/>
+          <w:iCs/>
+          <w:kern w:val="0"/>
+          <w14:ligatures w14:val="none"/>
+        </w:rPr>
+        <w:t>basketball direction.</w:t>
+      </w:r>
+    </w:p>
+    <w:p>
+      <w:pPr>
+        <w:numPr>
+          <w:ilvl w:val="0"/>
+          <w:numId w:val="72"/>
+        </w:numPr>
+        <w:spacing w:before="100" w:beforeAutospacing="1" w:after="100" w:afterAutospacing="1" w:line="240" w:lineRule="auto"/>
+        <w:rPr>
+          <w:rFonts w:ascii="Lato" w:eastAsia="Times New Roman" w:hAnsi="Lato" w:cs="Times New Roman"/>
+          <w:kern w:val="0"/>
+          <w14:ligatures w14:val="none"/>
+        </w:rPr>
+      </w:pPr>
+      <w:r>
+        <w:rPr>
+          <w:rFonts w:ascii="Lato" w:eastAsia="Times New Roman" w:hAnsi="Lato" w:cs="Times New Roman"/>
+          <w:kern w:val="0"/>
+          <w14:ligatures w14:val="none"/>
+        </w:rPr>
+        <w:t xml:space="preserve">Thus, whenever the model processes the name </w:t>
+      </w:r>
+      <w:r>
+        <w:rPr>
+          <w:rFonts w:ascii="Lato" w:eastAsia="Times New Roman" w:hAnsi="Lato" w:cs="Times New Roman"/>
+          <w:i/>
+          <w:iCs/>
+          <w:kern w:val="0"/>
+          <w14:ligatures w14:val="none"/>
+        </w:rPr>
+        <w:t>Michael Jordan</w:t>
+      </w:r>
+      <w:r>
+        <w:rPr>
+          <w:rFonts w:ascii="Lato" w:eastAsia="Times New Roman" w:hAnsi="Lato" w:cs="Times New Roman"/>
+          <w:kern w:val="0"/>
+          <w14:ligatures w14:val="none"/>
+        </w:rPr>
+        <w:t xml:space="preserve">, it </w:t>
+      </w:r>
+      <w:r>
+        <w:rPr>
+          <w:rFonts w:ascii="Lato" w:eastAsia="Times New Roman" w:hAnsi="Lato" w:cs="Times New Roman"/>
+          <w:b/>
+          <w:bCs/>
+          <w:kern w:val="0"/>
+          <w14:ligatures w14:val="none"/>
+        </w:rPr>
+        <w:t>adds basketball to the meaning of that token vector.</w:t>
+      </w:r>
+    </w:p>
+    <w:p>
+      <w:pPr>
+        <w:spacing w:before="100" w:beforeAutospacing="1" w:after="100" w:afterAutospacing="1" w:line="240" w:lineRule="auto"/>
+        <w:rPr>
+          <w:rFonts w:ascii="Lato" w:eastAsia="Times New Roman" w:hAnsi="Lato" w:cs="Times New Roman"/>
+          <w:kern w:val="0"/>
+          <w14:ligatures w14:val="none"/>
+        </w:rPr>
+      </w:pPr>
+      <w:r>
+        <w:rPr>
+          <w:rFonts w:ascii="Lato" w:eastAsia="Times New Roman" w:hAnsi="Lato" w:cs="Times New Roman"/>
+          <w:kern w:val="0"/>
+          <w14:ligatures w14:val="none"/>
+        </w:rPr>
+        <w:t>That’s how, in principle, a fact can live inside an MLP.</w:t>
+      </w:r>
+    </w:p>
+    <w:p>
+      <w:pPr>
+        <w:spacing w:after="0" w:line="240" w:lineRule="auto"/>
+        <w:rPr>
+          <w:rFonts w:ascii="Lato" w:eastAsia="Times New Roman" w:hAnsi="Lato" w:cs="Times New Roman"/>
+          <w:kern w:val="0"/>
+          <w14:ligatures w14:val="none"/>
+        </w:rPr>
+      </w:pPr>
+      <w:r>
+        <w:rPr>
+          <w:rFonts w:ascii="Lato" w:eastAsia="Times New Roman" w:hAnsi="Lato" w:cs="Times New Roman"/>
+          <w:kern w:val="0"/>
+          <w14:ligatures w14:val="none"/>
+        </w:rPr>
+        <w:lastRenderedPageBreak/>
+        <w:pict w14:anchorId="456F97BA">
+          <v:rect id="_x0000_i2579" style="width:0;height:1.5pt" o:hralign="center" o:hrstd="t" o:hr="t" fillcolor="#a0a0a0" stroked="f"/>
+        </w:pict>
+      </w:r>
+    </w:p>
+    <w:p>
+      <w:pPr>
+        <w:spacing w:before="100" w:beforeAutospacing="1" w:after="100" w:afterAutospacing="1" w:line="240" w:lineRule="auto"/>
+        <w:outlineLvl w:val="1"/>
+        <w:rPr>
+          <w:rFonts w:ascii="Lato" w:eastAsia="Times New Roman" w:hAnsi="Lato" w:cs="Times New Roman"/>
+          <w:b/>
+          <w:bCs/>
+          <w:kern w:val="0"/>
+          <w:sz w:val="36"/>
+          <w:szCs w:val="36"/>
+          <w14:ligatures w14:val="none"/>
+        </w:rPr>
+      </w:pPr>
+      <w:r>
+        <w:rPr>
+          <w:rFonts w:ascii="Lato" w:eastAsia="Times New Roman" w:hAnsi="Lato" w:cs="Times New Roman"/>
+          <w:b/>
+          <w:bCs/>
+          <w:kern w:val="0"/>
+          <w:sz w:val="36"/>
+          <w:szCs w:val="36"/>
+          <w14:ligatures w14:val="none"/>
+        </w:rPr>
+        <w:t>4</w:t>
+      </w:r>
+      <w:r>
+        <w:rPr>
+          <w:rFonts w:ascii="Lato" w:eastAsia="Times New Roman" w:hAnsi="Lato" w:cs="Times New Roman"/>
+          <w:b/>
+          <w:bCs/>
+          <w:kern w:val="0"/>
+          <w:sz w:val="36"/>
+          <w:szCs w:val="36"/>
+          <w14:ligatures w14:val="none"/>
+        </w:rPr>
+        <w:t>. Why Neurons Don’t Correspond to Simple Features</w:t>
+      </w:r>
+    </w:p>
+    <w:p>
+      <w:pPr>
+        <w:spacing w:before="100" w:beforeAutospacing="1" w:after="100" w:afterAutospacing="1" w:line="240" w:lineRule="auto"/>
+        <w:rPr>
+          <w:rFonts w:ascii="Lato" w:eastAsia="Times New Roman" w:hAnsi="Lato" w:cs="Times New Roman"/>
+          <w:kern w:val="0"/>
+          <w14:ligatures w14:val="none"/>
+        </w:rPr>
+      </w:pPr>
+      <w:r>
+        <w:rPr>
+          <w:rFonts w:ascii="Lato" w:eastAsia="Times New Roman" w:hAnsi="Lato" w:cs="Times New Roman"/>
+          <w:kern w:val="0"/>
+          <w14:ligatures w14:val="none"/>
+        </w:rPr>
+        <w:t>The toy example suggests neat, interpretable neurons. But reality is messier:</w:t>
+      </w:r>
+    </w:p>
+    <w:p>
+      <w:pPr>
+        <w:numPr>
+          <w:ilvl w:val="0"/>
+          <w:numId w:val="73"/>
+        </w:numPr>
+        <w:spacing w:before="100" w:beforeAutospacing="1" w:after="100" w:afterAutospacing="1" w:line="240" w:lineRule="auto"/>
+        <w:rPr>
+          <w:rFonts w:ascii="Lato" w:eastAsia="Times New Roman" w:hAnsi="Lato" w:cs="Times New Roman"/>
+          <w:kern w:val="0"/>
+          <w14:ligatures w14:val="none"/>
+        </w:rPr>
+      </w:pPr>
+      <w:r>
+        <w:rPr>
+          <w:rFonts w:ascii="Lato" w:eastAsia="Times New Roman" w:hAnsi="Lato" w:cs="Times New Roman"/>
+          <w:b/>
+          <w:bCs/>
+          <w:kern w:val="0"/>
+          <w14:ligatures w14:val="none"/>
+        </w:rPr>
+        <w:t>Superposition hypothesis</w:t>
+      </w:r>
+      <w:r>
+        <w:rPr>
+          <w:rFonts w:ascii="Lato" w:eastAsia="Times New Roman" w:hAnsi="Lato" w:cs="Times New Roman"/>
+          <w:kern w:val="0"/>
+          <w14:ligatures w14:val="none"/>
+        </w:rPr>
+        <w:t>:</w:t>
+      </w:r>
+    </w:p>
+    <w:p>
+      <w:pPr>
+        <w:numPr>
+          <w:ilvl w:val="1"/>
+          <w:numId w:val="73"/>
+        </w:numPr>
+        <w:spacing w:before="100" w:beforeAutospacing="1" w:after="100" w:afterAutospacing="1" w:line="240" w:lineRule="auto"/>
+        <w:rPr>
+          <w:rFonts w:ascii="Lato" w:eastAsia="Times New Roman" w:hAnsi="Lato" w:cs="Times New Roman"/>
+          <w:kern w:val="0"/>
+          <w14:ligatures w14:val="none"/>
+        </w:rPr>
+      </w:pPr>
+      <w:r>
+        <w:rPr>
+          <w:rFonts w:ascii="Lato" w:eastAsia="Times New Roman" w:hAnsi="Lato" w:cs="Times New Roman"/>
+          <w:kern w:val="0"/>
+          <w14:ligatures w14:val="none"/>
+        </w:rPr>
+        <w:t xml:space="preserve">Instead of one neuron = one fact, features are </w:t>
+      </w:r>
+      <w:r>
+        <w:rPr>
+          <w:rFonts w:ascii="Lato" w:eastAsia="Times New Roman" w:hAnsi="Lato" w:cs="Times New Roman"/>
+          <w:i/>
+          <w:iCs/>
+          <w:kern w:val="0"/>
+          <w14:ligatures w14:val="none"/>
+        </w:rPr>
+        <w:t>superimposed</w:t>
+      </w:r>
+      <w:r>
+        <w:rPr>
+          <w:rFonts w:ascii="Lato" w:eastAsia="Times New Roman" w:hAnsi="Lato" w:cs="Times New Roman"/>
+          <w:kern w:val="0"/>
+          <w14:ligatures w14:val="none"/>
+        </w:rPr>
+        <w:t xml:space="preserve"> across many neurons.</w:t>
+      </w:r>
+    </w:p>
+    <w:p>
+      <w:pPr>
+        <w:numPr>
+          <w:ilvl w:val="1"/>
+          <w:numId w:val="73"/>
+        </w:numPr>
+        <w:spacing w:before="100" w:beforeAutospacing="1" w:after="100" w:afterAutospacing="1" w:line="240" w:lineRule="auto"/>
+        <w:rPr>
+          <w:rFonts w:ascii="Lato" w:eastAsia="Times New Roman" w:hAnsi="Lato" w:cs="Times New Roman"/>
+          <w:kern w:val="0"/>
+          <w14:ligatures w14:val="none"/>
+        </w:rPr>
+      </w:pPr>
+      <w:r>
+        <w:rPr>
+          <w:rFonts w:ascii="Lato" w:eastAsia="Times New Roman" w:hAnsi="Lato" w:cs="Times New Roman"/>
+          <w:kern w:val="0"/>
+          <w14:ligatures w14:val="none"/>
+        </w:rPr>
+        <w:t>Why? Because in high dimensions, you can cram in exponentially many nearly-independent directions.</w:t>
+      </w:r>
+    </w:p>
+    <w:p>
+      <w:pPr>
+        <w:numPr>
+          <w:ilvl w:val="0"/>
+          <w:numId w:val="73"/>
+        </w:numPr>
+        <w:spacing w:before="100" w:beforeAutospacing="1" w:after="100" w:afterAutospacing="1" w:line="240" w:lineRule="auto"/>
+        <w:rPr>
+          <w:rFonts w:ascii="Lato" w:eastAsia="Times New Roman" w:hAnsi="Lato" w:cs="Times New Roman"/>
+          <w:kern w:val="0"/>
+          <w14:ligatures w14:val="none"/>
+        </w:rPr>
+      </w:pPr>
+      <w:r>
+        <w:rPr>
+          <w:rFonts w:ascii="Lato" w:eastAsia="Times New Roman" w:hAnsi="Lato" w:cs="Times New Roman"/>
+          <w:kern w:val="0"/>
+          <w14:ligatures w14:val="none"/>
+        </w:rPr>
+        <w:t xml:space="preserve">Example: In a 100-dimensional space, you can represent far more than 100 independent-ish features if you allow them to be </w:t>
+      </w:r>
+      <w:r>
+        <w:rPr>
+          <w:rFonts w:ascii="Lato" w:eastAsia="Times New Roman" w:hAnsi="Lato" w:cs="Times New Roman"/>
+          <w:i/>
+          <w:iCs/>
+          <w:kern w:val="0"/>
+          <w14:ligatures w14:val="none"/>
+        </w:rPr>
+        <w:t>almost perpendicular.</w:t>
+      </w:r>
+    </w:p>
+    <w:p>
+      <w:pPr>
+        <w:numPr>
+          <w:ilvl w:val="0"/>
+          <w:numId w:val="73"/>
+        </w:numPr>
+        <w:spacing w:before="100" w:beforeAutospacing="1" w:after="100" w:afterAutospacing="1" w:line="240" w:lineRule="auto"/>
+        <w:rPr>
+          <w:rFonts w:ascii="Lato" w:eastAsia="Times New Roman" w:hAnsi="Lato" w:cs="Times New Roman"/>
+          <w:kern w:val="0"/>
+          <w14:ligatures w14:val="none"/>
+        </w:rPr>
+      </w:pPr>
+      <w:r>
+        <w:rPr>
+          <w:rFonts w:ascii="Lato" w:eastAsia="Times New Roman" w:hAnsi="Lato" w:cs="Times New Roman"/>
+          <w:kern w:val="0"/>
+          <w14:ligatures w14:val="none"/>
+        </w:rPr>
+        <w:t>Result:</w:t>
+      </w:r>
+    </w:p>
+    <w:p>
+      <w:pPr>
+        <w:numPr>
+          <w:ilvl w:val="1"/>
+          <w:numId w:val="73"/>
+        </w:numPr>
+        <w:spacing w:before="100" w:beforeAutospacing="1" w:after="100" w:afterAutospacing="1" w:line="240" w:lineRule="auto"/>
+        <w:rPr>
+          <w:rFonts w:ascii="Lato" w:eastAsia="Times New Roman" w:hAnsi="Lato" w:cs="Times New Roman"/>
+          <w:kern w:val="0"/>
+          <w14:ligatures w14:val="none"/>
+        </w:rPr>
+      </w:pPr>
+      <w:r>
+        <w:rPr>
+          <w:rFonts w:ascii="Lato" w:eastAsia="Times New Roman" w:hAnsi="Lato" w:cs="Times New Roman"/>
+          <w:kern w:val="0"/>
+          <w14:ligatures w14:val="none"/>
+        </w:rPr>
+        <w:t>A fact like “Michael Jordan → basketball” is not a single neuron firing.</w:t>
+      </w:r>
+    </w:p>
+    <w:p>
+      <w:pPr>
+        <w:numPr>
+          <w:ilvl w:val="1"/>
+          <w:numId w:val="73"/>
+        </w:numPr>
+        <w:spacing w:before="100" w:beforeAutospacing="1" w:after="100" w:afterAutospacing="1" w:line="240" w:lineRule="auto"/>
+        <w:rPr>
+          <w:rFonts w:ascii="Lato" w:eastAsia="Times New Roman" w:hAnsi="Lato" w:cs="Times New Roman"/>
+          <w:kern w:val="0"/>
+          <w14:ligatures w14:val="none"/>
+        </w:rPr>
+      </w:pPr>
+      <w:r>
+        <w:rPr>
+          <w:rFonts w:ascii="Lato" w:eastAsia="Times New Roman" w:hAnsi="Lato" w:cs="Times New Roman"/>
+          <w:kern w:val="0"/>
+          <w14:ligatures w14:val="none"/>
+        </w:rPr>
+        <w:t>It’s a pattern spread across many neurons.</w:t>
+      </w:r>
+    </w:p>
+    <w:p>
+      <w:pPr>
+        <w:spacing w:after="0" w:line="240" w:lineRule="auto"/>
+        <w:rPr>
+          <w:rFonts w:ascii="Lato" w:eastAsia="Times New Roman" w:hAnsi="Lato" w:cs="Times New Roman"/>
+          <w:kern w:val="0"/>
+          <w14:ligatures w14:val="none"/>
+        </w:rPr>
+      </w:pPr>
+      <w:r>
+        <w:rPr>
+          <w:rFonts w:ascii="Lato" w:eastAsia="Times New Roman" w:hAnsi="Lato" w:cs="Times New Roman"/>
+          <w:kern w:val="0"/>
+          <w14:ligatures w14:val="none"/>
+        </w:rPr>
+        <w:pict w14:anchorId="651C8C3D">
+          <v:rect id="_x0000_i2580" style="width:0;height:1.5pt" o:hralign="center" o:hrstd="t" o:hr="t" fillcolor="#a0a0a0" stroked="f"/>
+        </w:pict>
+      </w:r>
+    </w:p>
+    <w:p>
+      <w:pPr>
+        <w:spacing w:before="100" w:beforeAutospacing="1" w:after="100" w:afterAutospacing="1" w:line="240" w:lineRule="auto"/>
+        <w:outlineLvl w:val="1"/>
+        <w:rPr>
+          <w:rFonts w:ascii="Lato" w:eastAsia="Times New Roman" w:hAnsi="Lato" w:cs="Times New Roman"/>
+          <w:b/>
+          <w:bCs/>
+          <w:kern w:val="0"/>
+          <w:sz w:val="36"/>
+          <w:szCs w:val="36"/>
+          <w14:ligatures w14:val="none"/>
+        </w:rPr>
+      </w:pPr>
+      <w:r>
+        <w:rPr>
+          <w:rFonts w:ascii="Lato" w:eastAsia="Times New Roman" w:hAnsi="Lato" w:cs="Times New Roman"/>
+          <w:b/>
+          <w:bCs/>
+          <w:kern w:val="0"/>
+          <w:sz w:val="36"/>
+          <w:szCs w:val="36"/>
+          <w14:ligatures w14:val="none"/>
+        </w:rPr>
+        <w:t>5</w:t>
+      </w:r>
+      <w:r>
+        <w:rPr>
+          <w:rFonts w:ascii="Lato" w:eastAsia="Times New Roman" w:hAnsi="Lato" w:cs="Times New Roman"/>
+          <w:b/>
+          <w:bCs/>
+          <w:kern w:val="0"/>
+          <w:sz w:val="36"/>
+          <w:szCs w:val="36"/>
+          <w14:ligatures w14:val="none"/>
+        </w:rPr>
+        <w:t>. Key Intuition</w:t>
+      </w:r>
+    </w:p>
+    <w:p>
+      <w:pPr>
+        <w:numPr>
+          <w:ilvl w:val="0"/>
+          <w:numId w:val="75"/>
+        </w:numPr>
+        <w:spacing w:before="100" w:beforeAutospacing="1" w:after="100" w:afterAutospacing="1" w:line="240" w:lineRule="auto"/>
+        <w:rPr>
+          <w:rFonts w:ascii="Lato" w:eastAsia="Times New Roman" w:hAnsi="Lato" w:cs="Times New Roman"/>
+          <w:kern w:val="0"/>
+          <w14:ligatures w14:val="none"/>
+        </w:rPr>
+      </w:pPr>
+      <w:r>
+        <w:rPr>
+          <w:rFonts w:ascii="Lato" w:eastAsia="Times New Roman" w:hAnsi="Lato" w:cs="Times New Roman"/>
+          <w:b/>
+          <w:bCs/>
+          <w:kern w:val="0"/>
+          <w14:ligatures w14:val="none"/>
+        </w:rPr>
+        <w:t>Attention = context flow</w:t>
+      </w:r>
+      <w:r>
+        <w:rPr>
+          <w:rFonts w:ascii="Lato" w:eastAsia="Times New Roman" w:hAnsi="Lato" w:cs="Times New Roman"/>
+          <w:kern w:val="0"/>
+          <w14:ligatures w14:val="none"/>
+        </w:rPr>
+        <w:t xml:space="preserve"> (which words talk to each other).</w:t>
+      </w:r>
+    </w:p>
+    <w:p>
+      <w:pPr>
+        <w:numPr>
+          <w:ilvl w:val="0"/>
+          <w:numId w:val="75"/>
+        </w:numPr>
+        <w:spacing w:before="100" w:beforeAutospacing="1" w:after="100" w:afterAutospacing="1" w:line="240" w:lineRule="auto"/>
+        <w:rPr>
+          <w:rFonts w:ascii="Lato" w:eastAsia="Times New Roman" w:hAnsi="Lato" w:cs="Times New Roman"/>
+          <w:kern w:val="0"/>
+          <w14:ligatures w14:val="none"/>
+        </w:rPr>
+      </w:pPr>
+      <w:r>
+        <w:rPr>
+          <w:rFonts w:ascii="Lato" w:eastAsia="Times New Roman" w:hAnsi="Lato" w:cs="Times New Roman"/>
+          <w:b/>
+          <w:bCs/>
+          <w:kern w:val="0"/>
+          <w14:ligatures w14:val="none"/>
+        </w:rPr>
+        <w:t>MLPs = fact storage + feature transformation.</w:t>
+      </w:r>
+    </w:p>
+    <w:p>
+      <w:pPr>
+        <w:numPr>
+          <w:ilvl w:val="0"/>
+          <w:numId w:val="75"/>
+        </w:numPr>
+        <w:spacing w:before="100" w:beforeAutospacing="1" w:after="100" w:afterAutospacing="1" w:line="240" w:lineRule="auto"/>
+        <w:rPr>
+          <w:rFonts w:ascii="Lato" w:eastAsia="Times New Roman" w:hAnsi="Lato" w:cs="Times New Roman"/>
+          <w:kern w:val="0"/>
+          <w14:ligatures w14:val="none"/>
+        </w:rPr>
+      </w:pPr>
+      <w:r>
+        <w:rPr>
+          <w:rFonts w:ascii="Lato" w:eastAsia="Times New Roman" w:hAnsi="Lato" w:cs="Times New Roman"/>
+          <w:kern w:val="0"/>
+          <w14:ligatures w14:val="none"/>
+        </w:rPr>
+        <w:t xml:space="preserve">Together: Attention says </w:t>
+      </w:r>
+      <w:r>
+        <w:rPr>
+          <w:rFonts w:ascii="Lato" w:eastAsia="Times New Roman" w:hAnsi="Lato" w:cs="Times New Roman"/>
+          <w:i/>
+          <w:iCs/>
+          <w:kern w:val="0"/>
+          <w14:ligatures w14:val="none"/>
+        </w:rPr>
+        <w:t>“We’re talking about Michael Jordan.”</w:t>
+      </w:r>
+      <w:r>
+        <w:rPr>
+          <w:rFonts w:ascii="Lato" w:eastAsia="Times New Roman" w:hAnsi="Lato" w:cs="Times New Roman"/>
+          <w:kern w:val="0"/>
+          <w14:ligatures w14:val="none"/>
+        </w:rPr>
+        <w:t xml:space="preserve"> MLP says </w:t>
+      </w:r>
+      <w:r>
+        <w:rPr>
+          <w:rFonts w:ascii="Lato" w:eastAsia="Times New Roman" w:hAnsi="Lato" w:cs="Times New Roman"/>
+          <w:i/>
+          <w:iCs/>
+          <w:kern w:val="0"/>
+          <w14:ligatures w14:val="none"/>
+        </w:rPr>
+        <w:t>“Michael Jordan → basketball.”</w:t>
+      </w:r>
+    </w:p>
+    <w:p>
+      <w:pPr>
+        <w:spacing w:after="0" w:line="240" w:lineRule="auto"/>
+        <w:rPr>
+          <w:rFonts w:ascii="Lato" w:eastAsia="Times New Roman" w:hAnsi="Lato" w:cs="Times New Roman"/>
+          <w:kern w:val="0"/>
+          <w14:ligatures w14:val="none"/>
+        </w:rPr>
+      </w:pPr>
+      <w:r>
+        <w:rPr>
+          <w:rFonts w:ascii="Lato" w:eastAsia="Times New Roman" w:hAnsi="Lato" w:cs="Times New Roman"/>
+          <w:kern w:val="0"/>
+          <w14:ligatures w14:val="none"/>
+        </w:rPr>
+        <w:pict w14:anchorId="2632823C">
+          <v:rect id="_x0000_i2582" style="width:0;height:1.5pt" o:hralign="center" o:hrstd="t" o:hr="t" fillcolor="#a0a0a0" stroked="f"/>
+        </w:pict>
+      </w:r>
+    </w:p>
+    <w:p>
+      <w:pPr>
+        <w:spacing w:after="0" w:line="240" w:lineRule="auto"/>
+        <w:rPr>
+          <w:rFonts w:ascii="Lato" w:eastAsia="Times New Roman" w:hAnsi="Lato" w:cs="Times New Roman"/>
+          <w:kern w:val="0"/>
+          <w14:ligatures w14:val="none"/>
+        </w:rPr>
+      </w:pPr>
     </w:p>
     <w:p>
       <w:pPr>
@@ -7633,6 +9829,155 @@
     </w:lvl>
   </w:abstractNum>
   <w:abstractNum w:abstractNumId="2" w15:restartNumberingAfterBreak="0">
+    <w:nsid w:val="05460CC3"/>
+    <w:multiLevelType w:val="multilevel"/>
+    <w:tmpl w:val="68FE321E"/>
+    <w:lvl w:ilvl="0">
+      <w:start w:val="1"/>
+      <w:numFmt w:val="bullet"/>
+      <w:lvlText w:val=""/>
+      <w:lvlJc w:val="left"/>
+      <w:pPr>
+        <w:tabs>
+          <w:tab w:val="num" w:pos="720"/>
+        </w:tabs>
+        <w:ind w:left="720" w:hanging="360"/>
+      </w:pPr>
+      <w:rPr>
+        <w:rFonts w:ascii="Symbol" w:hAnsi="Symbol" w:hint="default"/>
+        <w:sz w:val="20"/>
+      </w:rPr>
+    </w:lvl>
+    <w:lvl w:ilvl="1" w:tentative="1">
+      <w:start w:val="1"/>
+      <w:numFmt w:val="bullet"/>
+      <w:lvlText w:val="o"/>
+      <w:lvlJc w:val="left"/>
+      <w:pPr>
+        <w:tabs>
+          <w:tab w:val="num" w:pos="1440"/>
+        </w:tabs>
+        <w:ind w:left="1440" w:hanging="360"/>
+      </w:pPr>
+      <w:rPr>
+        <w:rFonts w:ascii="Courier New" w:hAnsi="Courier New" w:hint="default"/>
+        <w:sz w:val="20"/>
+      </w:rPr>
+    </w:lvl>
+    <w:lvl w:ilvl="2" w:tentative="1">
+      <w:start w:val="1"/>
+      <w:numFmt w:val="bullet"/>
+      <w:lvlText w:val=""/>
+      <w:lvlJc w:val="left"/>
+      <w:pPr>
+        <w:tabs>
+          <w:tab w:val="num" w:pos="2160"/>
+        </w:tabs>
+        <w:ind w:left="2160" w:hanging="360"/>
+      </w:pPr>
+      <w:rPr>
+        <w:rFonts w:ascii="Wingdings" w:hAnsi="Wingdings" w:hint="default"/>
+        <w:sz w:val="20"/>
+      </w:rPr>
+    </w:lvl>
+    <w:lvl w:ilvl="3" w:tentative="1">
+      <w:start w:val="1"/>
+      <w:numFmt w:val="bullet"/>
+      <w:lvlText w:val=""/>
+      <w:lvlJc w:val="left"/>
+      <w:pPr>
+        <w:tabs>
+          <w:tab w:val="num" w:pos="2880"/>
+        </w:tabs>
+        <w:ind w:left="2880" w:hanging="360"/>
+      </w:pPr>
+      <w:rPr>
+        <w:rFonts w:ascii="Wingdings" w:hAnsi="Wingdings" w:hint="default"/>
+        <w:sz w:val="20"/>
+      </w:rPr>
+    </w:lvl>
+    <w:lvl w:ilvl="4" w:tentative="1">
+      <w:start w:val="1"/>
+      <w:numFmt w:val="bullet"/>
+      <w:lvlText w:val=""/>
+      <w:lvlJc w:val="left"/>
+      <w:pPr>
+        <w:tabs>
+          <w:tab w:val="num" w:pos="3600"/>
+        </w:tabs>
+        <w:ind w:left="3600" w:hanging="360"/>
+      </w:pPr>
+      <w:rPr>
+        <w:rFonts w:ascii="Wingdings" w:hAnsi="Wingdings" w:hint="default"/>
+        <w:sz w:val="20"/>
+      </w:rPr>
+    </w:lvl>
+    <w:lvl w:ilvl="5" w:tentative="1">
+      <w:start w:val="1"/>
+      <w:numFmt w:val="bullet"/>
+      <w:lvlText w:val=""/>
+      <w:lvlJc w:val="left"/>
+      <w:pPr>
+        <w:tabs>
+          <w:tab w:val="num" w:pos="4320"/>
+        </w:tabs>
+        <w:ind w:left="4320" w:hanging="360"/>
+      </w:pPr>
+      <w:rPr>
+        <w:rFonts w:ascii="Wingdings" w:hAnsi="Wingdings" w:hint="default"/>
+        <w:sz w:val="20"/>
+      </w:rPr>
+    </w:lvl>
+    <w:lvl w:ilvl="6" w:tentative="1">
+      <w:start w:val="1"/>
+      <w:numFmt w:val="bullet"/>
+      <w:lvlText w:val=""/>
+      <w:lvlJc w:val="left"/>
+      <w:pPr>
+        <w:tabs>
+          <w:tab w:val="num" w:pos="5040"/>
+        </w:tabs>
+        <w:ind w:left="5040" w:hanging="360"/>
+      </w:pPr>
+      <w:rPr>
+        <w:rFonts w:ascii="Wingdings" w:hAnsi="Wingdings" w:hint="default"/>
+        <w:sz w:val="20"/>
+      </w:rPr>
+    </w:lvl>
+    <w:lvl w:ilvl="7" w:tentative="1">
+      <w:start w:val="1"/>
+      <w:numFmt w:val="bullet"/>
+      <w:lvlText w:val=""/>
+      <w:lvlJc w:val="left"/>
+      <w:pPr>
+        <w:tabs>
+          <w:tab w:val="num" w:pos="5760"/>
+        </w:tabs>
+        <w:ind w:left="5760" w:hanging="360"/>
+      </w:pPr>
+      <w:rPr>
+        <w:rFonts w:ascii="Wingdings" w:hAnsi="Wingdings" w:hint="default"/>
+        <w:sz w:val="20"/>
+      </w:rPr>
+    </w:lvl>
+    <w:lvl w:ilvl="8" w:tentative="1">
+      <w:start w:val="1"/>
+      <w:numFmt w:val="bullet"/>
+      <w:lvlText w:val=""/>
+      <w:lvlJc w:val="left"/>
+      <w:pPr>
+        <w:tabs>
+          <w:tab w:val="num" w:pos="6480"/>
+        </w:tabs>
+        <w:ind w:left="6480" w:hanging="360"/>
+      </w:pPr>
+      <w:rPr>
+        <w:rFonts w:ascii="Wingdings" w:hAnsi="Wingdings" w:hint="default"/>
+        <w:sz w:val="20"/>
+      </w:rPr>
+    </w:lvl>
+  </w:abstractNum>
+  <w:abstractNum w:abstractNumId="3" w15:restartNumberingAfterBreak="0">
     <w:nsid w:val="0A47019A"/>
     <w:multiLevelType w:val="multilevel"/>
     <w:tmpl w:val="1F066CEC"/>
@@ -7781,7 +10126,7 @@
       </w:rPr>
     </w:lvl>
   </w:abstractNum>
-  <w:abstractNum w:abstractNumId="3" w15:restartNumberingAfterBreak="0">
+  <w:abstractNum w:abstractNumId="4" w15:restartNumberingAfterBreak="0">
     <w:nsid w:val="0C4A2E3B"/>
     <w:multiLevelType w:val="multilevel"/>
     <w:tmpl w:val="7340F906"/>
@@ -7930,7 +10275,7 @@
       </w:rPr>
     </w:lvl>
   </w:abstractNum>
-  <w:abstractNum w:abstractNumId="4" w15:restartNumberingAfterBreak="0">
+  <w:abstractNum w:abstractNumId="5" w15:restartNumberingAfterBreak="0">
     <w:nsid w:val="0FD47D32"/>
     <w:multiLevelType w:val="multilevel"/>
     <w:tmpl w:val="851E77CC"/>
@@ -8079,7 +10424,7 @@
       </w:rPr>
     </w:lvl>
   </w:abstractNum>
-  <w:abstractNum w:abstractNumId="5" w15:restartNumberingAfterBreak="0">
+  <w:abstractNum w:abstractNumId="6" w15:restartNumberingAfterBreak="0">
     <w:nsid w:val="107463C6"/>
     <w:multiLevelType w:val="multilevel"/>
     <w:tmpl w:val="FB14E2E4"/>
@@ -8196,7 +10541,156 @@
       </w:pPr>
     </w:lvl>
   </w:abstractNum>
-  <w:abstractNum w:abstractNumId="6" w15:restartNumberingAfterBreak="0">
+  <w:abstractNum w:abstractNumId="7" w15:restartNumberingAfterBreak="0">
+    <w:nsid w:val="141763E9"/>
+    <w:multiLevelType w:val="multilevel"/>
+    <w:tmpl w:val="720A74CE"/>
+    <w:lvl w:ilvl="0">
+      <w:start w:val="1"/>
+      <w:numFmt w:val="bullet"/>
+      <w:lvlText w:val=""/>
+      <w:lvlJc w:val="left"/>
+      <w:pPr>
+        <w:tabs>
+          <w:tab w:val="num" w:pos="720"/>
+        </w:tabs>
+        <w:ind w:left="720" w:hanging="360"/>
+      </w:pPr>
+      <w:rPr>
+        <w:rFonts w:ascii="Symbol" w:hAnsi="Symbol" w:hint="default"/>
+        <w:sz w:val="20"/>
+      </w:rPr>
+    </w:lvl>
+    <w:lvl w:ilvl="1" w:tentative="1">
+      <w:start w:val="1"/>
+      <w:numFmt w:val="bullet"/>
+      <w:lvlText w:val="o"/>
+      <w:lvlJc w:val="left"/>
+      <w:pPr>
+        <w:tabs>
+          <w:tab w:val="num" w:pos="1440"/>
+        </w:tabs>
+        <w:ind w:left="1440" w:hanging="360"/>
+      </w:pPr>
+      <w:rPr>
+        <w:rFonts w:ascii="Courier New" w:hAnsi="Courier New" w:hint="default"/>
+        <w:sz w:val="20"/>
+      </w:rPr>
+    </w:lvl>
+    <w:lvl w:ilvl="2" w:tentative="1">
+      <w:start w:val="1"/>
+      <w:numFmt w:val="bullet"/>
+      <w:lvlText w:val=""/>
+      <w:lvlJc w:val="left"/>
+      <w:pPr>
+        <w:tabs>
+          <w:tab w:val="num" w:pos="2160"/>
+        </w:tabs>
+        <w:ind w:left="2160" w:hanging="360"/>
+      </w:pPr>
+      <w:rPr>
+        <w:rFonts w:ascii="Wingdings" w:hAnsi="Wingdings" w:hint="default"/>
+        <w:sz w:val="20"/>
+      </w:rPr>
+    </w:lvl>
+    <w:lvl w:ilvl="3" w:tentative="1">
+      <w:start w:val="1"/>
+      <w:numFmt w:val="bullet"/>
+      <w:lvlText w:val=""/>
+      <w:lvlJc w:val="left"/>
+      <w:pPr>
+        <w:tabs>
+          <w:tab w:val="num" w:pos="2880"/>
+        </w:tabs>
+        <w:ind w:left="2880" w:hanging="360"/>
+      </w:pPr>
+      <w:rPr>
+        <w:rFonts w:ascii="Wingdings" w:hAnsi="Wingdings" w:hint="default"/>
+        <w:sz w:val="20"/>
+      </w:rPr>
+    </w:lvl>
+    <w:lvl w:ilvl="4" w:tentative="1">
+      <w:start w:val="1"/>
+      <w:numFmt w:val="bullet"/>
+      <w:lvlText w:val=""/>
+      <w:lvlJc w:val="left"/>
+      <w:pPr>
+        <w:tabs>
+          <w:tab w:val="num" w:pos="3600"/>
+        </w:tabs>
+        <w:ind w:left="3600" w:hanging="360"/>
+      </w:pPr>
+      <w:rPr>
+        <w:rFonts w:ascii="Wingdings" w:hAnsi="Wingdings" w:hint="default"/>
+        <w:sz w:val="20"/>
+      </w:rPr>
+    </w:lvl>
+    <w:lvl w:ilvl="5" w:tentative="1">
+      <w:start w:val="1"/>
+      <w:numFmt w:val="bullet"/>
+      <w:lvlText w:val=""/>
+      <w:lvlJc w:val="left"/>
+      <w:pPr>
+        <w:tabs>
+          <w:tab w:val="num" w:pos="4320"/>
+        </w:tabs>
+        <w:ind w:left="4320" w:hanging="360"/>
+      </w:pPr>
+      <w:rPr>
+        <w:rFonts w:ascii="Wingdings" w:hAnsi="Wingdings" w:hint="default"/>
+        <w:sz w:val="20"/>
+      </w:rPr>
+    </w:lvl>
+    <w:lvl w:ilvl="6" w:tentative="1">
+      <w:start w:val="1"/>
+      <w:numFmt w:val="bullet"/>
+      <w:lvlText w:val=""/>
+      <w:lvlJc w:val="left"/>
+      <w:pPr>
+        <w:tabs>
+          <w:tab w:val="num" w:pos="5040"/>
+        </w:tabs>
+        <w:ind w:left="5040" w:hanging="360"/>
+      </w:pPr>
+      <w:rPr>
+        <w:rFonts w:ascii="Wingdings" w:hAnsi="Wingdings" w:hint="default"/>
+        <w:sz w:val="20"/>
+      </w:rPr>
+    </w:lvl>
+    <w:lvl w:ilvl="7" w:tentative="1">
+      <w:start w:val="1"/>
+      <w:numFmt w:val="bullet"/>
+      <w:lvlText w:val=""/>
+      <w:lvlJc w:val="left"/>
+      <w:pPr>
+        <w:tabs>
+          <w:tab w:val="num" w:pos="5760"/>
+        </w:tabs>
+        <w:ind w:left="5760" w:hanging="360"/>
+      </w:pPr>
+      <w:rPr>
+        <w:rFonts w:ascii="Wingdings" w:hAnsi="Wingdings" w:hint="default"/>
+        <w:sz w:val="20"/>
+      </w:rPr>
+    </w:lvl>
+    <w:lvl w:ilvl="8" w:tentative="1">
+      <w:start w:val="1"/>
+      <w:numFmt w:val="bullet"/>
+      <w:lvlText w:val=""/>
+      <w:lvlJc w:val="left"/>
+      <w:pPr>
+        <w:tabs>
+          <w:tab w:val="num" w:pos="6480"/>
+        </w:tabs>
+        <w:ind w:left="6480" w:hanging="360"/>
+      </w:pPr>
+      <w:rPr>
+        <w:rFonts w:ascii="Wingdings" w:hAnsi="Wingdings" w:hint="default"/>
+        <w:sz w:val="20"/>
+      </w:rPr>
+    </w:lvl>
+  </w:abstractNum>
+  <w:abstractNum w:abstractNumId="8" w15:restartNumberingAfterBreak="0">
     <w:nsid w:val="155D3C0E"/>
     <w:multiLevelType w:val="multilevel"/>
     <w:tmpl w:val="48C2B598"/>
@@ -8345,7 +10839,7 @@
       </w:rPr>
     </w:lvl>
   </w:abstractNum>
-  <w:abstractNum w:abstractNumId="7" w15:restartNumberingAfterBreak="0">
+  <w:abstractNum w:abstractNumId="9" w15:restartNumberingAfterBreak="0">
     <w:nsid w:val="157C6165"/>
     <w:multiLevelType w:val="multilevel"/>
     <w:tmpl w:val="372AC200"/>
@@ -8494,7 +10988,7 @@
       </w:rPr>
     </w:lvl>
   </w:abstractNum>
-  <w:abstractNum w:abstractNumId="8" w15:restartNumberingAfterBreak="0">
+  <w:abstractNum w:abstractNumId="10" w15:restartNumberingAfterBreak="0">
     <w:nsid w:val="17A3732C"/>
     <w:multiLevelType w:val="multilevel"/>
     <w:tmpl w:val="627CB1F0"/>
@@ -8643,7 +11137,7 @@
       </w:rPr>
     </w:lvl>
   </w:abstractNum>
-  <w:abstractNum w:abstractNumId="9" w15:restartNumberingAfterBreak="0">
+  <w:abstractNum w:abstractNumId="11" w15:restartNumberingAfterBreak="0">
     <w:nsid w:val="18B21E91"/>
     <w:multiLevelType w:val="multilevel"/>
     <w:tmpl w:val="8B3033DC"/>
@@ -8792,7 +11286,7 @@
       </w:rPr>
     </w:lvl>
   </w:abstractNum>
-  <w:abstractNum w:abstractNumId="10" w15:restartNumberingAfterBreak="0">
+  <w:abstractNum w:abstractNumId="12" w15:restartNumberingAfterBreak="0">
     <w:nsid w:val="1A16780B"/>
     <w:multiLevelType w:val="multilevel"/>
     <w:tmpl w:val="3D3EBFDC"/>
@@ -8941,7 +11435,7 @@
       </w:rPr>
     </w:lvl>
   </w:abstractNum>
-  <w:abstractNum w:abstractNumId="11" w15:restartNumberingAfterBreak="0">
+  <w:abstractNum w:abstractNumId="13" w15:restartNumberingAfterBreak="0">
     <w:nsid w:val="1C633E7D"/>
     <w:multiLevelType w:val="multilevel"/>
     <w:tmpl w:val="23CCA7D8"/>
@@ -9090,7 +11584,124 @@
       </w:rPr>
     </w:lvl>
   </w:abstractNum>
-  <w:abstractNum w:abstractNumId="12" w15:restartNumberingAfterBreak="0">
+  <w:abstractNum w:abstractNumId="14" w15:restartNumberingAfterBreak="0">
+    <w:nsid w:val="1D7F5525"/>
+    <w:multiLevelType w:val="multilevel"/>
+    <w:tmpl w:val="77103D60"/>
+    <w:lvl w:ilvl="0">
+      <w:start w:val="1"/>
+      <w:numFmt w:val="decimal"/>
+      <w:lvlText w:val="%1."/>
+      <w:lvlJc w:val="left"/>
+      <w:pPr>
+        <w:tabs>
+          <w:tab w:val="num" w:pos="720"/>
+        </w:tabs>
+        <w:ind w:left="720" w:hanging="360"/>
+      </w:pPr>
+    </w:lvl>
+    <w:lvl w:ilvl="1">
+      <w:start w:val="1"/>
+      <w:numFmt w:val="bullet"/>
+      <w:lvlText w:val="o"/>
+      <w:lvlJc w:val="left"/>
+      <w:pPr>
+        <w:tabs>
+          <w:tab w:val="num" w:pos="1440"/>
+        </w:tabs>
+        <w:ind w:left="1440" w:hanging="360"/>
+      </w:pPr>
+      <w:rPr>
+        <w:rFonts w:ascii="Courier New" w:hAnsi="Courier New" w:hint="default"/>
+        <w:sz w:val="20"/>
+      </w:rPr>
+    </w:lvl>
+    <w:lvl w:ilvl="2" w:tentative="1">
+      <w:start w:val="1"/>
+      <w:numFmt w:val="decimal"/>
+      <w:lvlText w:val="%3."/>
+      <w:lvlJc w:val="left"/>
+      <w:pPr>
+        <w:tabs>
+          <w:tab w:val="num" w:pos="2160"/>
+        </w:tabs>
+        <w:ind w:left="2160" w:hanging="360"/>
+      </w:pPr>
+    </w:lvl>
+    <w:lvl w:ilvl="3" w:tentative="1">
+      <w:start w:val="1"/>
+      <w:numFmt w:val="decimal"/>
+      <w:lvlText w:val="%4."/>
+      <w:lvlJc w:val="left"/>
+      <w:pPr>
+        <w:tabs>
+          <w:tab w:val="num" w:pos="2880"/>
+        </w:tabs>
+        <w:ind w:left="2880" w:hanging="360"/>
+      </w:pPr>
+    </w:lvl>
+    <w:lvl w:ilvl="4" w:tentative="1">
+      <w:start w:val="1"/>
+      <w:numFmt w:val="decimal"/>
+      <w:lvlText w:val="%5."/>
+      <w:lvlJc w:val="left"/>
+      <w:pPr>
+        <w:tabs>
+          <w:tab w:val="num" w:pos="3600"/>
+        </w:tabs>
+        <w:ind w:left="3600" w:hanging="360"/>
+      </w:pPr>
+    </w:lvl>
+    <w:lvl w:ilvl="5" w:tentative="1">
+      <w:start w:val="1"/>
+      <w:numFmt w:val="decimal"/>
+      <w:lvlText w:val="%6."/>
+      <w:lvlJc w:val="left"/>
+      <w:pPr>
+        <w:tabs>
+          <w:tab w:val="num" w:pos="4320"/>
+        </w:tabs>
+        <w:ind w:left="4320" w:hanging="360"/>
+      </w:pPr>
+    </w:lvl>
+    <w:lvl w:ilvl="6" w:tentative="1">
+      <w:start w:val="1"/>
+      <w:numFmt w:val="decimal"/>
+      <w:lvlText w:val="%7."/>
+      <w:lvlJc w:val="left"/>
+      <w:pPr>
+        <w:tabs>
+          <w:tab w:val="num" w:pos="5040"/>
+        </w:tabs>
+        <w:ind w:left="5040" w:hanging="360"/>
+      </w:pPr>
+    </w:lvl>
+    <w:lvl w:ilvl="7" w:tentative="1">
+      <w:start w:val="1"/>
+      <w:numFmt w:val="decimal"/>
+      <w:lvlText w:val="%8."/>
+      <w:lvlJc w:val="left"/>
+      <w:pPr>
+        <w:tabs>
+          <w:tab w:val="num" w:pos="5760"/>
+        </w:tabs>
+        <w:ind w:left="5760" w:hanging="360"/>
+      </w:pPr>
+    </w:lvl>
+    <w:lvl w:ilvl="8" w:tentative="1">
+      <w:start w:val="1"/>
+      <w:numFmt w:val="decimal"/>
+      <w:lvlText w:val="%9."/>
+      <w:lvlJc w:val="left"/>
+      <w:pPr>
+        <w:tabs>
+          <w:tab w:val="num" w:pos="6480"/>
+        </w:tabs>
+        <w:ind w:left="6480" w:hanging="360"/>
+      </w:pPr>
+    </w:lvl>
+  </w:abstractNum>
+  <w:abstractNum w:abstractNumId="15" w15:restartNumberingAfterBreak="0">
     <w:nsid w:val="1EA01468"/>
     <w:multiLevelType w:val="multilevel"/>
     <w:tmpl w:val="FBB02536"/>
@@ -9239,7 +11850,7 @@
       </w:rPr>
     </w:lvl>
   </w:abstractNum>
-  <w:abstractNum w:abstractNumId="13" w15:restartNumberingAfterBreak="0">
+  <w:abstractNum w:abstractNumId="16" w15:restartNumberingAfterBreak="0">
     <w:nsid w:val="1ED87D1E"/>
     <w:multiLevelType w:val="multilevel"/>
     <w:tmpl w:val="7D50ED7A"/>
@@ -9388,7 +11999,7 @@
       </w:rPr>
     </w:lvl>
   </w:abstractNum>
-  <w:abstractNum w:abstractNumId="14" w15:restartNumberingAfterBreak="0">
+  <w:abstractNum w:abstractNumId="17" w15:restartNumberingAfterBreak="0">
     <w:nsid w:val="210B5460"/>
     <w:multiLevelType w:val="multilevel"/>
     <w:tmpl w:val="63BCBC7C"/>
@@ -9537,7 +12148,7 @@
       </w:rPr>
     </w:lvl>
   </w:abstractNum>
-  <w:abstractNum w:abstractNumId="15" w15:restartNumberingAfterBreak="0">
+  <w:abstractNum w:abstractNumId="18" w15:restartNumberingAfterBreak="0">
     <w:nsid w:val="239C4A53"/>
     <w:multiLevelType w:val="multilevel"/>
     <w:tmpl w:val="1E3A19C4"/>
@@ -9686,7 +12297,7 @@
       </w:rPr>
     </w:lvl>
   </w:abstractNum>
-  <w:abstractNum w:abstractNumId="16" w15:restartNumberingAfterBreak="0">
+  <w:abstractNum w:abstractNumId="19" w15:restartNumberingAfterBreak="0">
     <w:nsid w:val="267A4DEE"/>
     <w:multiLevelType w:val="multilevel"/>
     <w:tmpl w:val="F60CB7CE"/>
@@ -9799,7 +12410,7 @@
       </w:pPr>
     </w:lvl>
   </w:abstractNum>
-  <w:abstractNum w:abstractNumId="17" w15:restartNumberingAfterBreak="0">
+  <w:abstractNum w:abstractNumId="20" w15:restartNumberingAfterBreak="0">
     <w:nsid w:val="279D6DBA"/>
     <w:multiLevelType w:val="multilevel"/>
     <w:tmpl w:val="6FE2D56C"/>
@@ -9948,7 +12559,7 @@
       </w:rPr>
     </w:lvl>
   </w:abstractNum>
-  <w:abstractNum w:abstractNumId="18" w15:restartNumberingAfterBreak="0">
+  <w:abstractNum w:abstractNumId="21" w15:restartNumberingAfterBreak="0">
     <w:nsid w:val="28AA2C13"/>
     <w:multiLevelType w:val="multilevel"/>
     <w:tmpl w:val="03CC21A0"/>
@@ -10097,7 +12708,7 @@
       </w:rPr>
     </w:lvl>
   </w:abstractNum>
-  <w:abstractNum w:abstractNumId="19" w15:restartNumberingAfterBreak="0">
+  <w:abstractNum w:abstractNumId="22" w15:restartNumberingAfterBreak="0">
     <w:nsid w:val="28CB414A"/>
     <w:multiLevelType w:val="multilevel"/>
     <w:tmpl w:val="FE92BAE2"/>
@@ -10214,7 +12825,7 @@
       </w:pPr>
     </w:lvl>
   </w:abstractNum>
-  <w:abstractNum w:abstractNumId="20" w15:restartNumberingAfterBreak="0">
+  <w:abstractNum w:abstractNumId="23" w15:restartNumberingAfterBreak="0">
     <w:nsid w:val="28CE2B68"/>
     <w:multiLevelType w:val="multilevel"/>
     <w:tmpl w:val="F2CE4CAC"/>
@@ -10331,7 +12942,7 @@
       </w:pPr>
     </w:lvl>
   </w:abstractNum>
-  <w:abstractNum w:abstractNumId="21" w15:restartNumberingAfterBreak="0">
+  <w:abstractNum w:abstractNumId="24" w15:restartNumberingAfterBreak="0">
     <w:nsid w:val="2C8820C5"/>
     <w:multiLevelType w:val="multilevel"/>
     <w:tmpl w:val="DB085D5C"/>
@@ -10480,7 +13091,7 @@
       </w:rPr>
     </w:lvl>
   </w:abstractNum>
-  <w:abstractNum w:abstractNumId="22" w15:restartNumberingAfterBreak="0">
+  <w:abstractNum w:abstractNumId="25" w15:restartNumberingAfterBreak="0">
     <w:nsid w:val="2E6E7C0D"/>
     <w:multiLevelType w:val="multilevel"/>
     <w:tmpl w:val="B7C69C86"/>
@@ -10629,7 +13240,7 @@
       </w:rPr>
     </w:lvl>
   </w:abstractNum>
-  <w:abstractNum w:abstractNumId="23" w15:restartNumberingAfterBreak="0">
+  <w:abstractNum w:abstractNumId="26" w15:restartNumberingAfterBreak="0">
     <w:nsid w:val="30781CFD"/>
     <w:multiLevelType w:val="multilevel"/>
     <w:tmpl w:val="A8C87FAE"/>
@@ -10778,7 +13389,7 @@
       </w:rPr>
     </w:lvl>
   </w:abstractNum>
-  <w:abstractNum w:abstractNumId="24" w15:restartNumberingAfterBreak="0">
+  <w:abstractNum w:abstractNumId="27" w15:restartNumberingAfterBreak="0">
     <w:nsid w:val="30BE1E82"/>
     <w:multiLevelType w:val="multilevel"/>
     <w:tmpl w:val="3CA4D0D0"/>
@@ -10927,7 +13538,7 @@
       </w:rPr>
     </w:lvl>
   </w:abstractNum>
-  <w:abstractNum w:abstractNumId="25" w15:restartNumberingAfterBreak="0">
+  <w:abstractNum w:abstractNumId="28" w15:restartNumberingAfterBreak="0">
     <w:nsid w:val="31A42EE9"/>
     <w:multiLevelType w:val="multilevel"/>
     <w:tmpl w:val="B06EF58A"/>
@@ -11076,7 +13687,7 @@
       </w:rPr>
     </w:lvl>
   </w:abstractNum>
-  <w:abstractNum w:abstractNumId="26" w15:restartNumberingAfterBreak="0">
+  <w:abstractNum w:abstractNumId="29" w15:restartNumberingAfterBreak="0">
     <w:nsid w:val="31A71DF4"/>
     <w:multiLevelType w:val="multilevel"/>
     <w:tmpl w:val="916C5D44"/>
@@ -11225,7 +13836,273 @@
       </w:rPr>
     </w:lvl>
   </w:abstractNum>
-  <w:abstractNum w:abstractNumId="27" w15:restartNumberingAfterBreak="0">
+  <w:abstractNum w:abstractNumId="30" w15:restartNumberingAfterBreak="0">
+    <w:nsid w:val="337677ED"/>
+    <w:multiLevelType w:val="multilevel"/>
+    <w:tmpl w:val="4630F580"/>
+    <w:lvl w:ilvl="0">
+      <w:start w:val="1"/>
+      <w:numFmt w:val="bullet"/>
+      <w:lvlText w:val=""/>
+      <w:lvlJc w:val="left"/>
+      <w:pPr>
+        <w:tabs>
+          <w:tab w:val="num" w:pos="720"/>
+        </w:tabs>
+        <w:ind w:left="720" w:hanging="360"/>
+      </w:pPr>
+      <w:rPr>
+        <w:rFonts w:ascii="Symbol" w:hAnsi="Symbol" w:hint="default"/>
+        <w:sz w:val="20"/>
+      </w:rPr>
+    </w:lvl>
+    <w:lvl w:ilvl="1" w:tentative="1">
+      <w:start w:val="1"/>
+      <w:numFmt w:val="bullet"/>
+      <w:lvlText w:val="o"/>
+      <w:lvlJc w:val="left"/>
+      <w:pPr>
+        <w:tabs>
+          <w:tab w:val="num" w:pos="1440"/>
+        </w:tabs>
+        <w:ind w:left="1440" w:hanging="360"/>
+      </w:pPr>
+      <w:rPr>
+        <w:rFonts w:ascii="Courier New" w:hAnsi="Courier New" w:hint="default"/>
+        <w:sz w:val="20"/>
+      </w:rPr>
+    </w:lvl>
+    <w:lvl w:ilvl="2" w:tentative="1">
+      <w:start w:val="1"/>
+      <w:numFmt w:val="bullet"/>
+      <w:lvlText w:val=""/>
+      <w:lvlJc w:val="left"/>
+      <w:pPr>
+        <w:tabs>
+          <w:tab w:val="num" w:pos="2160"/>
+        </w:tabs>
+        <w:ind w:left="2160" w:hanging="360"/>
+      </w:pPr>
+      <w:rPr>
+        <w:rFonts w:ascii="Wingdings" w:hAnsi="Wingdings" w:hint="default"/>
+        <w:sz w:val="20"/>
+      </w:rPr>
+    </w:lvl>
+    <w:lvl w:ilvl="3" w:tentative="1">
+      <w:start w:val="1"/>
+      <w:numFmt w:val="bullet"/>
+      <w:lvlText w:val=""/>
+      <w:lvlJc w:val="left"/>
+      <w:pPr>
+        <w:tabs>
+          <w:tab w:val="num" w:pos="2880"/>
+        </w:tabs>
+        <w:ind w:left="2880" w:hanging="360"/>
+      </w:pPr>
+      <w:rPr>
+        <w:rFonts w:ascii="Wingdings" w:hAnsi="Wingdings" w:hint="default"/>
+        <w:sz w:val="20"/>
+      </w:rPr>
+    </w:lvl>
+    <w:lvl w:ilvl="4" w:tentative="1">
+      <w:start w:val="1"/>
+      <w:numFmt w:val="bullet"/>
+      <w:lvlText w:val=""/>
+      <w:lvlJc w:val="left"/>
+      <w:pPr>
+        <w:tabs>
+          <w:tab w:val="num" w:pos="3600"/>
+        </w:tabs>
+        <w:ind w:left="3600" w:hanging="360"/>
+      </w:pPr>
+      <w:rPr>
+        <w:rFonts w:ascii="Wingdings" w:hAnsi="Wingdings" w:hint="default"/>
+        <w:sz w:val="20"/>
+      </w:rPr>
+    </w:lvl>
+    <w:lvl w:ilvl="5" w:tentative="1">
+      <w:start w:val="1"/>
+      <w:numFmt w:val="bullet"/>
+      <w:lvlText w:val=""/>
+      <w:lvlJc w:val="left"/>
+      <w:pPr>
+        <w:tabs>
+          <w:tab w:val="num" w:pos="4320"/>
+        </w:tabs>
+        <w:ind w:left="4320" w:hanging="360"/>
+      </w:pPr>
+      <w:rPr>
+        <w:rFonts w:ascii="Wingdings" w:hAnsi="Wingdings" w:hint="default"/>
+        <w:sz w:val="20"/>
+      </w:rPr>
+    </w:lvl>
+    <w:lvl w:ilvl="6" w:tentative="1">
+      <w:start w:val="1"/>
+      <w:numFmt w:val="bullet"/>
+      <w:lvlText w:val=""/>
+      <w:lvlJc w:val="left"/>
+      <w:pPr>
+        <w:tabs>
+          <w:tab w:val="num" w:pos="5040"/>
+        </w:tabs>
+        <w:ind w:left="5040" w:hanging="360"/>
+      </w:pPr>
+      <w:rPr>
+        <w:rFonts w:ascii="Wingdings" w:hAnsi="Wingdings" w:hint="default"/>
+        <w:sz w:val="20"/>
+      </w:rPr>
+    </w:lvl>
+    <w:lvl w:ilvl="7" w:tentative="1">
+      <w:start w:val="1"/>
+      <w:numFmt w:val="bullet"/>
+      <w:lvlText w:val=""/>
+      <w:lvlJc w:val="left"/>
+      <w:pPr>
+        <w:tabs>
+          <w:tab w:val="num" w:pos="5760"/>
+        </w:tabs>
+        <w:ind w:left="5760" w:hanging="360"/>
+      </w:pPr>
+      <w:rPr>
+        <w:rFonts w:ascii="Wingdings" w:hAnsi="Wingdings" w:hint="default"/>
+        <w:sz w:val="20"/>
+      </w:rPr>
+    </w:lvl>
+    <w:lvl w:ilvl="8" w:tentative="1">
+      <w:start w:val="1"/>
+      <w:numFmt w:val="bullet"/>
+      <w:lvlText w:val=""/>
+      <w:lvlJc w:val="left"/>
+      <w:pPr>
+        <w:tabs>
+          <w:tab w:val="num" w:pos="6480"/>
+        </w:tabs>
+        <w:ind w:left="6480" w:hanging="360"/>
+      </w:pPr>
+      <w:rPr>
+        <w:rFonts w:ascii="Wingdings" w:hAnsi="Wingdings" w:hint="default"/>
+        <w:sz w:val="20"/>
+      </w:rPr>
+    </w:lvl>
+  </w:abstractNum>
+  <w:abstractNum w:abstractNumId="31" w15:restartNumberingAfterBreak="0">
+    <w:nsid w:val="34502DFB"/>
+    <w:multiLevelType w:val="multilevel"/>
+    <w:tmpl w:val="66B46582"/>
+    <w:lvl w:ilvl="0">
+      <w:start w:val="1"/>
+      <w:numFmt w:val="decimal"/>
+      <w:lvlText w:val="%1."/>
+      <w:lvlJc w:val="left"/>
+      <w:pPr>
+        <w:tabs>
+          <w:tab w:val="num" w:pos="720"/>
+        </w:tabs>
+        <w:ind w:left="720" w:hanging="360"/>
+      </w:pPr>
+    </w:lvl>
+    <w:lvl w:ilvl="1">
+      <w:start w:val="1"/>
+      <w:numFmt w:val="bullet"/>
+      <w:lvlText w:val="o"/>
+      <w:lvlJc w:val="left"/>
+      <w:pPr>
+        <w:tabs>
+          <w:tab w:val="num" w:pos="1440"/>
+        </w:tabs>
+        <w:ind w:left="1440" w:hanging="360"/>
+      </w:pPr>
+      <w:rPr>
+        <w:rFonts w:ascii="Courier New" w:hAnsi="Courier New" w:hint="default"/>
+        <w:sz w:val="20"/>
+      </w:rPr>
+    </w:lvl>
+    <w:lvl w:ilvl="2" w:tentative="1">
+      <w:start w:val="1"/>
+      <w:numFmt w:val="decimal"/>
+      <w:lvlText w:val="%3."/>
+      <w:lvlJc w:val="left"/>
+      <w:pPr>
+        <w:tabs>
+          <w:tab w:val="num" w:pos="2160"/>
+        </w:tabs>
+        <w:ind w:left="2160" w:hanging="360"/>
+      </w:pPr>
+    </w:lvl>
+    <w:lvl w:ilvl="3" w:tentative="1">
+      <w:start w:val="1"/>
+      <w:numFmt w:val="decimal"/>
+      <w:lvlText w:val="%4."/>
+      <w:lvlJc w:val="left"/>
+      <w:pPr>
+        <w:tabs>
+          <w:tab w:val="num" w:pos="2880"/>
+        </w:tabs>
+        <w:ind w:left="2880" w:hanging="360"/>
+      </w:pPr>
+    </w:lvl>
+    <w:lvl w:ilvl="4" w:tentative="1">
+      <w:start w:val="1"/>
+      <w:numFmt w:val="decimal"/>
+      <w:lvlText w:val="%5."/>
+      <w:lvlJc w:val="left"/>
+      <w:pPr>
+        <w:tabs>
+          <w:tab w:val="num" w:pos="3600"/>
+        </w:tabs>
+        <w:ind w:left="3600" w:hanging="360"/>
+      </w:pPr>
+    </w:lvl>
+    <w:lvl w:ilvl="5" w:tentative="1">
+      <w:start w:val="1"/>
+      <w:numFmt w:val="decimal"/>
+      <w:lvlText w:val="%6."/>
+      <w:lvlJc w:val="left"/>
+      <w:pPr>
+        <w:tabs>
+          <w:tab w:val="num" w:pos="4320"/>
+        </w:tabs>
+        <w:ind w:left="4320" w:hanging="360"/>
+      </w:pPr>
+    </w:lvl>
+    <w:lvl w:ilvl="6" w:tentative="1">
+      <w:start w:val="1"/>
+      <w:numFmt w:val="decimal"/>
+      <w:lvlText w:val="%7."/>
+      <w:lvlJc w:val="left"/>
+      <w:pPr>
+        <w:tabs>
+          <w:tab w:val="num" w:pos="5040"/>
+        </w:tabs>
+        <w:ind w:left="5040" w:hanging="360"/>
+      </w:pPr>
+    </w:lvl>
+    <w:lvl w:ilvl="7" w:tentative="1">
+      <w:start w:val="1"/>
+      <w:numFmt w:val="decimal"/>
+      <w:lvlText w:val="%8."/>
+      <w:lvlJc w:val="left"/>
+      <w:pPr>
+        <w:tabs>
+          <w:tab w:val="num" w:pos="5760"/>
+        </w:tabs>
+        <w:ind w:left="5760" w:hanging="360"/>
+      </w:pPr>
+    </w:lvl>
+    <w:lvl w:ilvl="8" w:tentative="1">
+      <w:start w:val="1"/>
+      <w:numFmt w:val="decimal"/>
+      <w:lvlText w:val="%9."/>
+      <w:lvlJc w:val="left"/>
+      <w:pPr>
+        <w:tabs>
+          <w:tab w:val="num" w:pos="6480"/>
+        </w:tabs>
+        <w:ind w:left="6480" w:hanging="360"/>
+      </w:pPr>
+    </w:lvl>
+  </w:abstractNum>
+  <w:abstractNum w:abstractNumId="32" w15:restartNumberingAfterBreak="0">
     <w:nsid w:val="34B2566A"/>
     <w:multiLevelType w:val="multilevel"/>
     <w:tmpl w:val="D632DB4C"/>
@@ -11338,7 +14215,7 @@
       </w:pPr>
     </w:lvl>
   </w:abstractNum>
-  <w:abstractNum w:abstractNumId="28" w15:restartNumberingAfterBreak="0">
+  <w:abstractNum w:abstractNumId="33" w15:restartNumberingAfterBreak="0">
     <w:nsid w:val="361A3ED7"/>
     <w:multiLevelType w:val="multilevel"/>
     <w:tmpl w:val="1B34DA80"/>
@@ -11487,7 +14364,7 @@
       </w:rPr>
     </w:lvl>
   </w:abstractNum>
-  <w:abstractNum w:abstractNumId="29" w15:restartNumberingAfterBreak="0">
+  <w:abstractNum w:abstractNumId="34" w15:restartNumberingAfterBreak="0">
     <w:nsid w:val="3B76651C"/>
     <w:multiLevelType w:val="multilevel"/>
     <w:tmpl w:val="4B3EDEB6"/>
@@ -11636,7 +14513,7 @@
       </w:rPr>
     </w:lvl>
   </w:abstractNum>
-  <w:abstractNum w:abstractNumId="30" w15:restartNumberingAfterBreak="0">
+  <w:abstractNum w:abstractNumId="35" w15:restartNumberingAfterBreak="0">
     <w:nsid w:val="3DBD3A18"/>
     <w:multiLevelType w:val="multilevel"/>
     <w:tmpl w:val="C5606CCE"/>
@@ -11785,7 +14662,156 @@
       </w:rPr>
     </w:lvl>
   </w:abstractNum>
-  <w:abstractNum w:abstractNumId="31" w15:restartNumberingAfterBreak="0">
+  <w:abstractNum w:abstractNumId="36" w15:restartNumberingAfterBreak="0">
+    <w:nsid w:val="3E5801E8"/>
+    <w:multiLevelType w:val="multilevel"/>
+    <w:tmpl w:val="C1DA4232"/>
+    <w:lvl w:ilvl="0">
+      <w:start w:val="1"/>
+      <w:numFmt w:val="bullet"/>
+      <w:lvlText w:val=""/>
+      <w:lvlJc w:val="left"/>
+      <w:pPr>
+        <w:tabs>
+          <w:tab w:val="num" w:pos="720"/>
+        </w:tabs>
+        <w:ind w:left="720" w:hanging="360"/>
+      </w:pPr>
+      <w:rPr>
+        <w:rFonts w:ascii="Symbol" w:hAnsi="Symbol" w:hint="default"/>
+        <w:sz w:val="20"/>
+      </w:rPr>
+    </w:lvl>
+    <w:lvl w:ilvl="1">
+      <w:start w:val="1"/>
+      <w:numFmt w:val="bullet"/>
+      <w:lvlText w:val="o"/>
+      <w:lvlJc w:val="left"/>
+      <w:pPr>
+        <w:tabs>
+          <w:tab w:val="num" w:pos="1440"/>
+        </w:tabs>
+        <w:ind w:left="1440" w:hanging="360"/>
+      </w:pPr>
+      <w:rPr>
+        <w:rFonts w:ascii="Courier New" w:hAnsi="Courier New" w:hint="default"/>
+        <w:sz w:val="20"/>
+      </w:rPr>
+    </w:lvl>
+    <w:lvl w:ilvl="2" w:tentative="1">
+      <w:start w:val="1"/>
+      <w:numFmt w:val="bullet"/>
+      <w:lvlText w:val=""/>
+      <w:lvlJc w:val="left"/>
+      <w:pPr>
+        <w:tabs>
+          <w:tab w:val="num" w:pos="2160"/>
+        </w:tabs>
+        <w:ind w:left="2160" w:hanging="360"/>
+      </w:pPr>
+      <w:rPr>
+        <w:rFonts w:ascii="Wingdings" w:hAnsi="Wingdings" w:hint="default"/>
+        <w:sz w:val="20"/>
+      </w:rPr>
+    </w:lvl>
+    <w:lvl w:ilvl="3" w:tentative="1">
+      <w:start w:val="1"/>
+      <w:numFmt w:val="bullet"/>
+      <w:lvlText w:val=""/>
+      <w:lvlJc w:val="left"/>
+      <w:pPr>
+        <w:tabs>
+          <w:tab w:val="num" w:pos="2880"/>
+        </w:tabs>
+        <w:ind w:left="2880" w:hanging="360"/>
+      </w:pPr>
+      <w:rPr>
+        <w:rFonts w:ascii="Wingdings" w:hAnsi="Wingdings" w:hint="default"/>
+        <w:sz w:val="20"/>
+      </w:rPr>
+    </w:lvl>
+    <w:lvl w:ilvl="4" w:tentative="1">
+      <w:start w:val="1"/>
+      <w:numFmt w:val="bullet"/>
+      <w:lvlText w:val=""/>
+      <w:lvlJc w:val="left"/>
+      <w:pPr>
+        <w:tabs>
+          <w:tab w:val="num" w:pos="3600"/>
+        </w:tabs>
+        <w:ind w:left="3600" w:hanging="360"/>
+      </w:pPr>
+      <w:rPr>
+        <w:rFonts w:ascii="Wingdings" w:hAnsi="Wingdings" w:hint="default"/>
+        <w:sz w:val="20"/>
+      </w:rPr>
+    </w:lvl>
+    <w:lvl w:ilvl="5" w:tentative="1">
+      <w:start w:val="1"/>
+      <w:numFmt w:val="bullet"/>
+      <w:lvlText w:val=""/>
+      <w:lvlJc w:val="left"/>
+      <w:pPr>
+        <w:tabs>
+          <w:tab w:val="num" w:pos="4320"/>
+        </w:tabs>
+        <w:ind w:left="4320" w:hanging="360"/>
+      </w:pPr>
+      <w:rPr>
+        <w:rFonts w:ascii="Wingdings" w:hAnsi="Wingdings" w:hint="default"/>
+        <w:sz w:val="20"/>
+      </w:rPr>
+    </w:lvl>
+    <w:lvl w:ilvl="6" w:tentative="1">
+      <w:start w:val="1"/>
+      <w:numFmt w:val="bullet"/>
+      <w:lvlText w:val=""/>
+      <w:lvlJc w:val="left"/>
+      <w:pPr>
+        <w:tabs>
+          <w:tab w:val="num" w:pos="5040"/>
+        </w:tabs>
+        <w:ind w:left="5040" w:hanging="360"/>
+      </w:pPr>
+      <w:rPr>
+        <w:rFonts w:ascii="Wingdings" w:hAnsi="Wingdings" w:hint="default"/>
+        <w:sz w:val="20"/>
+      </w:rPr>
+    </w:lvl>
+    <w:lvl w:ilvl="7" w:tentative="1">
+      <w:start w:val="1"/>
+      <w:numFmt w:val="bullet"/>
+      <w:lvlText w:val=""/>
+      <w:lvlJc w:val="left"/>
+      <w:pPr>
+        <w:tabs>
+          <w:tab w:val="num" w:pos="5760"/>
+        </w:tabs>
+        <w:ind w:left="5760" w:hanging="360"/>
+      </w:pPr>
+      <w:rPr>
+        <w:rFonts w:ascii="Wingdings" w:hAnsi="Wingdings" w:hint="default"/>
+        <w:sz w:val="20"/>
+      </w:rPr>
+    </w:lvl>
+    <w:lvl w:ilvl="8" w:tentative="1">
+      <w:start w:val="1"/>
+      <w:numFmt w:val="bullet"/>
+      <w:lvlText w:val=""/>
+      <w:lvlJc w:val="left"/>
+      <w:pPr>
+        <w:tabs>
+          <w:tab w:val="num" w:pos="6480"/>
+        </w:tabs>
+        <w:ind w:left="6480" w:hanging="360"/>
+      </w:pPr>
+      <w:rPr>
+        <w:rFonts w:ascii="Wingdings" w:hAnsi="Wingdings" w:hint="default"/>
+        <w:sz w:val="20"/>
+      </w:rPr>
+    </w:lvl>
+  </w:abstractNum>
+  <w:abstractNum w:abstractNumId="37" w15:restartNumberingAfterBreak="0">
     <w:nsid w:val="40BA71E9"/>
     <w:multiLevelType w:val="multilevel"/>
     <w:tmpl w:val="86DAF39C"/>
@@ -11934,7 +14960,7 @@
       </w:rPr>
     </w:lvl>
   </w:abstractNum>
-  <w:abstractNum w:abstractNumId="32" w15:restartNumberingAfterBreak="0">
+  <w:abstractNum w:abstractNumId="38" w15:restartNumberingAfterBreak="0">
     <w:nsid w:val="40DF6797"/>
     <w:multiLevelType w:val="multilevel"/>
     <w:tmpl w:val="9C50229C"/>
@@ -12083,7 +15109,7 @@
       </w:rPr>
     </w:lvl>
   </w:abstractNum>
-  <w:abstractNum w:abstractNumId="33" w15:restartNumberingAfterBreak="0">
+  <w:abstractNum w:abstractNumId="39" w15:restartNumberingAfterBreak="0">
     <w:nsid w:val="424F0B7B"/>
     <w:multiLevelType w:val="multilevel"/>
     <w:tmpl w:val="34064934"/>
@@ -12232,7 +15258,7 @@
       </w:rPr>
     </w:lvl>
   </w:abstractNum>
-  <w:abstractNum w:abstractNumId="34" w15:restartNumberingAfterBreak="0">
+  <w:abstractNum w:abstractNumId="40" w15:restartNumberingAfterBreak="0">
     <w:nsid w:val="441A5142"/>
     <w:multiLevelType w:val="multilevel"/>
     <w:tmpl w:val="14C2BC0A"/>
@@ -12381,7 +15407,7 @@
       </w:rPr>
     </w:lvl>
   </w:abstractNum>
-  <w:abstractNum w:abstractNumId="35" w15:restartNumberingAfterBreak="0">
+  <w:abstractNum w:abstractNumId="41" w15:restartNumberingAfterBreak="0">
     <w:nsid w:val="45813490"/>
     <w:multiLevelType w:val="multilevel"/>
     <w:tmpl w:val="60901030"/>
@@ -12530,7 +15556,7 @@
       </w:rPr>
     </w:lvl>
   </w:abstractNum>
-  <w:abstractNum w:abstractNumId="36" w15:restartNumberingAfterBreak="0">
+  <w:abstractNum w:abstractNumId="42" w15:restartNumberingAfterBreak="0">
     <w:nsid w:val="45CF62EA"/>
     <w:multiLevelType w:val="multilevel"/>
     <w:tmpl w:val="0178C1FA"/>
@@ -12679,7 +15705,156 @@
       </w:rPr>
     </w:lvl>
   </w:abstractNum>
-  <w:abstractNum w:abstractNumId="37" w15:restartNumberingAfterBreak="0">
+  <w:abstractNum w:abstractNumId="43" w15:restartNumberingAfterBreak="0">
+    <w:nsid w:val="4778162A"/>
+    <w:multiLevelType w:val="multilevel"/>
+    <w:tmpl w:val="E738CBD2"/>
+    <w:lvl w:ilvl="0">
+      <w:start w:val="1"/>
+      <w:numFmt w:val="bullet"/>
+      <w:lvlText w:val=""/>
+      <w:lvlJc w:val="left"/>
+      <w:pPr>
+        <w:tabs>
+          <w:tab w:val="num" w:pos="720"/>
+        </w:tabs>
+        <w:ind w:left="720" w:hanging="360"/>
+      </w:pPr>
+      <w:rPr>
+        <w:rFonts w:ascii="Symbol" w:hAnsi="Symbol" w:hint="default"/>
+        <w:sz w:val="20"/>
+      </w:rPr>
+    </w:lvl>
+    <w:lvl w:ilvl="1" w:tentative="1">
+      <w:start w:val="1"/>
+      <w:numFmt w:val="bullet"/>
+      <w:lvlText w:val="o"/>
+      <w:lvlJc w:val="left"/>
+      <w:pPr>
+        <w:tabs>
+          <w:tab w:val="num" w:pos="1440"/>
+        </w:tabs>
+        <w:ind w:left="1440" w:hanging="360"/>
+      </w:pPr>
+      <w:rPr>
+        <w:rFonts w:ascii="Courier New" w:hAnsi="Courier New" w:hint="default"/>
+        <w:sz w:val="20"/>
+      </w:rPr>
+    </w:lvl>
+    <w:lvl w:ilvl="2" w:tentative="1">
+      <w:start w:val="1"/>
+      <w:numFmt w:val="bullet"/>
+      <w:lvlText w:val=""/>
+      <w:lvlJc w:val="left"/>
+      <w:pPr>
+        <w:tabs>
+          <w:tab w:val="num" w:pos="2160"/>
+        </w:tabs>
+        <w:ind w:left="2160" w:hanging="360"/>
+      </w:pPr>
+      <w:rPr>
+        <w:rFonts w:ascii="Wingdings" w:hAnsi="Wingdings" w:hint="default"/>
+        <w:sz w:val="20"/>
+      </w:rPr>
+    </w:lvl>
+    <w:lvl w:ilvl="3" w:tentative="1">
+      <w:start w:val="1"/>
+      <w:numFmt w:val="bullet"/>
+      <w:lvlText w:val=""/>
+      <w:lvlJc w:val="left"/>
+      <w:pPr>
+        <w:tabs>
+          <w:tab w:val="num" w:pos="2880"/>
+        </w:tabs>
+        <w:ind w:left="2880" w:hanging="360"/>
+      </w:pPr>
+      <w:rPr>
+        <w:rFonts w:ascii="Wingdings" w:hAnsi="Wingdings" w:hint="default"/>
+        <w:sz w:val="20"/>
+      </w:rPr>
+    </w:lvl>
+    <w:lvl w:ilvl="4" w:tentative="1">
+      <w:start w:val="1"/>
+      <w:numFmt w:val="bullet"/>
+      <w:lvlText w:val=""/>
+      <w:lvlJc w:val="left"/>
+      <w:pPr>
+        <w:tabs>
+          <w:tab w:val="num" w:pos="3600"/>
+        </w:tabs>
+        <w:ind w:left="3600" w:hanging="360"/>
+      </w:pPr>
+      <w:rPr>
+        <w:rFonts w:ascii="Wingdings" w:hAnsi="Wingdings" w:hint="default"/>
+        <w:sz w:val="20"/>
+      </w:rPr>
+    </w:lvl>
+    <w:lvl w:ilvl="5" w:tentative="1">
+      <w:start w:val="1"/>
+      <w:numFmt w:val="bullet"/>
+      <w:lvlText w:val=""/>
+      <w:lvlJc w:val="left"/>
+      <w:pPr>
+        <w:tabs>
+          <w:tab w:val="num" w:pos="4320"/>
+        </w:tabs>
+        <w:ind w:left="4320" w:hanging="360"/>
+      </w:pPr>
+      <w:rPr>
+        <w:rFonts w:ascii="Wingdings" w:hAnsi="Wingdings" w:hint="default"/>
+        <w:sz w:val="20"/>
+      </w:rPr>
+    </w:lvl>
+    <w:lvl w:ilvl="6" w:tentative="1">
+      <w:start w:val="1"/>
+      <w:numFmt w:val="bullet"/>
+      <w:lvlText w:val=""/>
+      <w:lvlJc w:val="left"/>
+      <w:pPr>
+        <w:tabs>
+          <w:tab w:val="num" w:pos="5040"/>
+        </w:tabs>
+        <w:ind w:left="5040" w:hanging="360"/>
+      </w:pPr>
+      <w:rPr>
+        <w:rFonts w:ascii="Wingdings" w:hAnsi="Wingdings" w:hint="default"/>
+        <w:sz w:val="20"/>
+      </w:rPr>
+    </w:lvl>
+    <w:lvl w:ilvl="7" w:tentative="1">
+      <w:start w:val="1"/>
+      <w:numFmt w:val="bullet"/>
+      <w:lvlText w:val=""/>
+      <w:lvlJc w:val="left"/>
+      <w:pPr>
+        <w:tabs>
+          <w:tab w:val="num" w:pos="5760"/>
+        </w:tabs>
+        <w:ind w:left="5760" w:hanging="360"/>
+      </w:pPr>
+      <w:rPr>
+        <w:rFonts w:ascii="Wingdings" w:hAnsi="Wingdings" w:hint="default"/>
+        <w:sz w:val="20"/>
+      </w:rPr>
+    </w:lvl>
+    <w:lvl w:ilvl="8" w:tentative="1">
+      <w:start w:val="1"/>
+      <w:numFmt w:val="bullet"/>
+      <w:lvlText w:val=""/>
+      <w:lvlJc w:val="left"/>
+      <w:pPr>
+        <w:tabs>
+          <w:tab w:val="num" w:pos="6480"/>
+        </w:tabs>
+        <w:ind w:left="6480" w:hanging="360"/>
+      </w:pPr>
+      <w:rPr>
+        <w:rFonts w:ascii="Wingdings" w:hAnsi="Wingdings" w:hint="default"/>
+        <w:sz w:val="20"/>
+      </w:rPr>
+    </w:lvl>
+  </w:abstractNum>
+  <w:abstractNum w:abstractNumId="44" w15:restartNumberingAfterBreak="0">
     <w:nsid w:val="479D0792"/>
     <w:multiLevelType w:val="multilevel"/>
     <w:tmpl w:val="31BA3DF4"/>
@@ -12828,7 +16003,156 @@
       </w:rPr>
     </w:lvl>
   </w:abstractNum>
-  <w:abstractNum w:abstractNumId="38" w15:restartNumberingAfterBreak="0">
+  <w:abstractNum w:abstractNumId="45" w15:restartNumberingAfterBreak="0">
+    <w:nsid w:val="4C371B1A"/>
+    <w:multiLevelType w:val="multilevel"/>
+    <w:tmpl w:val="F80A322E"/>
+    <w:lvl w:ilvl="0">
+      <w:start w:val="1"/>
+      <w:numFmt w:val="bullet"/>
+      <w:lvlText w:val=""/>
+      <w:lvlJc w:val="left"/>
+      <w:pPr>
+        <w:tabs>
+          <w:tab w:val="num" w:pos="720"/>
+        </w:tabs>
+        <w:ind w:left="720" w:hanging="360"/>
+      </w:pPr>
+      <w:rPr>
+        <w:rFonts w:ascii="Symbol" w:hAnsi="Symbol" w:hint="default"/>
+        <w:sz w:val="20"/>
+      </w:rPr>
+    </w:lvl>
+    <w:lvl w:ilvl="1" w:tentative="1">
+      <w:start w:val="1"/>
+      <w:numFmt w:val="bullet"/>
+      <w:lvlText w:val="o"/>
+      <w:lvlJc w:val="left"/>
+      <w:pPr>
+        <w:tabs>
+          <w:tab w:val="num" w:pos="1440"/>
+        </w:tabs>
+        <w:ind w:left="1440" w:hanging="360"/>
+      </w:pPr>
+      <w:rPr>
+        <w:rFonts w:ascii="Courier New" w:hAnsi="Courier New" w:hint="default"/>
+        <w:sz w:val="20"/>
+      </w:rPr>
+    </w:lvl>
+    <w:lvl w:ilvl="2" w:tentative="1">
+      <w:start w:val="1"/>
+      <w:numFmt w:val="bullet"/>
+      <w:lvlText w:val=""/>
+      <w:lvlJc w:val="left"/>
+      <w:pPr>
+        <w:tabs>
+          <w:tab w:val="num" w:pos="2160"/>
+        </w:tabs>
+        <w:ind w:left="2160" w:hanging="360"/>
+      </w:pPr>
+      <w:rPr>
+        <w:rFonts w:ascii="Wingdings" w:hAnsi="Wingdings" w:hint="default"/>
+        <w:sz w:val="20"/>
+      </w:rPr>
+    </w:lvl>
+    <w:lvl w:ilvl="3" w:tentative="1">
+      <w:start w:val="1"/>
+      <w:numFmt w:val="bullet"/>
+      <w:lvlText w:val=""/>
+      <w:lvlJc w:val="left"/>
+      <w:pPr>
+        <w:tabs>
+          <w:tab w:val="num" w:pos="2880"/>
+        </w:tabs>
+        <w:ind w:left="2880" w:hanging="360"/>
+      </w:pPr>
+      <w:rPr>
+        <w:rFonts w:ascii="Wingdings" w:hAnsi="Wingdings" w:hint="default"/>
+        <w:sz w:val="20"/>
+      </w:rPr>
+    </w:lvl>
+    <w:lvl w:ilvl="4" w:tentative="1">
+      <w:start w:val="1"/>
+      <w:numFmt w:val="bullet"/>
+      <w:lvlText w:val=""/>
+      <w:lvlJc w:val="left"/>
+      <w:pPr>
+        <w:tabs>
+          <w:tab w:val="num" w:pos="3600"/>
+        </w:tabs>
+        <w:ind w:left="3600" w:hanging="360"/>
+      </w:pPr>
+      <w:rPr>
+        <w:rFonts w:ascii="Wingdings" w:hAnsi="Wingdings" w:hint="default"/>
+        <w:sz w:val="20"/>
+      </w:rPr>
+    </w:lvl>
+    <w:lvl w:ilvl="5" w:tentative="1">
+      <w:start w:val="1"/>
+      <w:numFmt w:val="bullet"/>
+      <w:lvlText w:val=""/>
+      <w:lvlJc w:val="left"/>
+      <w:pPr>
+        <w:tabs>
+          <w:tab w:val="num" w:pos="4320"/>
+        </w:tabs>
+        <w:ind w:left="4320" w:hanging="360"/>
+      </w:pPr>
+      <w:rPr>
+        <w:rFonts w:ascii="Wingdings" w:hAnsi="Wingdings" w:hint="default"/>
+        <w:sz w:val="20"/>
+      </w:rPr>
+    </w:lvl>
+    <w:lvl w:ilvl="6" w:tentative="1">
+      <w:start w:val="1"/>
+      <w:numFmt w:val="bullet"/>
+      <w:lvlText w:val=""/>
+      <w:lvlJc w:val="left"/>
+      <w:pPr>
+        <w:tabs>
+          <w:tab w:val="num" w:pos="5040"/>
+        </w:tabs>
+        <w:ind w:left="5040" w:hanging="360"/>
+      </w:pPr>
+      <w:rPr>
+        <w:rFonts w:ascii="Wingdings" w:hAnsi="Wingdings" w:hint="default"/>
+        <w:sz w:val="20"/>
+      </w:rPr>
+    </w:lvl>
+    <w:lvl w:ilvl="7" w:tentative="1">
+      <w:start w:val="1"/>
+      <w:numFmt w:val="bullet"/>
+      <w:lvlText w:val=""/>
+      <w:lvlJc w:val="left"/>
+      <w:pPr>
+        <w:tabs>
+          <w:tab w:val="num" w:pos="5760"/>
+        </w:tabs>
+        <w:ind w:left="5760" w:hanging="360"/>
+      </w:pPr>
+      <w:rPr>
+        <w:rFonts w:ascii="Wingdings" w:hAnsi="Wingdings" w:hint="default"/>
+        <w:sz w:val="20"/>
+      </w:rPr>
+    </w:lvl>
+    <w:lvl w:ilvl="8" w:tentative="1">
+      <w:start w:val="1"/>
+      <w:numFmt w:val="bullet"/>
+      <w:lvlText w:val=""/>
+      <w:lvlJc w:val="left"/>
+      <w:pPr>
+        <w:tabs>
+          <w:tab w:val="num" w:pos="6480"/>
+        </w:tabs>
+        <w:ind w:left="6480" w:hanging="360"/>
+      </w:pPr>
+      <w:rPr>
+        <w:rFonts w:ascii="Wingdings" w:hAnsi="Wingdings" w:hint="default"/>
+        <w:sz w:val="20"/>
+      </w:rPr>
+    </w:lvl>
+  </w:abstractNum>
+  <w:abstractNum w:abstractNumId="46" w15:restartNumberingAfterBreak="0">
     <w:nsid w:val="4F372B4A"/>
     <w:multiLevelType w:val="multilevel"/>
     <w:tmpl w:val="E2C65B04"/>
@@ -12977,7 +16301,7 @@
       </w:rPr>
     </w:lvl>
   </w:abstractNum>
-  <w:abstractNum w:abstractNumId="39" w15:restartNumberingAfterBreak="0">
+  <w:abstractNum w:abstractNumId="47" w15:restartNumberingAfterBreak="0">
     <w:nsid w:val="504119F3"/>
     <w:multiLevelType w:val="multilevel"/>
     <w:tmpl w:val="58DA1F8A"/>
@@ -13094,7 +16418,7 @@
       </w:pPr>
     </w:lvl>
   </w:abstractNum>
-  <w:abstractNum w:abstractNumId="40" w15:restartNumberingAfterBreak="0">
+  <w:abstractNum w:abstractNumId="48" w15:restartNumberingAfterBreak="0">
     <w:nsid w:val="51E748FF"/>
     <w:multiLevelType w:val="multilevel"/>
     <w:tmpl w:val="389286A2"/>
@@ -13243,7 +16567,7 @@
       </w:rPr>
     </w:lvl>
   </w:abstractNum>
-  <w:abstractNum w:abstractNumId="41" w15:restartNumberingAfterBreak="0">
+  <w:abstractNum w:abstractNumId="49" w15:restartNumberingAfterBreak="0">
     <w:nsid w:val="526364C9"/>
     <w:multiLevelType w:val="multilevel"/>
     <w:tmpl w:val="928EB81A"/>
@@ -13392,7 +16716,7 @@
       </w:rPr>
     </w:lvl>
   </w:abstractNum>
-  <w:abstractNum w:abstractNumId="42" w15:restartNumberingAfterBreak="0">
+  <w:abstractNum w:abstractNumId="50" w15:restartNumberingAfterBreak="0">
     <w:nsid w:val="53F65879"/>
     <w:multiLevelType w:val="multilevel"/>
     <w:tmpl w:val="A5BEF6EE"/>
@@ -13541,7 +16865,7 @@
       </w:rPr>
     </w:lvl>
   </w:abstractNum>
-  <w:abstractNum w:abstractNumId="43" w15:restartNumberingAfterBreak="0">
+  <w:abstractNum w:abstractNumId="51" w15:restartNumberingAfterBreak="0">
     <w:nsid w:val="54CB3830"/>
     <w:multiLevelType w:val="multilevel"/>
     <w:tmpl w:val="7852766A"/>
@@ -13690,7 +17014,156 @@
       </w:rPr>
     </w:lvl>
   </w:abstractNum>
-  <w:abstractNum w:abstractNumId="44" w15:restartNumberingAfterBreak="0">
+  <w:abstractNum w:abstractNumId="52" w15:restartNumberingAfterBreak="0">
+    <w:nsid w:val="5631709F"/>
+    <w:multiLevelType w:val="multilevel"/>
+    <w:tmpl w:val="BBC2865A"/>
+    <w:lvl w:ilvl="0">
+      <w:start w:val="1"/>
+      <w:numFmt w:val="bullet"/>
+      <w:lvlText w:val=""/>
+      <w:lvlJc w:val="left"/>
+      <w:pPr>
+        <w:tabs>
+          <w:tab w:val="num" w:pos="720"/>
+        </w:tabs>
+        <w:ind w:left="720" w:hanging="360"/>
+      </w:pPr>
+      <w:rPr>
+        <w:rFonts w:ascii="Symbol" w:hAnsi="Symbol" w:hint="default"/>
+        <w:sz w:val="20"/>
+      </w:rPr>
+    </w:lvl>
+    <w:lvl w:ilvl="1">
+      <w:start w:val="1"/>
+      <w:numFmt w:val="bullet"/>
+      <w:lvlText w:val="o"/>
+      <w:lvlJc w:val="left"/>
+      <w:pPr>
+        <w:tabs>
+          <w:tab w:val="num" w:pos="1440"/>
+        </w:tabs>
+        <w:ind w:left="1440" w:hanging="360"/>
+      </w:pPr>
+      <w:rPr>
+        <w:rFonts w:ascii="Courier New" w:hAnsi="Courier New" w:hint="default"/>
+        <w:sz w:val="20"/>
+      </w:rPr>
+    </w:lvl>
+    <w:lvl w:ilvl="2" w:tentative="1">
+      <w:start w:val="1"/>
+      <w:numFmt w:val="bullet"/>
+      <w:lvlText w:val=""/>
+      <w:lvlJc w:val="left"/>
+      <w:pPr>
+        <w:tabs>
+          <w:tab w:val="num" w:pos="2160"/>
+        </w:tabs>
+        <w:ind w:left="2160" w:hanging="360"/>
+      </w:pPr>
+      <w:rPr>
+        <w:rFonts w:ascii="Wingdings" w:hAnsi="Wingdings" w:hint="default"/>
+        <w:sz w:val="20"/>
+      </w:rPr>
+    </w:lvl>
+    <w:lvl w:ilvl="3" w:tentative="1">
+      <w:start w:val="1"/>
+      <w:numFmt w:val="bullet"/>
+      <w:lvlText w:val=""/>
+      <w:lvlJc w:val="left"/>
+      <w:pPr>
+        <w:tabs>
+          <w:tab w:val="num" w:pos="2880"/>
+        </w:tabs>
+        <w:ind w:left="2880" w:hanging="360"/>
+      </w:pPr>
+      <w:rPr>
+        <w:rFonts w:ascii="Wingdings" w:hAnsi="Wingdings" w:hint="default"/>
+        <w:sz w:val="20"/>
+      </w:rPr>
+    </w:lvl>
+    <w:lvl w:ilvl="4" w:tentative="1">
+      <w:start w:val="1"/>
+      <w:numFmt w:val="bullet"/>
+      <w:lvlText w:val=""/>
+      <w:lvlJc w:val="left"/>
+      <w:pPr>
+        <w:tabs>
+          <w:tab w:val="num" w:pos="3600"/>
+        </w:tabs>
+        <w:ind w:left="3600" w:hanging="360"/>
+      </w:pPr>
+      <w:rPr>
+        <w:rFonts w:ascii="Wingdings" w:hAnsi="Wingdings" w:hint="default"/>
+        <w:sz w:val="20"/>
+      </w:rPr>
+    </w:lvl>
+    <w:lvl w:ilvl="5" w:tentative="1">
+      <w:start w:val="1"/>
+      <w:numFmt w:val="bullet"/>
+      <w:lvlText w:val=""/>
+      <w:lvlJc w:val="left"/>
+      <w:pPr>
+        <w:tabs>
+          <w:tab w:val="num" w:pos="4320"/>
+        </w:tabs>
+        <w:ind w:left="4320" w:hanging="360"/>
+      </w:pPr>
+      <w:rPr>
+        <w:rFonts w:ascii="Wingdings" w:hAnsi="Wingdings" w:hint="default"/>
+        <w:sz w:val="20"/>
+      </w:rPr>
+    </w:lvl>
+    <w:lvl w:ilvl="6" w:tentative="1">
+      <w:start w:val="1"/>
+      <w:numFmt w:val="bullet"/>
+      <w:lvlText w:val=""/>
+      <w:lvlJc w:val="left"/>
+      <w:pPr>
+        <w:tabs>
+          <w:tab w:val="num" w:pos="5040"/>
+        </w:tabs>
+        <w:ind w:left="5040" w:hanging="360"/>
+      </w:pPr>
+      <w:rPr>
+        <w:rFonts w:ascii="Wingdings" w:hAnsi="Wingdings" w:hint="default"/>
+        <w:sz w:val="20"/>
+      </w:rPr>
+    </w:lvl>
+    <w:lvl w:ilvl="7" w:tentative="1">
+      <w:start w:val="1"/>
+      <w:numFmt w:val="bullet"/>
+      <w:lvlText w:val=""/>
+      <w:lvlJc w:val="left"/>
+      <w:pPr>
+        <w:tabs>
+          <w:tab w:val="num" w:pos="5760"/>
+        </w:tabs>
+        <w:ind w:left="5760" w:hanging="360"/>
+      </w:pPr>
+      <w:rPr>
+        <w:rFonts w:ascii="Wingdings" w:hAnsi="Wingdings" w:hint="default"/>
+        <w:sz w:val="20"/>
+      </w:rPr>
+    </w:lvl>
+    <w:lvl w:ilvl="8" w:tentative="1">
+      <w:start w:val="1"/>
+      <w:numFmt w:val="bullet"/>
+      <w:lvlText w:val=""/>
+      <w:lvlJc w:val="left"/>
+      <w:pPr>
+        <w:tabs>
+          <w:tab w:val="num" w:pos="6480"/>
+        </w:tabs>
+        <w:ind w:left="6480" w:hanging="360"/>
+      </w:pPr>
+      <w:rPr>
+        <w:rFonts w:ascii="Wingdings" w:hAnsi="Wingdings" w:hint="default"/>
+        <w:sz w:val="20"/>
+      </w:rPr>
+    </w:lvl>
+  </w:abstractNum>
+  <w:abstractNum w:abstractNumId="53" w15:restartNumberingAfterBreak="0">
     <w:nsid w:val="59641340"/>
     <w:multiLevelType w:val="multilevel"/>
     <w:tmpl w:val="6688D0DE"/>
@@ -13839,7 +17312,7 @@
       </w:rPr>
     </w:lvl>
   </w:abstractNum>
-  <w:abstractNum w:abstractNumId="45" w15:restartNumberingAfterBreak="0">
+  <w:abstractNum w:abstractNumId="54" w15:restartNumberingAfterBreak="0">
     <w:nsid w:val="599746B5"/>
     <w:multiLevelType w:val="multilevel"/>
     <w:tmpl w:val="C12A224C"/>
@@ -13988,7 +17461,7 @@
       </w:rPr>
     </w:lvl>
   </w:abstractNum>
-  <w:abstractNum w:abstractNumId="46" w15:restartNumberingAfterBreak="0">
+  <w:abstractNum w:abstractNumId="55" w15:restartNumberingAfterBreak="0">
     <w:nsid w:val="5B2C0006"/>
     <w:multiLevelType w:val="multilevel"/>
     <w:tmpl w:val="26B2E89C"/>
@@ -14137,7 +17610,7 @@
       </w:rPr>
     </w:lvl>
   </w:abstractNum>
-  <w:abstractNum w:abstractNumId="47" w15:restartNumberingAfterBreak="0">
+  <w:abstractNum w:abstractNumId="56" w15:restartNumberingAfterBreak="0">
     <w:nsid w:val="602534EF"/>
     <w:multiLevelType w:val="multilevel"/>
     <w:tmpl w:val="D3BC4976"/>
@@ -14254,7 +17727,7 @@
       </w:pPr>
     </w:lvl>
   </w:abstractNum>
-  <w:abstractNum w:abstractNumId="48" w15:restartNumberingAfterBreak="0">
+  <w:abstractNum w:abstractNumId="57" w15:restartNumberingAfterBreak="0">
     <w:nsid w:val="60420A57"/>
     <w:multiLevelType w:val="multilevel"/>
     <w:tmpl w:val="9D820522"/>
@@ -14399,7 +17872,7 @@
       </w:rPr>
     </w:lvl>
   </w:abstractNum>
-  <w:abstractNum w:abstractNumId="49" w15:restartNumberingAfterBreak="0">
+  <w:abstractNum w:abstractNumId="58" w15:restartNumberingAfterBreak="0">
     <w:nsid w:val="605202B4"/>
     <w:multiLevelType w:val="multilevel"/>
     <w:tmpl w:val="B6F2F334"/>
@@ -14516,7 +17989,7 @@
       </w:pPr>
     </w:lvl>
   </w:abstractNum>
-  <w:abstractNum w:abstractNumId="50" w15:restartNumberingAfterBreak="0">
+  <w:abstractNum w:abstractNumId="59" w15:restartNumberingAfterBreak="0">
     <w:nsid w:val="636721D7"/>
     <w:multiLevelType w:val="multilevel"/>
     <w:tmpl w:val="E71A58CC"/>
@@ -14665,7 +18138,7 @@
       </w:rPr>
     </w:lvl>
   </w:abstractNum>
-  <w:abstractNum w:abstractNumId="51" w15:restartNumberingAfterBreak="0">
+  <w:abstractNum w:abstractNumId="60" w15:restartNumberingAfterBreak="0">
     <w:nsid w:val="66076191"/>
     <w:multiLevelType w:val="multilevel"/>
     <w:tmpl w:val="A52CFF2C"/>
@@ -14814,7 +18287,7 @@
       </w:rPr>
     </w:lvl>
   </w:abstractNum>
-  <w:abstractNum w:abstractNumId="52" w15:restartNumberingAfterBreak="0">
+  <w:abstractNum w:abstractNumId="61" w15:restartNumberingAfterBreak="0">
     <w:nsid w:val="67E22879"/>
     <w:multiLevelType w:val="multilevel"/>
     <w:tmpl w:val="CE9A8C5A"/>
@@ -14963,7 +18436,7 @@
       </w:rPr>
     </w:lvl>
   </w:abstractNum>
-  <w:abstractNum w:abstractNumId="53" w15:restartNumberingAfterBreak="0">
+  <w:abstractNum w:abstractNumId="62" w15:restartNumberingAfterBreak="0">
     <w:nsid w:val="6D1D32C3"/>
     <w:multiLevelType w:val="multilevel"/>
     <w:tmpl w:val="606A4144"/>
@@ -15112,7 +18585,7 @@
       </w:rPr>
     </w:lvl>
   </w:abstractNum>
-  <w:abstractNum w:abstractNumId="54" w15:restartNumberingAfterBreak="0">
+  <w:abstractNum w:abstractNumId="63" w15:restartNumberingAfterBreak="0">
     <w:nsid w:val="6EE80C80"/>
     <w:multiLevelType w:val="multilevel"/>
     <w:tmpl w:val="5C58F7EA"/>
@@ -15261,7 +18734,156 @@
       </w:rPr>
     </w:lvl>
   </w:abstractNum>
-  <w:abstractNum w:abstractNumId="55" w15:restartNumberingAfterBreak="0">
+  <w:abstractNum w:abstractNumId="64" w15:restartNumberingAfterBreak="0">
+    <w:nsid w:val="726A2D9A"/>
+    <w:multiLevelType w:val="multilevel"/>
+    <w:tmpl w:val="5896E4AE"/>
+    <w:lvl w:ilvl="0">
+      <w:start w:val="1"/>
+      <w:numFmt w:val="bullet"/>
+      <w:lvlText w:val=""/>
+      <w:lvlJc w:val="left"/>
+      <w:pPr>
+        <w:tabs>
+          <w:tab w:val="num" w:pos="720"/>
+        </w:tabs>
+        <w:ind w:left="720" w:hanging="360"/>
+      </w:pPr>
+      <w:rPr>
+        <w:rFonts w:ascii="Symbol" w:hAnsi="Symbol" w:hint="default"/>
+        <w:sz w:val="20"/>
+      </w:rPr>
+    </w:lvl>
+    <w:lvl w:ilvl="1">
+      <w:start w:val="1"/>
+      <w:numFmt w:val="bullet"/>
+      <w:lvlText w:val="o"/>
+      <w:lvlJc w:val="left"/>
+      <w:pPr>
+        <w:tabs>
+          <w:tab w:val="num" w:pos="1440"/>
+        </w:tabs>
+        <w:ind w:left="1440" w:hanging="360"/>
+      </w:pPr>
+      <w:rPr>
+        <w:rFonts w:ascii="Courier New" w:hAnsi="Courier New" w:hint="default"/>
+        <w:sz w:val="20"/>
+      </w:rPr>
+    </w:lvl>
+    <w:lvl w:ilvl="2" w:tentative="1">
+      <w:start w:val="1"/>
+      <w:numFmt w:val="bullet"/>
+      <w:lvlText w:val=""/>
+      <w:lvlJc w:val="left"/>
+      <w:pPr>
+        <w:tabs>
+          <w:tab w:val="num" w:pos="2160"/>
+        </w:tabs>
+        <w:ind w:left="2160" w:hanging="360"/>
+      </w:pPr>
+      <w:rPr>
+        <w:rFonts w:ascii="Wingdings" w:hAnsi="Wingdings" w:hint="default"/>
+        <w:sz w:val="20"/>
+      </w:rPr>
+    </w:lvl>
+    <w:lvl w:ilvl="3" w:tentative="1">
+      <w:start w:val="1"/>
+      <w:numFmt w:val="bullet"/>
+      <w:lvlText w:val=""/>
+      <w:lvlJc w:val="left"/>
+      <w:pPr>
+        <w:tabs>
+          <w:tab w:val="num" w:pos="2880"/>
+        </w:tabs>
+        <w:ind w:left="2880" w:hanging="360"/>
+      </w:pPr>
+      <w:rPr>
+        <w:rFonts w:ascii="Wingdings" w:hAnsi="Wingdings" w:hint="default"/>
+        <w:sz w:val="20"/>
+      </w:rPr>
+    </w:lvl>
+    <w:lvl w:ilvl="4" w:tentative="1">
+      <w:start w:val="1"/>
+      <w:numFmt w:val="bullet"/>
+      <w:lvlText w:val=""/>
+      <w:lvlJc w:val="left"/>
+      <w:pPr>
+        <w:tabs>
+          <w:tab w:val="num" w:pos="3600"/>
+        </w:tabs>
+        <w:ind w:left="3600" w:hanging="360"/>
+      </w:pPr>
+      <w:rPr>
+        <w:rFonts w:ascii="Wingdings" w:hAnsi="Wingdings" w:hint="default"/>
+        <w:sz w:val="20"/>
+      </w:rPr>
+    </w:lvl>
+    <w:lvl w:ilvl="5" w:tentative="1">
+      <w:start w:val="1"/>
+      <w:numFmt w:val="bullet"/>
+      <w:lvlText w:val=""/>
+      <w:lvlJc w:val="left"/>
+      <w:pPr>
+        <w:tabs>
+          <w:tab w:val="num" w:pos="4320"/>
+        </w:tabs>
+        <w:ind w:left="4320" w:hanging="360"/>
+      </w:pPr>
+      <w:rPr>
+        <w:rFonts w:ascii="Wingdings" w:hAnsi="Wingdings" w:hint="default"/>
+        <w:sz w:val="20"/>
+      </w:rPr>
+    </w:lvl>
+    <w:lvl w:ilvl="6" w:tentative="1">
+      <w:start w:val="1"/>
+      <w:numFmt w:val="bullet"/>
+      <w:lvlText w:val=""/>
+      <w:lvlJc w:val="left"/>
+      <w:pPr>
+        <w:tabs>
+          <w:tab w:val="num" w:pos="5040"/>
+        </w:tabs>
+        <w:ind w:left="5040" w:hanging="360"/>
+      </w:pPr>
+      <w:rPr>
+        <w:rFonts w:ascii="Wingdings" w:hAnsi="Wingdings" w:hint="default"/>
+        <w:sz w:val="20"/>
+      </w:rPr>
+    </w:lvl>
+    <w:lvl w:ilvl="7" w:tentative="1">
+      <w:start w:val="1"/>
+      <w:numFmt w:val="bullet"/>
+      <w:lvlText w:val=""/>
+      <w:lvlJc w:val="left"/>
+      <w:pPr>
+        <w:tabs>
+          <w:tab w:val="num" w:pos="5760"/>
+        </w:tabs>
+        <w:ind w:left="5760" w:hanging="360"/>
+      </w:pPr>
+      <w:rPr>
+        <w:rFonts w:ascii="Wingdings" w:hAnsi="Wingdings" w:hint="default"/>
+        <w:sz w:val="20"/>
+      </w:rPr>
+    </w:lvl>
+    <w:lvl w:ilvl="8" w:tentative="1">
+      <w:start w:val="1"/>
+      <w:numFmt w:val="bullet"/>
+      <w:lvlText w:val=""/>
+      <w:lvlJc w:val="left"/>
+      <w:pPr>
+        <w:tabs>
+          <w:tab w:val="num" w:pos="6480"/>
+        </w:tabs>
+        <w:ind w:left="6480" w:hanging="360"/>
+      </w:pPr>
+      <w:rPr>
+        <w:rFonts w:ascii="Wingdings" w:hAnsi="Wingdings" w:hint="default"/>
+        <w:sz w:val="20"/>
+      </w:rPr>
+    </w:lvl>
+  </w:abstractNum>
+  <w:abstractNum w:abstractNumId="65" w15:restartNumberingAfterBreak="0">
     <w:nsid w:val="73BC40AE"/>
     <w:multiLevelType w:val="multilevel"/>
     <w:tmpl w:val="121CF8A8"/>
@@ -15410,7 +19032,156 @@
       </w:rPr>
     </w:lvl>
   </w:abstractNum>
-  <w:abstractNum w:abstractNumId="56" w15:restartNumberingAfterBreak="0">
+  <w:abstractNum w:abstractNumId="66" w15:restartNumberingAfterBreak="0">
+    <w:nsid w:val="74C57481"/>
+    <w:multiLevelType w:val="multilevel"/>
+    <w:tmpl w:val="91FA935A"/>
+    <w:lvl w:ilvl="0">
+      <w:start w:val="1"/>
+      <w:numFmt w:val="bullet"/>
+      <w:lvlText w:val=""/>
+      <w:lvlJc w:val="left"/>
+      <w:pPr>
+        <w:tabs>
+          <w:tab w:val="num" w:pos="720"/>
+        </w:tabs>
+        <w:ind w:left="720" w:hanging="360"/>
+      </w:pPr>
+      <w:rPr>
+        <w:rFonts w:ascii="Symbol" w:hAnsi="Symbol" w:hint="default"/>
+        <w:sz w:val="20"/>
+      </w:rPr>
+    </w:lvl>
+    <w:lvl w:ilvl="1" w:tentative="1">
+      <w:start w:val="1"/>
+      <w:numFmt w:val="bullet"/>
+      <w:lvlText w:val="o"/>
+      <w:lvlJc w:val="left"/>
+      <w:pPr>
+        <w:tabs>
+          <w:tab w:val="num" w:pos="1440"/>
+        </w:tabs>
+        <w:ind w:left="1440" w:hanging="360"/>
+      </w:pPr>
+      <w:rPr>
+        <w:rFonts w:ascii="Courier New" w:hAnsi="Courier New" w:hint="default"/>
+        <w:sz w:val="20"/>
+      </w:rPr>
+    </w:lvl>
+    <w:lvl w:ilvl="2" w:tentative="1">
+      <w:start w:val="1"/>
+      <w:numFmt w:val="bullet"/>
+      <w:lvlText w:val=""/>
+      <w:lvlJc w:val="left"/>
+      <w:pPr>
+        <w:tabs>
+          <w:tab w:val="num" w:pos="2160"/>
+        </w:tabs>
+        <w:ind w:left="2160" w:hanging="360"/>
+      </w:pPr>
+      <w:rPr>
+        <w:rFonts w:ascii="Wingdings" w:hAnsi="Wingdings" w:hint="default"/>
+        <w:sz w:val="20"/>
+      </w:rPr>
+    </w:lvl>
+    <w:lvl w:ilvl="3" w:tentative="1">
+      <w:start w:val="1"/>
+      <w:numFmt w:val="bullet"/>
+      <w:lvlText w:val=""/>
+      <w:lvlJc w:val="left"/>
+      <w:pPr>
+        <w:tabs>
+          <w:tab w:val="num" w:pos="2880"/>
+        </w:tabs>
+        <w:ind w:left="2880" w:hanging="360"/>
+      </w:pPr>
+      <w:rPr>
+        <w:rFonts w:ascii="Wingdings" w:hAnsi="Wingdings" w:hint="default"/>
+        <w:sz w:val="20"/>
+      </w:rPr>
+    </w:lvl>
+    <w:lvl w:ilvl="4" w:tentative="1">
+      <w:start w:val="1"/>
+      <w:numFmt w:val="bullet"/>
+      <w:lvlText w:val=""/>
+      <w:lvlJc w:val="left"/>
+      <w:pPr>
+        <w:tabs>
+          <w:tab w:val="num" w:pos="3600"/>
+        </w:tabs>
+        <w:ind w:left="3600" w:hanging="360"/>
+      </w:pPr>
+      <w:rPr>
+        <w:rFonts w:ascii="Wingdings" w:hAnsi="Wingdings" w:hint="default"/>
+        <w:sz w:val="20"/>
+      </w:rPr>
+    </w:lvl>
+    <w:lvl w:ilvl="5" w:tentative="1">
+      <w:start w:val="1"/>
+      <w:numFmt w:val="bullet"/>
+      <w:lvlText w:val=""/>
+      <w:lvlJc w:val="left"/>
+      <w:pPr>
+        <w:tabs>
+          <w:tab w:val="num" w:pos="4320"/>
+        </w:tabs>
+        <w:ind w:left="4320" w:hanging="360"/>
+      </w:pPr>
+      <w:rPr>
+        <w:rFonts w:ascii="Wingdings" w:hAnsi="Wingdings" w:hint="default"/>
+        <w:sz w:val="20"/>
+      </w:rPr>
+    </w:lvl>
+    <w:lvl w:ilvl="6" w:tentative="1">
+      <w:start w:val="1"/>
+      <w:numFmt w:val="bullet"/>
+      <w:lvlText w:val=""/>
+      <w:lvlJc w:val="left"/>
+      <w:pPr>
+        <w:tabs>
+          <w:tab w:val="num" w:pos="5040"/>
+        </w:tabs>
+        <w:ind w:left="5040" w:hanging="360"/>
+      </w:pPr>
+      <w:rPr>
+        <w:rFonts w:ascii="Wingdings" w:hAnsi="Wingdings" w:hint="default"/>
+        <w:sz w:val="20"/>
+      </w:rPr>
+    </w:lvl>
+    <w:lvl w:ilvl="7" w:tentative="1">
+      <w:start w:val="1"/>
+      <w:numFmt w:val="bullet"/>
+      <w:lvlText w:val=""/>
+      <w:lvlJc w:val="left"/>
+      <w:pPr>
+        <w:tabs>
+          <w:tab w:val="num" w:pos="5760"/>
+        </w:tabs>
+        <w:ind w:left="5760" w:hanging="360"/>
+      </w:pPr>
+      <w:rPr>
+        <w:rFonts w:ascii="Wingdings" w:hAnsi="Wingdings" w:hint="default"/>
+        <w:sz w:val="20"/>
+      </w:rPr>
+    </w:lvl>
+    <w:lvl w:ilvl="8" w:tentative="1">
+      <w:start w:val="1"/>
+      <w:numFmt w:val="bullet"/>
+      <w:lvlText w:val=""/>
+      <w:lvlJc w:val="left"/>
+      <w:pPr>
+        <w:tabs>
+          <w:tab w:val="num" w:pos="6480"/>
+        </w:tabs>
+        <w:ind w:left="6480" w:hanging="360"/>
+      </w:pPr>
+      <w:rPr>
+        <w:rFonts w:ascii="Wingdings" w:hAnsi="Wingdings" w:hint="default"/>
+        <w:sz w:val="20"/>
+      </w:rPr>
+    </w:lvl>
+  </w:abstractNum>
+  <w:abstractNum w:abstractNumId="67" w15:restartNumberingAfterBreak="0">
     <w:nsid w:val="75051710"/>
     <w:multiLevelType w:val="multilevel"/>
     <w:tmpl w:val="D5B89006"/>
@@ -15559,7 +19330,7 @@
       </w:rPr>
     </w:lvl>
   </w:abstractNum>
-  <w:abstractNum w:abstractNumId="57" w15:restartNumberingAfterBreak="0">
+  <w:abstractNum w:abstractNumId="68" w15:restartNumberingAfterBreak="0">
     <w:nsid w:val="77CF22A9"/>
     <w:multiLevelType w:val="multilevel"/>
     <w:tmpl w:val="CE18F696"/>
@@ -15708,7 +19479,7 @@
       </w:rPr>
     </w:lvl>
   </w:abstractNum>
-  <w:abstractNum w:abstractNumId="58" w15:restartNumberingAfterBreak="0">
+  <w:abstractNum w:abstractNumId="69" w15:restartNumberingAfterBreak="0">
     <w:nsid w:val="78F75BBF"/>
     <w:multiLevelType w:val="multilevel"/>
     <w:tmpl w:val="E374756E"/>
@@ -15857,7 +19628,7 @@
       </w:rPr>
     </w:lvl>
   </w:abstractNum>
-  <w:abstractNum w:abstractNumId="59" w15:restartNumberingAfterBreak="0">
+  <w:abstractNum w:abstractNumId="70" w15:restartNumberingAfterBreak="0">
     <w:nsid w:val="7A8460C2"/>
     <w:multiLevelType w:val="multilevel"/>
     <w:tmpl w:val="6BDA0708"/>
@@ -16006,7 +19777,156 @@
       </w:rPr>
     </w:lvl>
   </w:abstractNum>
-  <w:abstractNum w:abstractNumId="60" w15:restartNumberingAfterBreak="0">
+  <w:abstractNum w:abstractNumId="71" w15:restartNumberingAfterBreak="0">
+    <w:nsid w:val="7ABA0ED5"/>
+    <w:multiLevelType w:val="multilevel"/>
+    <w:tmpl w:val="44F4B202"/>
+    <w:lvl w:ilvl="0">
+      <w:start w:val="1"/>
+      <w:numFmt w:val="bullet"/>
+      <w:lvlText w:val=""/>
+      <w:lvlJc w:val="left"/>
+      <w:pPr>
+        <w:tabs>
+          <w:tab w:val="num" w:pos="720"/>
+        </w:tabs>
+        <w:ind w:left="720" w:hanging="360"/>
+      </w:pPr>
+      <w:rPr>
+        <w:rFonts w:ascii="Symbol" w:hAnsi="Symbol" w:hint="default"/>
+        <w:sz w:val="20"/>
+      </w:rPr>
+    </w:lvl>
+    <w:lvl w:ilvl="1" w:tentative="1">
+      <w:start w:val="1"/>
+      <w:numFmt w:val="bullet"/>
+      <w:lvlText w:val="o"/>
+      <w:lvlJc w:val="left"/>
+      <w:pPr>
+        <w:tabs>
+          <w:tab w:val="num" w:pos="1440"/>
+        </w:tabs>
+        <w:ind w:left="1440" w:hanging="360"/>
+      </w:pPr>
+      <w:rPr>
+        <w:rFonts w:ascii="Courier New" w:hAnsi="Courier New" w:hint="default"/>
+        <w:sz w:val="20"/>
+      </w:rPr>
+    </w:lvl>
+    <w:lvl w:ilvl="2" w:tentative="1">
+      <w:start w:val="1"/>
+      <w:numFmt w:val="bullet"/>
+      <w:lvlText w:val=""/>
+      <w:lvlJc w:val="left"/>
+      <w:pPr>
+        <w:tabs>
+          <w:tab w:val="num" w:pos="2160"/>
+        </w:tabs>
+        <w:ind w:left="2160" w:hanging="360"/>
+      </w:pPr>
+      <w:rPr>
+        <w:rFonts w:ascii="Wingdings" w:hAnsi="Wingdings" w:hint="default"/>
+        <w:sz w:val="20"/>
+      </w:rPr>
+    </w:lvl>
+    <w:lvl w:ilvl="3" w:tentative="1">
+      <w:start w:val="1"/>
+      <w:numFmt w:val="bullet"/>
+      <w:lvlText w:val=""/>
+      <w:lvlJc w:val="left"/>
+      <w:pPr>
+        <w:tabs>
+          <w:tab w:val="num" w:pos="2880"/>
+        </w:tabs>
+        <w:ind w:left="2880" w:hanging="360"/>
+      </w:pPr>
+      <w:rPr>
+        <w:rFonts w:ascii="Wingdings" w:hAnsi="Wingdings" w:hint="default"/>
+        <w:sz w:val="20"/>
+      </w:rPr>
+    </w:lvl>
+    <w:lvl w:ilvl="4" w:tentative="1">
+      <w:start w:val="1"/>
+      <w:numFmt w:val="bullet"/>
+      <w:lvlText w:val=""/>
+      <w:lvlJc w:val="left"/>
+      <w:pPr>
+        <w:tabs>
+          <w:tab w:val="num" w:pos="3600"/>
+        </w:tabs>
+        <w:ind w:left="3600" w:hanging="360"/>
+      </w:pPr>
+      <w:rPr>
+        <w:rFonts w:ascii="Wingdings" w:hAnsi="Wingdings" w:hint="default"/>
+        <w:sz w:val="20"/>
+      </w:rPr>
+    </w:lvl>
+    <w:lvl w:ilvl="5" w:tentative="1">
+      <w:start w:val="1"/>
+      <w:numFmt w:val="bullet"/>
+      <w:lvlText w:val=""/>
+      <w:lvlJc w:val="left"/>
+      <w:pPr>
+        <w:tabs>
+          <w:tab w:val="num" w:pos="4320"/>
+        </w:tabs>
+        <w:ind w:left="4320" w:hanging="360"/>
+      </w:pPr>
+      <w:rPr>
+        <w:rFonts w:ascii="Wingdings" w:hAnsi="Wingdings" w:hint="default"/>
+        <w:sz w:val="20"/>
+      </w:rPr>
+    </w:lvl>
+    <w:lvl w:ilvl="6" w:tentative="1">
+      <w:start w:val="1"/>
+      <w:numFmt w:val="bullet"/>
+      <w:lvlText w:val=""/>
+      <w:lvlJc w:val="left"/>
+      <w:pPr>
+        <w:tabs>
+          <w:tab w:val="num" w:pos="5040"/>
+        </w:tabs>
+        <w:ind w:left="5040" w:hanging="360"/>
+      </w:pPr>
+      <w:rPr>
+        <w:rFonts w:ascii="Wingdings" w:hAnsi="Wingdings" w:hint="default"/>
+        <w:sz w:val="20"/>
+      </w:rPr>
+    </w:lvl>
+    <w:lvl w:ilvl="7" w:tentative="1">
+      <w:start w:val="1"/>
+      <w:numFmt w:val="bullet"/>
+      <w:lvlText w:val=""/>
+      <w:lvlJc w:val="left"/>
+      <w:pPr>
+        <w:tabs>
+          <w:tab w:val="num" w:pos="5760"/>
+        </w:tabs>
+        <w:ind w:left="5760" w:hanging="360"/>
+      </w:pPr>
+      <w:rPr>
+        <w:rFonts w:ascii="Wingdings" w:hAnsi="Wingdings" w:hint="default"/>
+        <w:sz w:val="20"/>
+      </w:rPr>
+    </w:lvl>
+    <w:lvl w:ilvl="8" w:tentative="1">
+      <w:start w:val="1"/>
+      <w:numFmt w:val="bullet"/>
+      <w:lvlText w:val=""/>
+      <w:lvlJc w:val="left"/>
+      <w:pPr>
+        <w:tabs>
+          <w:tab w:val="num" w:pos="6480"/>
+        </w:tabs>
+        <w:ind w:left="6480" w:hanging="360"/>
+      </w:pPr>
+      <w:rPr>
+        <w:rFonts w:ascii="Wingdings" w:hAnsi="Wingdings" w:hint="default"/>
+        <w:sz w:val="20"/>
+      </w:rPr>
+    </w:lvl>
+  </w:abstractNum>
+  <w:abstractNum w:abstractNumId="72" w15:restartNumberingAfterBreak="0">
     <w:nsid w:val="7B734FAD"/>
     <w:multiLevelType w:val="multilevel"/>
     <w:tmpl w:val="B1081320"/>
@@ -16155,7 +20075,7 @@
       </w:rPr>
     </w:lvl>
   </w:abstractNum>
-  <w:abstractNum w:abstractNumId="61" w15:restartNumberingAfterBreak="0">
+  <w:abstractNum w:abstractNumId="73" w15:restartNumberingAfterBreak="0">
     <w:nsid w:val="7C801464"/>
     <w:multiLevelType w:val="multilevel"/>
     <w:tmpl w:val="06681F12"/>
@@ -16304,7 +20224,7 @@
       </w:rPr>
     </w:lvl>
   </w:abstractNum>
-  <w:abstractNum w:abstractNumId="62" w15:restartNumberingAfterBreak="0">
+  <w:abstractNum w:abstractNumId="74" w15:restartNumberingAfterBreak="0">
     <w:nsid w:val="7D712D90"/>
     <w:multiLevelType w:val="multilevel"/>
     <w:tmpl w:val="787805CC"/>
@@ -16453,194 +20373,382 @@
       </w:rPr>
     </w:lvl>
   </w:abstractNum>
+  <w:abstractNum w:abstractNumId="75" w15:restartNumberingAfterBreak="0">
+    <w:nsid w:val="7F8E3CDB"/>
+    <w:multiLevelType w:val="multilevel"/>
+    <w:tmpl w:val="9F90F8DE"/>
+    <w:lvl w:ilvl="0">
+      <w:start w:val="1"/>
+      <w:numFmt w:val="bullet"/>
+      <w:lvlText w:val=""/>
+      <w:lvlJc w:val="left"/>
+      <w:pPr>
+        <w:tabs>
+          <w:tab w:val="num" w:pos="720"/>
+        </w:tabs>
+        <w:ind w:left="720" w:hanging="360"/>
+      </w:pPr>
+      <w:rPr>
+        <w:rFonts w:ascii="Symbol" w:hAnsi="Symbol" w:hint="default"/>
+        <w:sz w:val="20"/>
+      </w:rPr>
+    </w:lvl>
+    <w:lvl w:ilvl="1" w:tentative="1">
+      <w:start w:val="1"/>
+      <w:numFmt w:val="bullet"/>
+      <w:lvlText w:val="o"/>
+      <w:lvlJc w:val="left"/>
+      <w:pPr>
+        <w:tabs>
+          <w:tab w:val="num" w:pos="1440"/>
+        </w:tabs>
+        <w:ind w:left="1440" w:hanging="360"/>
+      </w:pPr>
+      <w:rPr>
+        <w:rFonts w:ascii="Courier New" w:hAnsi="Courier New" w:hint="default"/>
+        <w:sz w:val="20"/>
+      </w:rPr>
+    </w:lvl>
+    <w:lvl w:ilvl="2" w:tentative="1">
+      <w:start w:val="1"/>
+      <w:numFmt w:val="bullet"/>
+      <w:lvlText w:val=""/>
+      <w:lvlJc w:val="left"/>
+      <w:pPr>
+        <w:tabs>
+          <w:tab w:val="num" w:pos="2160"/>
+        </w:tabs>
+        <w:ind w:left="2160" w:hanging="360"/>
+      </w:pPr>
+      <w:rPr>
+        <w:rFonts w:ascii="Wingdings" w:hAnsi="Wingdings" w:hint="default"/>
+        <w:sz w:val="20"/>
+      </w:rPr>
+    </w:lvl>
+    <w:lvl w:ilvl="3" w:tentative="1">
+      <w:start w:val="1"/>
+      <w:numFmt w:val="bullet"/>
+      <w:lvlText w:val=""/>
+      <w:lvlJc w:val="left"/>
+      <w:pPr>
+        <w:tabs>
+          <w:tab w:val="num" w:pos="2880"/>
+        </w:tabs>
+        <w:ind w:left="2880" w:hanging="360"/>
+      </w:pPr>
+      <w:rPr>
+        <w:rFonts w:ascii="Wingdings" w:hAnsi="Wingdings" w:hint="default"/>
+        <w:sz w:val="20"/>
+      </w:rPr>
+    </w:lvl>
+    <w:lvl w:ilvl="4" w:tentative="1">
+      <w:start w:val="1"/>
+      <w:numFmt w:val="bullet"/>
+      <w:lvlText w:val=""/>
+      <w:lvlJc w:val="left"/>
+      <w:pPr>
+        <w:tabs>
+          <w:tab w:val="num" w:pos="3600"/>
+        </w:tabs>
+        <w:ind w:left="3600" w:hanging="360"/>
+      </w:pPr>
+      <w:rPr>
+        <w:rFonts w:ascii="Wingdings" w:hAnsi="Wingdings" w:hint="default"/>
+        <w:sz w:val="20"/>
+      </w:rPr>
+    </w:lvl>
+    <w:lvl w:ilvl="5" w:tentative="1">
+      <w:start w:val="1"/>
+      <w:numFmt w:val="bullet"/>
+      <w:lvlText w:val=""/>
+      <w:lvlJc w:val="left"/>
+      <w:pPr>
+        <w:tabs>
+          <w:tab w:val="num" w:pos="4320"/>
+        </w:tabs>
+        <w:ind w:left="4320" w:hanging="360"/>
+      </w:pPr>
+      <w:rPr>
+        <w:rFonts w:ascii="Wingdings" w:hAnsi="Wingdings" w:hint="default"/>
+        <w:sz w:val="20"/>
+      </w:rPr>
+    </w:lvl>
+    <w:lvl w:ilvl="6" w:tentative="1">
+      <w:start w:val="1"/>
+      <w:numFmt w:val="bullet"/>
+      <w:lvlText w:val=""/>
+      <w:lvlJc w:val="left"/>
+      <w:pPr>
+        <w:tabs>
+          <w:tab w:val="num" w:pos="5040"/>
+        </w:tabs>
+        <w:ind w:left="5040" w:hanging="360"/>
+      </w:pPr>
+      <w:rPr>
+        <w:rFonts w:ascii="Wingdings" w:hAnsi="Wingdings" w:hint="default"/>
+        <w:sz w:val="20"/>
+      </w:rPr>
+    </w:lvl>
+    <w:lvl w:ilvl="7" w:tentative="1">
+      <w:start w:val="1"/>
+      <w:numFmt w:val="bullet"/>
+      <w:lvlText w:val=""/>
+      <w:lvlJc w:val="left"/>
+      <w:pPr>
+        <w:tabs>
+          <w:tab w:val="num" w:pos="5760"/>
+        </w:tabs>
+        <w:ind w:left="5760" w:hanging="360"/>
+      </w:pPr>
+      <w:rPr>
+        <w:rFonts w:ascii="Wingdings" w:hAnsi="Wingdings" w:hint="default"/>
+        <w:sz w:val="20"/>
+      </w:rPr>
+    </w:lvl>
+    <w:lvl w:ilvl="8" w:tentative="1">
+      <w:start w:val="1"/>
+      <w:numFmt w:val="bullet"/>
+      <w:lvlText w:val=""/>
+      <w:lvlJc w:val="left"/>
+      <w:pPr>
+        <w:tabs>
+          <w:tab w:val="num" w:pos="6480"/>
+        </w:tabs>
+        <w:ind w:left="6480" w:hanging="360"/>
+      </w:pPr>
+      <w:rPr>
+        <w:rFonts w:ascii="Wingdings" w:hAnsi="Wingdings" w:hint="default"/>
+        <w:sz w:val="20"/>
+      </w:rPr>
+    </w:lvl>
+  </w:abstractNum>
   <w:num w:numId="1" w16cid:durableId="887228562">
-    <w:abstractNumId w:val="40"/>
+    <w:abstractNumId w:val="48"/>
   </w:num>
   <w:num w:numId="2" w16cid:durableId="976451032">
+    <w:abstractNumId w:val="63"/>
+  </w:num>
+  <w:num w:numId="3" w16cid:durableId="1773430822">
+    <w:abstractNumId w:val="19"/>
+  </w:num>
+  <w:num w:numId="4" w16cid:durableId="1525904098">
+    <w:abstractNumId w:val="35"/>
+  </w:num>
+  <w:num w:numId="5" w16cid:durableId="1765804076">
+    <w:abstractNumId w:val="11"/>
+  </w:num>
+  <w:num w:numId="6" w16cid:durableId="1882597652">
+    <w:abstractNumId w:val="22"/>
+  </w:num>
+  <w:num w:numId="7" w16cid:durableId="200896378">
+    <w:abstractNumId w:val="9"/>
+  </w:num>
+  <w:num w:numId="8" w16cid:durableId="728578032">
+    <w:abstractNumId w:val="55"/>
+  </w:num>
+  <w:num w:numId="9" w16cid:durableId="2128892165">
+    <w:abstractNumId w:val="38"/>
+  </w:num>
+  <w:num w:numId="10" w16cid:durableId="462231599">
+    <w:abstractNumId w:val="72"/>
+  </w:num>
+  <w:num w:numId="11" w16cid:durableId="1693724849">
+    <w:abstractNumId w:val="67"/>
+  </w:num>
+  <w:num w:numId="12" w16cid:durableId="693458044">
+    <w:abstractNumId w:val="20"/>
+  </w:num>
+  <w:num w:numId="13" w16cid:durableId="2027055935">
+    <w:abstractNumId w:val="61"/>
+  </w:num>
+  <w:num w:numId="14" w16cid:durableId="753934306">
+    <w:abstractNumId w:val="27"/>
+  </w:num>
+  <w:num w:numId="15" w16cid:durableId="777024638">
+    <w:abstractNumId w:val="51"/>
+  </w:num>
+  <w:num w:numId="16" w16cid:durableId="131096443">
+    <w:abstractNumId w:val="42"/>
+  </w:num>
+  <w:num w:numId="17" w16cid:durableId="25374741">
+    <w:abstractNumId w:val="33"/>
+  </w:num>
+  <w:num w:numId="18" w16cid:durableId="467675126">
+    <w:abstractNumId w:val="57"/>
+  </w:num>
+  <w:num w:numId="19" w16cid:durableId="1128743602">
+    <w:abstractNumId w:val="41"/>
+  </w:num>
+  <w:num w:numId="20" w16cid:durableId="120658111">
+    <w:abstractNumId w:val="59"/>
+  </w:num>
+  <w:num w:numId="21" w16cid:durableId="1551841680">
+    <w:abstractNumId w:val="13"/>
+  </w:num>
+  <w:num w:numId="22" w16cid:durableId="1006444753">
+    <w:abstractNumId w:val="69"/>
+  </w:num>
+  <w:num w:numId="23" w16cid:durableId="2087874248">
+    <w:abstractNumId w:val="18"/>
+  </w:num>
+  <w:num w:numId="24" w16cid:durableId="383600606">
+    <w:abstractNumId w:val="46"/>
+  </w:num>
+  <w:num w:numId="25" w16cid:durableId="1136685407">
+    <w:abstractNumId w:val="68"/>
+  </w:num>
+  <w:num w:numId="26" w16cid:durableId="133640983">
+    <w:abstractNumId w:val="16"/>
+  </w:num>
+  <w:num w:numId="27" w16cid:durableId="1153714007">
+    <w:abstractNumId w:val="32"/>
+  </w:num>
+  <w:num w:numId="28" w16cid:durableId="1891460060">
+    <w:abstractNumId w:val="15"/>
+  </w:num>
+  <w:num w:numId="29" w16cid:durableId="1516648775">
+    <w:abstractNumId w:val="26"/>
+  </w:num>
+  <w:num w:numId="30" w16cid:durableId="1737043579">
+    <w:abstractNumId w:val="6"/>
+  </w:num>
+  <w:num w:numId="31" w16cid:durableId="239754843">
     <w:abstractNumId w:val="54"/>
   </w:num>
-  <w:num w:numId="3" w16cid:durableId="1773430822">
-    <w:abstractNumId w:val="16"/>
+  <w:num w:numId="32" w16cid:durableId="2058897940">
+    <w:abstractNumId w:val="4"/>
   </w:num>
-  <w:num w:numId="4" w16cid:durableId="1525904098">
-    <w:abstractNumId w:val="30"/>
-  </w:num>
-  <w:num w:numId="5" w16cid:durableId="1765804076">
-    <w:abstractNumId w:val="9"/>
-  </w:num>
-  <w:num w:numId="6" w16cid:durableId="1882597652">
-    <w:abstractNumId w:val="19"/>
-  </w:num>
-  <w:num w:numId="7" w16cid:durableId="200896378">
-    <w:abstractNumId w:val="7"/>
-  </w:num>
-  <w:num w:numId="8" w16cid:durableId="728578032">
-    <w:abstractNumId w:val="46"/>
-  </w:num>
-  <w:num w:numId="9" w16cid:durableId="2128892165">
-    <w:abstractNumId w:val="32"/>
-  </w:num>
-  <w:num w:numId="10" w16cid:durableId="462231599">
-    <w:abstractNumId w:val="60"/>
-  </w:num>
-  <w:num w:numId="11" w16cid:durableId="1693724849">
-    <w:abstractNumId w:val="56"/>
-  </w:num>
-  <w:num w:numId="12" w16cid:durableId="693458044">
-    <w:abstractNumId w:val="17"/>
-  </w:num>
-  <w:num w:numId="13" w16cid:durableId="2027055935">
-    <w:abstractNumId w:val="52"/>
-  </w:num>
-  <w:num w:numId="14" w16cid:durableId="753934306">
-    <w:abstractNumId w:val="24"/>
-  </w:num>
-  <w:num w:numId="15" w16cid:durableId="777024638">
-    <w:abstractNumId w:val="43"/>
-  </w:num>
-  <w:num w:numId="16" w16cid:durableId="131096443">
-    <w:abstractNumId w:val="36"/>
-  </w:num>
-  <w:num w:numId="17" w16cid:durableId="25374741">
+  <w:num w:numId="33" w16cid:durableId="414597135">
     <w:abstractNumId w:val="28"/>
   </w:num>
-  <w:num w:numId="18" w16cid:durableId="467675126">
-    <w:abstractNumId w:val="48"/>
+  <w:num w:numId="34" w16cid:durableId="531186016">
+    <w:abstractNumId w:val="49"/>
   </w:num>
-  <w:num w:numId="19" w16cid:durableId="1128743602">
-    <w:abstractNumId w:val="35"/>
+  <w:num w:numId="35" w16cid:durableId="932708455">
+    <w:abstractNumId w:val="29"/>
   </w:num>
-  <w:num w:numId="20" w16cid:durableId="120658111">
-    <w:abstractNumId w:val="50"/>
-  </w:num>
-  <w:num w:numId="21" w16cid:durableId="1551841680">
-    <w:abstractNumId w:val="11"/>
-  </w:num>
-  <w:num w:numId="22" w16cid:durableId="1006444753">
-    <w:abstractNumId w:val="58"/>
-  </w:num>
-  <w:num w:numId="23" w16cid:durableId="2087874248">
-    <w:abstractNumId w:val="15"/>
-  </w:num>
-  <w:num w:numId="24" w16cid:durableId="383600606">
-    <w:abstractNumId w:val="38"/>
-  </w:num>
-  <w:num w:numId="25" w16cid:durableId="1136685407">
-    <w:abstractNumId w:val="57"/>
-  </w:num>
-  <w:num w:numId="26" w16cid:durableId="133640983">
-    <w:abstractNumId w:val="13"/>
-  </w:num>
-  <w:num w:numId="27" w16cid:durableId="1153714007">
-    <w:abstractNumId w:val="27"/>
-  </w:num>
-  <w:num w:numId="28" w16cid:durableId="1891460060">
+  <w:num w:numId="36" w16cid:durableId="77290402">
     <w:abstractNumId w:val="12"/>
   </w:num>
-  <w:num w:numId="29" w16cid:durableId="1516648775">
-    <w:abstractNumId w:val="23"/>
-  </w:num>
-  <w:num w:numId="30" w16cid:durableId="1737043579">
-    <w:abstractNumId w:val="5"/>
-  </w:num>
-  <w:num w:numId="31" w16cid:durableId="239754843">
-    <w:abstractNumId w:val="45"/>
-  </w:num>
-  <w:num w:numId="32" w16cid:durableId="2058897940">
-    <w:abstractNumId w:val="3"/>
-  </w:num>
-  <w:num w:numId="33" w16cid:durableId="414597135">
-    <w:abstractNumId w:val="25"/>
-  </w:num>
-  <w:num w:numId="34" w16cid:durableId="531186016">
-    <w:abstractNumId w:val="41"/>
-  </w:num>
-  <w:num w:numId="35" w16cid:durableId="932708455">
-    <w:abstractNumId w:val="26"/>
-  </w:num>
-  <w:num w:numId="36" w16cid:durableId="77290402">
-    <w:abstractNumId w:val="10"/>
-  </w:num>
   <w:num w:numId="37" w16cid:durableId="875772524">
-    <w:abstractNumId w:val="18"/>
+    <w:abstractNumId w:val="21"/>
   </w:num>
   <w:num w:numId="38" w16cid:durableId="87123327">
-    <w:abstractNumId w:val="55"/>
+    <w:abstractNumId w:val="65"/>
   </w:num>
   <w:num w:numId="39" w16cid:durableId="78403898">
-    <w:abstractNumId w:val="59"/>
+    <w:abstractNumId w:val="70"/>
   </w:num>
   <w:num w:numId="40" w16cid:durableId="526913001">
-    <w:abstractNumId w:val="37"/>
+    <w:abstractNumId w:val="44"/>
   </w:num>
   <w:num w:numId="41" w16cid:durableId="1019431657">
-    <w:abstractNumId w:val="34"/>
+    <w:abstractNumId w:val="40"/>
   </w:num>
   <w:num w:numId="42" w16cid:durableId="1657343818">
     <w:abstractNumId w:val="1"/>
   </w:num>
   <w:num w:numId="43" w16cid:durableId="1378243797">
-    <w:abstractNumId w:val="33"/>
+    <w:abstractNumId w:val="39"/>
   </w:num>
   <w:num w:numId="44" w16cid:durableId="864831968">
-    <w:abstractNumId w:val="22"/>
+    <w:abstractNumId w:val="25"/>
   </w:num>
   <w:num w:numId="45" w16cid:durableId="471289503">
-    <w:abstractNumId w:val="53"/>
+    <w:abstractNumId w:val="62"/>
   </w:num>
   <w:num w:numId="46" w16cid:durableId="333189441">
     <w:abstractNumId w:val="0"/>
   </w:num>
   <w:num w:numId="47" w16cid:durableId="804545115">
-    <w:abstractNumId w:val="4"/>
+    <w:abstractNumId w:val="5"/>
   </w:num>
   <w:num w:numId="48" w16cid:durableId="690452988">
-    <w:abstractNumId w:val="61"/>
+    <w:abstractNumId w:val="73"/>
   </w:num>
   <w:num w:numId="49" w16cid:durableId="1683704457">
-    <w:abstractNumId w:val="42"/>
+    <w:abstractNumId w:val="50"/>
   </w:num>
   <w:num w:numId="50" w16cid:durableId="866063730">
-    <w:abstractNumId w:val="29"/>
+    <w:abstractNumId w:val="34"/>
   </w:num>
   <w:num w:numId="51" w16cid:durableId="1940914479">
-    <w:abstractNumId w:val="62"/>
+    <w:abstractNumId w:val="74"/>
   </w:num>
   <w:num w:numId="52" w16cid:durableId="382796752">
+    <w:abstractNumId w:val="3"/>
+  </w:num>
+  <w:num w:numId="53" w16cid:durableId="1257858493">
+    <w:abstractNumId w:val="58"/>
+  </w:num>
+  <w:num w:numId="54" w16cid:durableId="1050765322">
+    <w:abstractNumId w:val="47"/>
+  </w:num>
+  <w:num w:numId="55" w16cid:durableId="189606679">
+    <w:abstractNumId w:val="8"/>
+  </w:num>
+  <w:num w:numId="56" w16cid:durableId="779761085">
+    <w:abstractNumId w:val="53"/>
+  </w:num>
+  <w:num w:numId="57" w16cid:durableId="1386880202">
+    <w:abstractNumId w:val="56"/>
+  </w:num>
+  <w:num w:numId="58" w16cid:durableId="1918708277">
+    <w:abstractNumId w:val="24"/>
+  </w:num>
+  <w:num w:numId="59" w16cid:durableId="1817183926">
+    <w:abstractNumId w:val="60"/>
+  </w:num>
+  <w:num w:numId="60" w16cid:durableId="2083677981">
+    <w:abstractNumId w:val="10"/>
+  </w:num>
+  <w:num w:numId="61" w16cid:durableId="833447710">
+    <w:abstractNumId w:val="17"/>
+  </w:num>
+  <w:num w:numId="62" w16cid:durableId="1808932630">
+    <w:abstractNumId w:val="23"/>
+  </w:num>
+  <w:num w:numId="63" w16cid:durableId="559097706">
+    <w:abstractNumId w:val="37"/>
+  </w:num>
+  <w:num w:numId="64" w16cid:durableId="1516767445">
+    <w:abstractNumId w:val="43"/>
+  </w:num>
+  <w:num w:numId="65" w16cid:durableId="1412386740">
+    <w:abstractNumId w:val="64"/>
+  </w:num>
+  <w:num w:numId="66" w16cid:durableId="1003319545">
+    <w:abstractNumId w:val="66"/>
+  </w:num>
+  <w:num w:numId="67" w16cid:durableId="1139424164">
+    <w:abstractNumId w:val="7"/>
+  </w:num>
+  <w:num w:numId="68" w16cid:durableId="1464814097">
+    <w:abstractNumId w:val="31"/>
+  </w:num>
+  <w:num w:numId="69" w16cid:durableId="1678264371">
+    <w:abstractNumId w:val="36"/>
+  </w:num>
+  <w:num w:numId="70" w16cid:durableId="25643501">
+    <w:abstractNumId w:val="14"/>
+  </w:num>
+  <w:num w:numId="71" w16cid:durableId="791944207">
+    <w:abstractNumId w:val="45"/>
+  </w:num>
+  <w:num w:numId="72" w16cid:durableId="1918975111">
+    <w:abstractNumId w:val="30"/>
+  </w:num>
+  <w:num w:numId="73" w16cid:durableId="1388996604">
+    <w:abstractNumId w:val="52"/>
+  </w:num>
+  <w:num w:numId="74" w16cid:durableId="196359821">
     <w:abstractNumId w:val="2"/>
   </w:num>
-  <w:num w:numId="53" w16cid:durableId="1257858493">
-    <w:abstractNumId w:val="49"/>
+  <w:num w:numId="75" w16cid:durableId="107698111">
+    <w:abstractNumId w:val="75"/>
   </w:num>
-  <w:num w:numId="54" w16cid:durableId="1050765322">
-    <w:abstractNumId w:val="39"/>
-  </w:num>
-  <w:num w:numId="55" w16cid:durableId="189606679">
-    <w:abstractNumId w:val="6"/>
-  </w:num>
-  <w:num w:numId="56" w16cid:durableId="779761085">
-    <w:abstractNumId w:val="44"/>
-  </w:num>
-  <w:num w:numId="57" w16cid:durableId="1386880202">
-    <w:abstractNumId w:val="47"/>
-  </w:num>
-  <w:num w:numId="58" w16cid:durableId="1918708277">
-    <w:abstractNumId w:val="21"/>
-  </w:num>
-  <w:num w:numId="59" w16cid:durableId="1817183926">
-    <w:abstractNumId w:val="51"/>
-  </w:num>
-  <w:num w:numId="60" w16cid:durableId="2083677981">
-    <w:abstractNumId w:val="8"/>
-  </w:num>
-  <w:num w:numId="61" w16cid:durableId="833447710">
-    <w:abstractNumId w:val="14"/>
-  </w:num>
-  <w:num w:numId="62" w16cid:durableId="1808932630">
-    <w:abstractNumId w:val="20"/>
-  </w:num>
-  <w:num w:numId="63" w16cid:durableId="559097706">
-    <w:abstractNumId w:val="31"/>
+  <w:num w:numId="76" w16cid:durableId="1038091827">
+    <w:abstractNumId w:val="71"/>
   </w:num>
 </w:numbering>
 </file>
